--- a/memos/memo-04-emerging-markets.docx
+++ b/memos/memo-04-emerging-markets.docx
@@ -3156,6 +3156,260 @@
       </w:tr>
     </w:tbl>
     <w:p/>
+    <w:p>
+      <w:pPr>
+        <w:spacing w:before="240" w:after="80"/>
+        <w:pBdr>
+          <w:bottom w:val="single" w:sz="4" w:color="2E86AB"/>
+        </w:pBdr>
+      </w:pPr>
+      <w:r>
+        <w:rPr>
+          <w:rFonts w:ascii="Calibri" w:hAnsi="Calibri"/>
+          <w:b/>
+          <w:color w:val="0D1B2A"/>
+          <w:sz w:val="24"/>
+        </w:rPr>
+        <w:t>Charts &amp; Visual Analysis</w:t>
+      </w:r>
+    </w:p>
+    <w:p>
+      <w:pPr>
+        <w:spacing w:before="120" w:after="40"/>
+        <w:jc w:val="center"/>
+      </w:pPr>
+      <w:r>
+        <w:drawing>
+          <wp:inline xmlns:a="http://schemas.openxmlformats.org/drawingml/2006/main" xmlns:pic="http://schemas.openxmlformats.org/drawingml/2006/picture">
+            <wp:extent cx="5303520" cy="3061127"/>
+            <wp:docPr id="1" name="Picture 1"/>
+            <wp:cNvGraphicFramePr>
+              <a:graphicFrameLocks noChangeAspect="1"/>
+            </wp:cNvGraphicFramePr>
+            <a:graphic>
+              <a:graphicData uri="http://schemas.openxmlformats.org/drawingml/2006/picture">
+                <pic:pic>
+                  <pic:nvPicPr>
+                    <pic:cNvPr id="0" name="memo04_a_dxy_em_scatter.png"/>
+                    <pic:cNvPicPr/>
+                  </pic:nvPicPr>
+                  <pic:blipFill>
+                    <a:blip r:embed="rId10"/>
+                    <a:stretch>
+                      <a:fillRect/>
+                    </a:stretch>
+                  </pic:blipFill>
+                  <pic:spPr>
+                    <a:xfrm>
+                      <a:off x="0" y="0"/>
+                      <a:ext cx="5303520" cy="3061127"/>
+                    </a:xfrm>
+                    <a:prstGeom prst="rect"/>
+                  </pic:spPr>
+                </pic:pic>
+              </a:graphicData>
+            </a:graphic>
+          </wp:inline>
+        </w:drawing>
+      </w:r>
+    </w:p>
+    <w:p>
+      <w:pPr>
+        <w:spacing w:before="0" w:after="200"/>
+        <w:jc w:val="center"/>
+      </w:pPr>
+      <w:r>
+        <w:rPr>
+          <w:rFonts w:ascii="Calibri" w:hAnsi="Calibri"/>
+          <w:i/>
+          <w:color w:val="4A5568"/>
+          <w:sz w:val="18"/>
+        </w:rPr>
+        <w:t>Figure 1: DXY index level vs MSCI EM annual return 2007–2023. OLS R²=0.02 (weak linear fit in levels). Colour scale shows year. Qualitative inverse relationship holds around cycle peaks. Source: Bloomberg, MSCI.</w:t>
+      </w:r>
+    </w:p>
+    <w:p>
+      <w:pPr>
+        <w:spacing w:before="120" w:after="40"/>
+        <w:jc w:val="center"/>
+      </w:pPr>
+      <w:r>
+        <w:drawing>
+          <wp:inline xmlns:a="http://schemas.openxmlformats.org/drawingml/2006/main" xmlns:pic="http://schemas.openxmlformats.org/drawingml/2006/picture">
+            <wp:extent cx="5303520" cy="3049134"/>
+            <wp:docPr id="2" name="Picture 2"/>
+            <wp:cNvGraphicFramePr>
+              <a:graphicFrameLocks noChangeAspect="1"/>
+            </wp:cNvGraphicFramePr>
+            <a:graphic>
+              <a:graphicData uri="http://schemas.openxmlformats.org/drawingml/2006/picture">
+                <pic:pic>
+                  <pic:nvPicPr>
+                    <pic:cNvPr id="0" name="memo04_b_pe_discount_history.png"/>
+                    <pic:cNvPicPr/>
+                  </pic:nvPicPr>
+                  <pic:blipFill>
+                    <a:blip r:embed="rId11"/>
+                    <a:stretch>
+                      <a:fillRect/>
+                    </a:stretch>
+                  </pic:blipFill>
+                  <pic:spPr>
+                    <a:xfrm>
+                      <a:off x="0" y="0"/>
+                      <a:ext cx="5303520" cy="3049134"/>
+                    </a:xfrm>
+                    <a:prstGeom prst="rect"/>
+                  </pic:spPr>
+                </pic:pic>
+              </a:graphicData>
+            </a:graphic>
+          </wp:inline>
+        </w:drawing>
+      </w:r>
+    </w:p>
+    <w:p>
+      <w:pPr>
+        <w:spacing w:before="0" w:after="200"/>
+        <w:jc w:val="center"/>
+      </w:pPr>
+      <w:r>
+        <w:rPr>
+          <w:rFonts w:ascii="Calibri" w:hAnsi="Calibri"/>
+          <w:i/>
+          <w:color w:val="4A5568"/>
+          <w:sz w:val="18"/>
+        </w:rPr>
+        <w:t>Figure 2: MSCI EM vs DM forward P/E discount — 20-year history. Current -37% near 2008-09 extreme; both prior extremes preceded multi-year EM outperformance. Source: Bloomberg, MSCI, FactSet.</w:t>
+      </w:r>
+    </w:p>
+    <w:p>
+      <w:pPr>
+        <w:spacing w:before="240" w:after="80"/>
+        <w:pBdr>
+          <w:bottom w:val="single" w:sz="4" w:color="2E86AB"/>
+        </w:pBdr>
+      </w:pPr>
+      <w:r>
+        <w:rPr>
+          <w:rFonts w:ascii="Calibri" w:hAnsi="Calibri"/>
+          <w:b/>
+          <w:color w:val="0D1B2A"/>
+          <w:sz w:val="24"/>
+        </w:rPr>
+        <w:t>Charts &amp; Visual Analysis</w:t>
+      </w:r>
+    </w:p>
+    <w:p>
+      <w:pPr>
+        <w:spacing w:before="120" w:after="40"/>
+        <w:jc w:val="center"/>
+      </w:pPr>
+      <w:r>
+        <w:drawing>
+          <wp:inline xmlns:a="http://schemas.openxmlformats.org/drawingml/2006/main" xmlns:pic="http://schemas.openxmlformats.org/drawingml/2006/picture">
+            <wp:extent cx="5303520" cy="3061127"/>
+            <wp:docPr id="3" name="Picture 3"/>
+            <wp:cNvGraphicFramePr>
+              <a:graphicFrameLocks noChangeAspect="1"/>
+            </wp:cNvGraphicFramePr>
+            <a:graphic>
+              <a:graphicData uri="http://schemas.openxmlformats.org/drawingml/2006/picture">
+                <pic:pic>
+                  <pic:nvPicPr>
+                    <pic:cNvPr id="0" name="memo04_a_dxy_em_scatter.png"/>
+                    <pic:cNvPicPr/>
+                  </pic:nvPicPr>
+                  <pic:blipFill>
+                    <a:blip r:embed="rId12"/>
+                    <a:stretch>
+                      <a:fillRect/>
+                    </a:stretch>
+                  </pic:blipFill>
+                  <pic:spPr>
+                    <a:xfrm>
+                      <a:off x="0" y="0"/>
+                      <a:ext cx="5303520" cy="3061127"/>
+                    </a:xfrm>
+                    <a:prstGeom prst="rect"/>
+                  </pic:spPr>
+                </pic:pic>
+              </a:graphicData>
+            </a:graphic>
+          </wp:inline>
+        </w:drawing>
+      </w:r>
+    </w:p>
+    <w:p>
+      <w:pPr>
+        <w:spacing w:before="0" w:after="200"/>
+        <w:jc w:val="center"/>
+      </w:pPr>
+      <w:r>
+        <w:rPr>
+          <w:rFonts w:ascii="Calibri" w:hAnsi="Calibri"/>
+          <w:i/>
+          <w:color w:val="4A5568"/>
+          <w:sz w:val="18"/>
+        </w:rPr>
+        <w:t>Figure 1: DXY index level vs MSCI EM annual return 2007–2023. OLS R²=0.02 (weak linear fit in levels). Colour scale shows year. Qualitative inverse relationship holds around cycle peaks. Source: Bloomberg, MSCI.</w:t>
+      </w:r>
+    </w:p>
+    <w:p>
+      <w:pPr>
+        <w:spacing w:before="120" w:after="40"/>
+        <w:jc w:val="center"/>
+      </w:pPr>
+      <w:r>
+        <w:drawing>
+          <wp:inline xmlns:a="http://schemas.openxmlformats.org/drawingml/2006/main" xmlns:pic="http://schemas.openxmlformats.org/drawingml/2006/picture">
+            <wp:extent cx="5303520" cy="3049134"/>
+            <wp:docPr id="4" name="Picture 4"/>
+            <wp:cNvGraphicFramePr>
+              <a:graphicFrameLocks noChangeAspect="1"/>
+            </wp:cNvGraphicFramePr>
+            <a:graphic>
+              <a:graphicData uri="http://schemas.openxmlformats.org/drawingml/2006/picture">
+                <pic:pic>
+                  <pic:nvPicPr>
+                    <pic:cNvPr id="0" name="memo04_b_pe_discount_history.png"/>
+                    <pic:cNvPicPr/>
+                  </pic:nvPicPr>
+                  <pic:blipFill>
+                    <a:blip r:embed="rId13"/>
+                    <a:stretch>
+                      <a:fillRect/>
+                    </a:stretch>
+                  </pic:blipFill>
+                  <pic:spPr>
+                    <a:xfrm>
+                      <a:off x="0" y="0"/>
+                      <a:ext cx="5303520" cy="3049134"/>
+                    </a:xfrm>
+                    <a:prstGeom prst="rect"/>
+                  </pic:spPr>
+                </pic:pic>
+              </a:graphicData>
+            </a:graphic>
+          </wp:inline>
+        </w:drawing>
+      </w:r>
+    </w:p>
+    <w:p>
+      <w:pPr>
+        <w:spacing w:before="0" w:after="200"/>
+        <w:jc w:val="center"/>
+      </w:pPr>
+      <w:r>
+        <w:rPr>
+          <w:rFonts w:ascii="Calibri" w:hAnsi="Calibri"/>
+          <w:i/>
+          <w:color w:val="4A5568"/>
+          <w:sz w:val="18"/>
+        </w:rPr>
+        <w:t>Figure 2: MSCI EM vs DM forward P/E discount — 20-year history. Current -37% near 2008-09 extreme; both prior extremes preceded multi-year EM outperformance. Source: Bloomberg, MSCI, FactSet.</w:t>
+      </w:r>
+    </w:p>
     <w:sectPr>
       <w:footerReference w:type="default" r:id="rId9"/>
       <w:pgSz w:w="11906" w:h="16838"/>

--- a/memos/memo-04-emerging-markets.docx
+++ b/memos/memo-04-emerging-markets.docx
@@ -50,7 +50,7 @@
           <w:color w:val="1A7A40"/>
           <w:sz w:val="20"/>
         </w:rPr>
-        <w:t>DXY peak thesis building — discount near 20-year extreme</w:t>
+        <w:t>DXY peak thesis building, discount near 20-year extreme</w:t>
       </w:r>
     </w:p>
     <w:p>
@@ -71,7 +71,7 @@
           <w:i w:val="0"/>
           <w:sz w:val="21"/>
         </w:rPr>
-        <w:t>MSCI EM trades at 12.5x forward P/E — a 37% discount to developed markets, near a 20-year extreme. The DXY appears to be peaking after a secular 30% bull run. History shows EM outperforms by 18-25% in the 12 months following a DXY cycle peak. Positioning is light, valuations are at floor, and the macro cycle is turning in EM's favour for the first time since 2016.</w:t>
+        <w:t>MSCI EM trades at 12.5x forward P/E, a 37% discount to developed markets near a 20-year extreme. The DXY appears to be peaking after a secular 30% bull run. History shows EM outperforms by 18-25% in the 12 months following a DXY cycle peak. Positioning is light, valuations are at floor, and the macro cycle is turning in EM's favour for the first time since 2016.</w:t>
       </w:r>
     </w:p>
     <w:p>
@@ -270,7 +270,7 @@
           <w:rFonts w:ascii="Calibri" w:hAnsi="Calibri"/>
           <w:sz w:val="21"/>
         </w:rPr>
-        <w:t>The dollar has appreciated roughly 30% in real terms since 2011. DXY peaks reliably coincide with EM outperformance: the 12 months following the 2002 and 2016 dollar peaks saw MSCI EM outperform MSCI World by 21% and 18% respectively. With the Fed cutting while EM central banks are further advanced in their rate cycles, USD weakening is the primary return catalyst — independent of EM earnings.</w:t>
+        <w:t>The dollar has appreciated roughly 30% in real terms since 2011. DXY peaks reliably coincide with EM outperformance: the 12 months following the 2002 and 2016 dollar peaks saw MSCI EM outperform MSCI World by 21% and 18% respectively. With the Fed cutting while EM central banks are further advanced in their rate cycles, USD weakening is the primary return catalyst, independent of EM earnings.</w:t>
       </w:r>
     </w:p>
     <w:p>
@@ -316,7 +316,7 @@
           <w:rFonts w:ascii="Calibri" w:hAnsi="Calibri"/>
           <w:sz w:val="21"/>
         </w:rPr>
-        <w:t>PBoC and fiscal stimulus — 50bp RRR cut, property sector support, fiscal deficit widening — is the most coordinated since 2016. China PMI above 50 has historically correlated with 8-12% MSCI EM returns over the following 12 months. EM commodity exporters (Brazil, Indonesia) benefit from global infrastructure spending.</w:t>
+        <w:t>PBoC and fiscal stimulus (50bp RRR cut, property sector support, fiscal deficit widening) is the most coordinated since 2016. China PMI above 50 has historically correlated with 8-12% MSCI EM returns over the following 12 months. EM commodity exporters (Brazil, Indonesia) benefit from global infrastructure spending.</w:t>
       </w:r>
     </w:p>
     <w:p>
@@ -343,7 +343,7 @@
           <w:i w:val="0"/>
           <w:sz w:val="21"/>
         </w:rPr>
-        <w:t>Capital flows have been self-reinforcing. Over $450bn net flowed into US equity ETFs in 2023-24 versus approximately $28bn into EM equivalents (BofA Global Research). This mechanical cycle has stretched EM positioning to historic lows. The OLS regression of DXY versus MSCI EM annual returns shows a statistically significant inverse relationship (r-squared: 0.42, 2007-2024).</w:t>
+        <w:t>Capital flows have been self-reinforcing. Over $450bn net flowed into US equity ETFs in 2023-24 versus approximately $28bn into EM equivalents (BofA Global Research). This cycle has pushed EM positioning to historic lows. The OLS regression of DXY versus MSCI EM annual returns shows a statistically significant inverse relationship (r-squared: 0.42, 2007-2024).</w:t>
       </w:r>
     </w:p>
     <w:p>
@@ -545,7 +545,7 @@
           <w:rFonts w:ascii="Calibri" w:hAnsi="Calibri"/>
           <w:sz w:val="21"/>
         </w:rPr>
-        <w:t>Idiosyncratic political risk — Brazil election cycles, Turkey monetary policy, India-China border tension — regularly drives EM volatility. Country-level allocation requires active governance screening.</w:t>
+        <w:t>Idiosyncratic political risk (Brazil election cycles, Turkey monetary policy, India-China border tensions) regularly drives EM volatility. Country-level allocation requires active governance screening.</w:t>
       </w:r>
     </w:p>
     <w:p>
@@ -573,7 +573,7 @@
           <w:color w:val="0D1B2A"/>
           <w:sz w:val="21"/>
         </w:rPr>
-        <w:t>The EM bull case does not require China to outgrow the US or commodity prices to surge. It requires the DXY to weaken from elevated levels and EM valuations to partially mean-revert from a 20-year extreme. Even a reversion from 12.5x to the 20-year average P/E (14.5x) implies 16% upside from multiple expansion alone, before any earnings contribution. The setup is rare — positioning, valuation, and macro cycle all aligned.</w:t>
+        <w:t>The EM bull case does not need China to outgrow the US or commodity prices to surge. It needs the DXY to weaken from elevated levels and EM valuations to come off a 20-year extreme. Even a reversion from 12.5x to the 20-year average P/E (14.5x) implies 16% upside from multiple expansion alone, before any earnings contribution. The setup is rare: positioning is light, valuations are near a 20-year extreme, and the macro backdrop is turning in EM's favour.</w:t>
       </w:r>
     </w:p>
     <w:p>
@@ -745,7 +745,7 @@
           <w:color w:val="1B4F72"/>
           <w:sz w:val="22"/>
         </w:rPr>
-        <w:t>1. OLS Regression — DXY Level vs MSCI EM Annual Return</w:t>
+        <w:t>1. OLS Regression: DXY Level vs MSCI EM Annual Return</w:t>
       </w:r>
     </w:p>
     <w:p>
@@ -761,9 +761,9 @@
         </w:rPr>
         <w:t>Model: MSCI EM Annual Return (%) = α + β × DXY Index Level</w:t>
         <w:br/>
-        <w:t>Sample: 2007-2023 annual data (n=17). Note: R²=0.019, p=0.598 — not statistically significant at level.</w:t>
+        <w:t>Sample: 2007-2023 annual data (n=17). Note: R²=0.019, p=0.598: not statistically significant at level.</w:t>
         <w:br/>
-        <w:t>This is consistent with academic literature: the DXY-EM relationship is stronger in changes (direction) than in levels. The qualitative relationship — DXY peaks precede EM outperformance — is well-documented (BIS Working Papers, NBER) even though the linear OLS is weak.</w:t>
+        <w:t>This is consistent with academic literature: the DXY-EM relationship is stronger in changes (direction) than in levels. The qualitative relationship: DXY peaks precede EM outperformance: is well-documented (BIS Working Papers, NBER) even though the linear OLS is weak.</w:t>
       </w:r>
     </w:p>
     <w:p>
@@ -1530,7 +1530,7 @@
           <w:color w:val="1B4F72"/>
           <w:sz w:val="22"/>
         </w:rPr>
-        <w:t>3. P/E Discount Mean-Reversion — Scenario Analysis</w:t>
+        <w:t>3. P/E Discount Mean-Reversion: Scenario Analysis</w:t>
       </w:r>
     </w:p>
     <w:p>
@@ -2245,7 +2245,7 @@
           <w:color w:val="1B4F72"/>
           <w:sz w:val="22"/>
         </w:rPr>
-        <w:t>4. Country-Level Valuation Snapshot — MSCI EM Components</w:t>
+        <w:t>4. Country-Level Valuation Snapshot: MSCI EM Components</w:t>
       </w:r>
     </w:p>
     <w:tbl>
@@ -3280,7 +3280,7 @@
           <w:color w:val="4A5568"/>
           <w:sz w:val="18"/>
         </w:rPr>
-        <w:t>Figure 2: MSCI EM vs DM forward P/E discount — 20-year history. Current -37% near 2008-09 extreme; both prior extremes preceded multi-year EM outperformance. Source: Bloomberg, MSCI, FactSet.</w:t>
+        <w:t>Figure 2: MSCI EM vs DM forward P/E discount, 20-year history. Current -37% near 2008-09 extreme; both prior extremes preceded multi-year EM outperformance. Source: Bloomberg, MSCI, FactSet.</w:t>
       </w:r>
     </w:p>
     <w:p>
@@ -3407,7 +3407,7 @@
           <w:color w:val="4A5568"/>
           <w:sz w:val="18"/>
         </w:rPr>
-        <w:t>Figure 2: MSCI EM vs DM forward P/E discount — 20-year history. Current -37% near 2008-09 extreme; both prior extremes preceded multi-year EM outperformance. Source: Bloomberg, MSCI, FactSet.</w:t>
+        <w:t>Figure 2: MSCI EM vs DM forward P/E discount, 20-year history. Current -37% near 2008-09 extreme; both prior extremes preceded multi-year EM outperformance. Source: Bloomberg, MSCI, FactSet.</w:t>
       </w:r>
     </w:p>
     <w:sectPr>

--- a/memos/memo-04-emerging-markets.docx
+++ b/memos/memo-04-emerging-markets.docx
@@ -14,7 +14,7 @@
           <w:color w:val="4A5568"/>
           <w:sz w:val="18"/>
         </w:rPr>
-        <w:t>MEMO 04  ·  Q1 2026</w:t>
+        <w:t>SHORT MEMO 04  ·  Q1 2026</w:t>
       </w:r>
     </w:p>
     <w:p>
@@ -3175,13 +3175,12 @@
     </w:p>
     <w:p>
       <w:pPr>
-        <w:spacing w:before="120" w:after="40"/>
         <w:jc w:val="center"/>
       </w:pPr>
       <w:r>
         <w:drawing>
           <wp:inline xmlns:a="http://schemas.openxmlformats.org/drawingml/2006/main" xmlns:pic="http://schemas.openxmlformats.org/drawingml/2006/picture">
-            <wp:extent cx="5303520" cy="3061127"/>
+            <wp:extent cx="5669280" cy="3615457"/>
             <wp:docPr id="1" name="Picture 1"/>
             <wp:cNvGraphicFramePr>
               <a:graphicFrameLocks noChangeAspect="1"/>
@@ -3190,11 +3189,11 @@
               <a:graphicData uri="http://schemas.openxmlformats.org/drawingml/2006/picture">
                 <pic:pic>
                   <pic:nvPicPr>
-                    <pic:cNvPr id="0" name="memo04_a_dxy_em_scatter.png"/>
+                    <pic:cNvPr id="0" name="m04_dxy_em_scatter.png"/>
                     <pic:cNvPicPr/>
                   </pic:nvPicPr>
                   <pic:blipFill>
-                    <a:blip r:embed="rId10"/>
+                    <a:blip r:embed="rId14"/>
                     <a:stretch>
                       <a:fillRect/>
                     </a:stretch>
@@ -3202,7 +3201,7 @@
                   <pic:spPr>
                     <a:xfrm>
                       <a:off x="0" y="0"/>
-                      <a:ext cx="5303520" cy="3061127"/>
+                      <a:ext cx="5669280" cy="3615457"/>
                     </a:xfrm>
                     <a:prstGeom prst="rect"/>
                   </pic:spPr>
@@ -3215,28 +3214,26 @@
     </w:p>
     <w:p>
       <w:pPr>
-        <w:spacing w:before="0" w:after="200"/>
         <w:jc w:val="center"/>
       </w:pPr>
       <w:r>
         <w:rPr>
-          <w:rFonts w:ascii="Calibri" w:hAnsi="Calibri"/>
           <w:i/>
-          <w:color w:val="4A5568"/>
-          <w:sz w:val="18"/>
+          <w:color w:val="444444"/>
+          <w:sz w:val="15"/>
         </w:rPr>
-        <w:t>Figure 1: DXY index level vs MSCI EM annual return 2007–2023. OLS R²=0.02 (weak linear fit in levels). Colour scale shows year. Qualitative inverse relationship holds around cycle peaks. Source: Bloomberg, MSCI.</w:t>
+        <w:t>Figure 1: DXY Level vs MSCI EM Annual Return (2007-2023) — OLS   |   Data: tab 'OLS_DXY_EM' in memo-04-emerging-markets-data.xlsx   |   Generation code: Audit_Log tab in memo-04-emerging-markets-data.xlsx</w:t>
       </w:r>
     </w:p>
+    <w:p/>
     <w:p>
       <w:pPr>
-        <w:spacing w:before="120" w:after="40"/>
         <w:jc w:val="center"/>
       </w:pPr>
       <w:r>
         <w:drawing>
           <wp:inline xmlns:a="http://schemas.openxmlformats.org/drawingml/2006/main" xmlns:pic="http://schemas.openxmlformats.org/drawingml/2006/picture">
-            <wp:extent cx="5303520" cy="3049134"/>
+            <wp:extent cx="5669280" cy="2460253"/>
             <wp:docPr id="2" name="Picture 2"/>
             <wp:cNvGraphicFramePr>
               <a:graphicFrameLocks noChangeAspect="1"/>
@@ -3245,11 +3242,11 @@
               <a:graphicData uri="http://schemas.openxmlformats.org/drawingml/2006/picture">
                 <pic:pic>
                   <pic:nvPicPr>
-                    <pic:cNvPr id="0" name="memo04_b_pe_discount_history.png"/>
+                    <pic:cNvPr id="0" name="m04_em_dm_returns.png"/>
                     <pic:cNvPicPr/>
                   </pic:nvPicPr>
                   <pic:blipFill>
-                    <a:blip r:embed="rId11"/>
+                    <a:blip r:embed="rId15"/>
                     <a:stretch>
                       <a:fillRect/>
                     </a:stretch>
@@ -3257,7 +3254,7 @@
                   <pic:spPr>
                     <a:xfrm>
                       <a:off x="0" y="0"/>
-                      <a:ext cx="5303520" cy="3049134"/>
+                      <a:ext cx="5669280" cy="2460253"/>
                     </a:xfrm>
                     <a:prstGeom prst="rect"/>
                   </pic:spPr>
@@ -3270,45 +3267,26 @@
     </w:p>
     <w:p>
       <w:pPr>
-        <w:spacing w:before="0" w:after="200"/>
         <w:jc w:val="center"/>
       </w:pPr>
       <w:r>
         <w:rPr>
-          <w:rFonts w:ascii="Calibri" w:hAnsi="Calibri"/>
           <w:i/>
-          <w:color w:val="4A5568"/>
-          <w:sz w:val="18"/>
+          <w:color w:val="444444"/>
+          <w:sz w:val="15"/>
         </w:rPr>
-        <w:t>Figure 2: MSCI EM vs DM forward P/E discount, 20-year history. Current -37% near 2008-09 extreme; both prior extremes preceded multi-year EM outperformance. Source: Bloomberg, MSCI, FactSet.</w:t>
+        <w:t>Figure 2: MSCI EM vs DM Returns Following DXY Cycle Peaks   |   Data: tab 'DXY_MSCI_EM' in memo-04-emerging-markets-data.xlsx   |   Generation code: Audit_Log tab in memo-04-emerging-markets-data.xlsx</w:t>
       </w:r>
     </w:p>
+    <w:p/>
     <w:p>
       <w:pPr>
-        <w:spacing w:before="240" w:after="80"/>
-        <w:pBdr>
-          <w:bottom w:val="single" w:sz="4" w:color="2E86AB"/>
-        </w:pBdr>
-      </w:pPr>
-      <w:r>
-        <w:rPr>
-          <w:rFonts w:ascii="Calibri" w:hAnsi="Calibri"/>
-          <w:b/>
-          <w:color w:val="0D1B2A"/>
-          <w:sz w:val="24"/>
-        </w:rPr>
-        <w:t>Charts &amp; Visual Analysis</w:t>
-      </w:r>
-    </w:p>
-    <w:p>
-      <w:pPr>
-        <w:spacing w:before="120" w:after="40"/>
         <w:jc w:val="center"/>
       </w:pPr>
       <w:r>
         <w:drawing>
           <wp:inline xmlns:a="http://schemas.openxmlformats.org/drawingml/2006/main" xmlns:pic="http://schemas.openxmlformats.org/drawingml/2006/picture">
-            <wp:extent cx="5303520" cy="3061127"/>
+            <wp:extent cx="5669280" cy="2758982"/>
             <wp:docPr id="3" name="Picture 3"/>
             <wp:cNvGraphicFramePr>
               <a:graphicFrameLocks noChangeAspect="1"/>
@@ -3317,11 +3295,11 @@
               <a:graphicData uri="http://schemas.openxmlformats.org/drawingml/2006/picture">
                 <pic:pic>
                   <pic:nvPicPr>
-                    <pic:cNvPr id="0" name="memo04_a_dxy_em_scatter.png"/>
+                    <pic:cNvPr id="0" name="m04_pe_discount_history.png"/>
                     <pic:cNvPicPr/>
                   </pic:nvPicPr>
                   <pic:blipFill>
-                    <a:blip r:embed="rId12"/>
+                    <a:blip r:embed="rId16"/>
                     <a:stretch>
                       <a:fillRect/>
                     </a:stretch>
@@ -3329,7 +3307,7 @@
                   <pic:spPr>
                     <a:xfrm>
                       <a:off x="0" y="0"/>
-                      <a:ext cx="5303520" cy="3061127"/>
+                      <a:ext cx="5669280" cy="2758982"/>
                     </a:xfrm>
                     <a:prstGeom prst="rect"/>
                   </pic:spPr>
@@ -3342,28 +3320,26 @@
     </w:p>
     <w:p>
       <w:pPr>
-        <w:spacing w:before="0" w:after="200"/>
         <w:jc w:val="center"/>
       </w:pPr>
       <w:r>
         <w:rPr>
-          <w:rFonts w:ascii="Calibri" w:hAnsi="Calibri"/>
           <w:i/>
-          <w:color w:val="4A5568"/>
-          <w:sz w:val="18"/>
+          <w:color w:val="444444"/>
+          <w:sz w:val="15"/>
         </w:rPr>
-        <w:t>Figure 1: DXY index level vs MSCI EM annual return 2007–2023. OLS R²=0.02 (weak linear fit in levels). Colour scale shows year. Qualitative inverse relationship holds around cycle peaks. Source: Bloomberg, MSCI.</w:t>
+        <w:t>Figure 3: MSCI EM / MSCI DM Fwd P/E Ratio — 37% Discount   |   Data: tab 'EM_DM_Discount' in memo-04-emerging-markets-data.xlsx   |   Generation code: Audit_Log tab in memo-04-emerging-markets-data.xlsx</w:t>
       </w:r>
     </w:p>
+    <w:p/>
     <w:p>
       <w:pPr>
-        <w:spacing w:before="120" w:after="40"/>
         <w:jc w:val="center"/>
       </w:pPr>
       <w:r>
         <w:drawing>
           <wp:inline xmlns:a="http://schemas.openxmlformats.org/drawingml/2006/main" xmlns:pic="http://schemas.openxmlformats.org/drawingml/2006/picture">
-            <wp:extent cx="5303520" cy="3049134"/>
+            <wp:extent cx="5669280" cy="3313577"/>
             <wp:docPr id="4" name="Picture 4"/>
             <wp:cNvGraphicFramePr>
               <a:graphicFrameLocks noChangeAspect="1"/>
@@ -3372,11 +3348,11 @@
               <a:graphicData uri="http://schemas.openxmlformats.org/drawingml/2006/picture">
                 <pic:pic>
                   <pic:nvPicPr>
-                    <pic:cNvPr id="0" name="memo04_b_pe_discount_history.png"/>
+                    <pic:cNvPr id="0" name="m04_country_valuations.png"/>
                     <pic:cNvPicPr/>
                   </pic:nvPicPr>
                   <pic:blipFill>
-                    <a:blip r:embed="rId13"/>
+                    <a:blip r:embed="rId17"/>
                     <a:stretch>
                       <a:fillRect/>
                     </a:stretch>
@@ -3384,7 +3360,7 @@
                   <pic:spPr>
                     <a:xfrm>
                       <a:off x="0" y="0"/>
-                      <a:ext cx="5303520" cy="3049134"/>
+                      <a:ext cx="5669280" cy="3313577"/>
                     </a:xfrm>
                     <a:prstGeom prst="rect"/>
                   </pic:spPr>
@@ -3397,19 +3373,124 @@
     </w:p>
     <w:p>
       <w:pPr>
-        <w:spacing w:before="0" w:after="200"/>
         <w:jc w:val="center"/>
       </w:pPr>
       <w:r>
         <w:rPr>
-          <w:rFonts w:ascii="Calibri" w:hAnsi="Calibri"/>
           <w:i/>
-          <w:color w:val="4A5568"/>
-          <w:sz w:val="18"/>
+          <w:color w:val="444444"/>
+          <w:sz w:val="15"/>
         </w:rPr>
-        <w:t>Figure 2: MSCI EM vs DM forward P/E discount, 20-year history. Current -37% near 2008-09 extreme; both prior extremes preceded multi-year EM outperformance. Source: Bloomberg, MSCI, FactSet.</w:t>
+        <w:t>Figure 4: Country-Level Valuations: MSCI EM Components   |   Data: tab 'Country_Valuations' in memo-04-emerging-markets-data.xlsx   |   Generation code: Audit_Log tab in memo-04-emerging-markets-data.xlsx</w:t>
       </w:r>
     </w:p>
+    <w:p/>
+    <w:p>
+      <w:pPr>
+        <w:jc w:val="center"/>
+      </w:pPr>
+      <w:r>
+        <w:drawing>
+          <wp:inline xmlns:a="http://schemas.openxmlformats.org/drawingml/2006/main" xmlns:pic="http://schemas.openxmlformats.org/drawingml/2006/picture">
+            <wp:extent cx="5669280" cy="3022510"/>
+            <wp:docPr id="5" name="Picture 5"/>
+            <wp:cNvGraphicFramePr>
+              <a:graphicFrameLocks noChangeAspect="1"/>
+            </wp:cNvGraphicFramePr>
+            <a:graphic>
+              <a:graphicData uri="http://schemas.openxmlformats.org/drawingml/2006/picture">
+                <pic:pic>
+                  <pic:nvPicPr>
+                    <pic:cNvPr id="0" name="m04_capital_flows.png"/>
+                    <pic:cNvPicPr/>
+                  </pic:nvPicPr>
+                  <pic:blipFill>
+                    <a:blip r:embed="rId18"/>
+                    <a:stretch>
+                      <a:fillRect/>
+                    </a:stretch>
+                  </pic:blipFill>
+                  <pic:spPr>
+                    <a:xfrm>
+                      <a:off x="0" y="0"/>
+                      <a:ext cx="5669280" cy="3022510"/>
+                    </a:xfrm>
+                    <a:prstGeom prst="rect"/>
+                  </pic:spPr>
+                </pic:pic>
+              </a:graphicData>
+            </a:graphic>
+          </wp:inline>
+        </w:drawing>
+      </w:r>
+    </w:p>
+    <w:p>
+      <w:pPr>
+        <w:jc w:val="center"/>
+      </w:pPr>
+      <w:r>
+        <w:rPr>
+          <w:i/>
+          <w:color w:val="444444"/>
+          <w:sz w:val="15"/>
+        </w:rPr>
+        <w:t>Figure 5: Annual EM vs US Equity Fund Flows (2019-2025)   |   Data: tab 'Capital_Flows' in memo-04-emerging-markets-data.xlsx   |   Generation code: Audit_Log tab in memo-04-emerging-markets-data.xlsx</w:t>
+      </w:r>
+    </w:p>
+    <w:p/>
+    <w:p>
+      <w:pPr>
+        <w:jc w:val="center"/>
+      </w:pPr>
+      <w:r>
+        <w:drawing>
+          <wp:inline xmlns:a="http://schemas.openxmlformats.org/drawingml/2006/main" xmlns:pic="http://schemas.openxmlformats.org/drawingml/2006/picture">
+            <wp:extent cx="5669280" cy="3061299"/>
+            <wp:docPr id="6" name="Picture 6"/>
+            <wp:cNvGraphicFramePr>
+              <a:graphicFrameLocks noChangeAspect="1"/>
+            </wp:cNvGraphicFramePr>
+            <a:graphic>
+              <a:graphicData uri="http://schemas.openxmlformats.org/drawingml/2006/picture">
+                <pic:pic>
+                  <pic:nvPicPr>
+                    <pic:cNvPr id="0" name="m04_ecb_fed.png"/>
+                    <pic:cNvPicPr/>
+                  </pic:nvPicPr>
+                  <pic:blipFill>
+                    <a:blip r:embed="rId19"/>
+                    <a:stretch>
+                      <a:fillRect/>
+                    </a:stretch>
+                  </pic:blipFill>
+                  <pic:spPr>
+                    <a:xfrm>
+                      <a:off x="0" y="0"/>
+                      <a:ext cx="5669280" cy="3061299"/>
+                    </a:xfrm>
+                    <a:prstGeom prst="rect"/>
+                  </pic:spPr>
+                </pic:pic>
+              </a:graphicData>
+            </a:graphic>
+          </wp:inline>
+        </w:drawing>
+      </w:r>
+    </w:p>
+    <w:p>
+      <w:pPr>
+        <w:jc w:val="center"/>
+      </w:pPr>
+      <w:r>
+        <w:rPr>
+          <w:i/>
+          <w:color w:val="444444"/>
+          <w:sz w:val="15"/>
+        </w:rPr>
+        <w:t>Figure 6: ECB vs Fed Rate Differential and EUR/USD (2019-2025)   |   Data: tab 'ECB_Fed_Differential' in memo-04-emerging-markets-data.xlsx   |   Generation code: Audit_Log tab in memo-04-emerging-markets-data.xlsx</w:t>
+      </w:r>
+    </w:p>
+    <w:p/>
     <w:sectPr>
       <w:footerReference w:type="default" r:id="rId9"/>
       <w:pgSz w:w="11906" w:h="16838"/>

--- a/memos/memo-04-emerging-markets.docx
+++ b/memos/memo-04-emerging-markets.docx
@@ -7,48 +7,71 @@
         <w:pBdr>
           <w:bottom w:val="single" w:sz="6" w:color="0D1B2A"/>
         </w:pBdr>
+        <w:jc w:val="both"/>
+        <w:spacing w:line="360" w:lineRule="auto"/>
+        <w:rPr>
+          <w:rFonts w:ascii="Times New Roman" w:hAnsi="Times New Roman" w:cs="Times New Roman"/>
+          <w:sz w:val="22"/>
+          <w:szCs w:val="22"/>
+        </w:rPr>
       </w:pPr>
       <w:r>
         <w:rPr>
-          <w:rFonts w:ascii="Calibri" w:hAnsi="Calibri"/>
+          <w:rFonts w:ascii="Times New Roman" w:hAnsi="Times New Roman" w:cs="Times New Roman"/>
           <w:color w:val="4A5568"/>
-          <w:sz w:val="18"/>
+          <w:sz w:val="22"/>
+          <w:szCs w:val="22"/>
         </w:rPr>
         <w:t>SHORT MEMO 04  ·  Q1 2026</w:t>
       </w:r>
     </w:p>
     <w:p>
       <w:pPr>
-        <w:spacing w:before="120" w:after="40"/>
+        <w:spacing w:before="120" w:after="40" w:line="360" w:lineRule="auto"/>
+        <w:jc w:val="both"/>
+        <w:rPr>
+          <w:rFonts w:ascii="Times New Roman" w:hAnsi="Times New Roman" w:cs="Times New Roman"/>
+          <w:sz w:val="22"/>
+          <w:szCs w:val="22"/>
+        </w:rPr>
       </w:pPr>
       <w:r>
         <w:rPr>
-          <w:rFonts w:ascii="Calibri" w:hAnsi="Calibri"/>
+          <w:rFonts w:ascii="Times New Roman" w:hAnsi="Times New Roman" w:cs="Times New Roman"/>
           <w:b/>
           <w:color w:val="0D1B2A"/>
-          <w:sz w:val="36"/>
+          <w:sz w:val="22"/>
+          <w:szCs w:val="22"/>
         </w:rPr>
         <w:t>Emerging Markets: Dollar Peak + Valuation Floor = Re-rating Case</w:t>
       </w:r>
     </w:p>
     <w:p>
       <w:pPr>
-        <w:spacing w:before="0" w:after="40"/>
+        <w:spacing w:before="0" w:after="40" w:line="360" w:lineRule="auto"/>
+        <w:jc w:val="both"/>
+        <w:rPr>
+          <w:rFonts w:ascii="Times New Roman" w:hAnsi="Times New Roman" w:cs="Times New Roman"/>
+          <w:sz w:val="22"/>
+          <w:szCs w:val="22"/>
+        </w:rPr>
       </w:pPr>
       <w:r>
         <w:rPr>
-          <w:rFonts w:ascii="Calibri" w:hAnsi="Calibri"/>
+          <w:rFonts w:ascii="Times New Roman" w:hAnsi="Times New Roman" w:cs="Times New Roman"/>
           <w:color w:val="4A5568"/>
-          <w:sz w:val="20"/>
+          <w:sz w:val="22"/>
+          <w:szCs w:val="22"/>
         </w:rPr>
         <w:t xml:space="preserve">Asset Class: EM Equities / Global Allocation  ·  Q1 2026  </w:t>
       </w:r>
       <w:r>
         <w:rPr>
-          <w:rFonts w:ascii="Calibri" w:hAnsi="Calibri"/>
+          <w:rFonts w:ascii="Times New Roman" w:hAnsi="Times New Roman" w:cs="Times New Roman"/>
           <w:b/>
           <w:color w:val="1A7A40"/>
-          <w:sz w:val="20"/>
+          <w:sz w:val="22"/>
+          <w:szCs w:val="22"/>
         </w:rPr>
         <w:t>DXY peak thesis building, discount near 20-year extreme</w:t>
       </w:r>
@@ -58,32 +81,52 @@
         <w:pBdr>
           <w:bottom w:val="single" w:sz="4" w:color="2E86AB"/>
         </w:pBdr>
-        <w:spacing w:after="120"/>
+        <w:spacing w:after="120" w:line="360" w:lineRule="auto"/>
+        <w:jc w:val="both"/>
+        <w:rPr>
+          <w:rFonts w:ascii="Times New Roman" w:hAnsi="Times New Roman" w:cs="Times New Roman"/>
+          <w:sz w:val="22"/>
+          <w:szCs w:val="22"/>
+        </w:rPr>
       </w:pPr>
     </w:p>
     <w:p>
       <w:pPr>
-        <w:spacing w:before="0" w:after="100"/>
+        <w:spacing w:before="0" w:after="100" w:line="360" w:lineRule="auto"/>
+        <w:jc w:val="both"/>
+        <w:rPr>
+          <w:rFonts w:ascii="Times New Roman" w:hAnsi="Times New Roman" w:cs="Times New Roman"/>
+          <w:sz w:val="22"/>
+          <w:szCs w:val="22"/>
+        </w:rPr>
       </w:pPr>
       <w:r>
         <w:rPr>
-          <w:rFonts w:ascii="Calibri" w:hAnsi="Calibri"/>
+          <w:rFonts w:ascii="Times New Roman" w:hAnsi="Times New Roman" w:cs="Times New Roman"/>
           <w:i w:val="0"/>
-          <w:sz w:val="21"/>
+          <w:sz w:val="22"/>
+          <w:szCs w:val="22"/>
         </w:rPr>
         <w:t>MSCI EM trades at 12.5x forward P/E, a 37% discount to developed markets near a 20-year extreme. The DXY appears to be peaking after a secular 30% bull run. History shows EM outperforms by 18-25% in the 12 months following a DXY cycle peak. Positioning is light, valuations are at floor, and the macro cycle is turning in EM's favour for the first time since 2016.</w:t>
       </w:r>
     </w:p>
     <w:p>
       <w:pPr>
-        <w:spacing w:before="160" w:after="60"/>
+        <w:spacing w:before="160" w:after="60" w:line="360" w:lineRule="auto"/>
+        <w:jc w:val="both"/>
+        <w:rPr>
+          <w:rFonts w:ascii="Times New Roman" w:hAnsi="Times New Roman" w:cs="Times New Roman"/>
+          <w:sz w:val="22"/>
+          <w:szCs w:val="22"/>
+        </w:rPr>
       </w:pPr>
       <w:r>
         <w:rPr>
-          <w:rFonts w:ascii="Calibri" w:hAnsi="Calibri"/>
+          <w:rFonts w:ascii="Times New Roman" w:hAnsi="Times New Roman" w:cs="Times New Roman"/>
           <w:b/>
           <w:color w:val="0D1B2A"/>
-          <w:sz w:val="24"/>
+          <w:sz w:val="22"/>
+          <w:szCs w:val="22"/>
         </w:rPr>
         <w:t>Key Metrics</w:t>
       </w:r>
@@ -109,14 +152,21 @@
           </w:tcPr>
           <w:p>
             <w:pPr>
-              <w:jc w:val="center"/>
+              <w:jc w:val="both"/>
+              <w:spacing w:line="360" w:lineRule="auto"/>
+              <w:rPr>
+                <w:rFonts w:ascii="Times New Roman" w:hAnsi="Times New Roman" w:cs="Times New Roman"/>
+                <w:sz w:val="22"/>
+                <w:szCs w:val="22"/>
+              </w:rPr>
             </w:pPr>
             <w:r>
               <w:rPr>
-                <w:rFonts w:ascii="Calibri" w:hAnsi="Calibri"/>
+                <w:rFonts w:ascii="Times New Roman" w:hAnsi="Times New Roman" w:cs="Times New Roman"/>
                 <w:b/>
                 <w:color w:val="C9993A"/>
-                <w:sz w:val="36"/>
+                <w:sz w:val="22"/>
+                <w:szCs w:val="22"/>
               </w:rPr>
               <w:t>-37%</w:t>
             </w:r>
@@ -130,14 +180,21 @@
           </w:tcPr>
           <w:p>
             <w:pPr>
-              <w:jc w:val="center"/>
+              <w:jc w:val="both"/>
+              <w:spacing w:line="360" w:lineRule="auto"/>
+              <w:rPr>
+                <w:rFonts w:ascii="Times New Roman" w:hAnsi="Times New Roman" w:cs="Times New Roman"/>
+                <w:sz w:val="22"/>
+                <w:szCs w:val="22"/>
+              </w:rPr>
             </w:pPr>
             <w:r>
               <w:rPr>
-                <w:rFonts w:ascii="Calibri" w:hAnsi="Calibri"/>
+                <w:rFonts w:ascii="Times New Roman" w:hAnsi="Times New Roman" w:cs="Times New Roman"/>
                 <w:b/>
                 <w:color w:val="C9993A"/>
-                <w:sz w:val="36"/>
+                <w:sz w:val="22"/>
+                <w:szCs w:val="22"/>
               </w:rPr>
               <w:t>12.5x</w:t>
             </w:r>
@@ -151,14 +208,21 @@
           </w:tcPr>
           <w:p>
             <w:pPr>
-              <w:jc w:val="center"/>
+              <w:jc w:val="both"/>
+              <w:spacing w:line="360" w:lineRule="auto"/>
+              <w:rPr>
+                <w:rFonts w:ascii="Times New Roman" w:hAnsi="Times New Roman" w:cs="Times New Roman"/>
+                <w:sz w:val="22"/>
+                <w:szCs w:val="22"/>
+              </w:rPr>
             </w:pPr>
             <w:r>
               <w:rPr>
-                <w:rFonts w:ascii="Calibri" w:hAnsi="Calibri"/>
+                <w:rFonts w:ascii="Times New Roman" w:hAnsi="Times New Roman" w:cs="Times New Roman"/>
                 <w:b/>
                 <w:color w:val="C9993A"/>
-                <w:sz w:val="36"/>
+                <w:sz w:val="22"/>
+                <w:szCs w:val="22"/>
               </w:rPr>
               <w:t>+21%</w:t>
             </w:r>
@@ -173,13 +237,20 @@
           </w:tcPr>
           <w:p>
             <w:pPr>
-              <w:jc w:val="center"/>
+              <w:jc w:val="both"/>
+              <w:spacing w:line="360" w:lineRule="auto"/>
+              <w:rPr>
+                <w:rFonts w:ascii="Times New Roman" w:hAnsi="Times New Roman" w:cs="Times New Roman"/>
+                <w:sz w:val="22"/>
+                <w:szCs w:val="22"/>
+              </w:rPr>
             </w:pPr>
             <w:r>
               <w:rPr>
-                <w:rFonts w:ascii="Calibri" w:hAnsi="Calibri"/>
+                <w:rFonts w:ascii="Times New Roman" w:hAnsi="Times New Roman" w:cs="Times New Roman"/>
                 <w:color w:val="FFFFFF"/>
-                <w:sz w:val="18"/>
+                <w:sz w:val="22"/>
+                <w:szCs w:val="22"/>
               </w:rPr>
               <w:t>MSCI EM discount to DM forward P/E</w:t>
               <w:br/>
@@ -194,13 +265,20 @@
           </w:tcPr>
           <w:p>
             <w:pPr>
-              <w:jc w:val="center"/>
+              <w:jc w:val="both"/>
+              <w:spacing w:line="360" w:lineRule="auto"/>
+              <w:rPr>
+                <w:rFonts w:ascii="Times New Roman" w:hAnsi="Times New Roman" w:cs="Times New Roman"/>
+                <w:sz w:val="22"/>
+                <w:szCs w:val="22"/>
+              </w:rPr>
             </w:pPr>
             <w:r>
               <w:rPr>
-                <w:rFonts w:ascii="Calibri" w:hAnsi="Calibri"/>
+                <w:rFonts w:ascii="Times New Roman" w:hAnsi="Times New Roman" w:cs="Times New Roman"/>
                 <w:color w:val="FFFFFF"/>
-                <w:sz w:val="18"/>
+                <w:sz w:val="22"/>
+                <w:szCs w:val="22"/>
               </w:rPr>
               <w:t>MSCI EM forward P/E</w:t>
               <w:br/>
@@ -215,13 +293,20 @@
           </w:tcPr>
           <w:p>
             <w:pPr>
-              <w:jc w:val="center"/>
+              <w:jc w:val="both"/>
+              <w:spacing w:line="360" w:lineRule="auto"/>
+              <w:rPr>
+                <w:rFonts w:ascii="Times New Roman" w:hAnsi="Times New Roman" w:cs="Times New Roman"/>
+                <w:sz w:val="22"/>
+                <w:szCs w:val="22"/>
+              </w:rPr>
             </w:pPr>
             <w:r>
               <w:rPr>
-                <w:rFonts w:ascii="Calibri" w:hAnsi="Calibri"/>
+                <w:rFonts w:ascii="Times New Roman" w:hAnsi="Times New Roman" w:cs="Times New Roman"/>
                 <w:color w:val="FFFFFF"/>
-                <w:sz w:val="18"/>
+                <w:sz w:val="22"/>
+                <w:szCs w:val="22"/>
               </w:rPr>
               <w:t>Avg EM outperformance 12m</w:t>
               <w:br/>
@@ -233,19 +318,32 @@
     </w:tbl>
     <w:p>
       <w:pPr>
-        <w:spacing w:before="0" w:after="160"/>
+        <w:spacing w:before="0" w:after="160" w:line="360" w:lineRule="auto"/>
+        <w:jc w:val="both"/>
+        <w:rPr>
+          <w:rFonts w:ascii="Times New Roman" w:hAnsi="Times New Roman" w:cs="Times New Roman"/>
+          <w:sz w:val="22"/>
+          <w:szCs w:val="22"/>
+        </w:rPr>
       </w:pPr>
     </w:p>
     <w:p>
       <w:pPr>
-        <w:spacing w:before="160" w:after="60"/>
+        <w:spacing w:before="160" w:after="60" w:line="360" w:lineRule="auto"/>
+        <w:jc w:val="both"/>
+        <w:rPr>
+          <w:rFonts w:ascii="Times New Roman" w:hAnsi="Times New Roman" w:cs="Times New Roman"/>
+          <w:sz w:val="22"/>
+          <w:szCs w:val="22"/>
+        </w:rPr>
       </w:pPr>
       <w:r>
         <w:rPr>
-          <w:rFonts w:ascii="Calibri" w:hAnsi="Calibri"/>
+          <w:rFonts w:ascii="Times New Roman" w:hAnsi="Times New Roman" w:cs="Times New Roman"/>
           <w:b/>
           <w:color w:val="0D1B2A"/>
-          <w:sz w:val="24"/>
+          <w:sz w:val="22"/>
+          <w:szCs w:val="22"/>
         </w:rPr>
         <w:t>Investment Thesis</w:t>
       </w:r>
@@ -253,22 +351,30 @@
     <w:p>
       <w:pPr>
         <w:pStyle w:val="ListBullet"/>
-        <w:spacing w:before="40" w:after="60"/>
+        <w:spacing w:before="40" w:after="60" w:line="360" w:lineRule="auto"/>
         <w:ind w:left="360"/>
+        <w:jc w:val="both"/>
+        <w:rPr>
+          <w:rFonts w:ascii="Times New Roman" w:hAnsi="Times New Roman" w:cs="Times New Roman"/>
+          <w:sz w:val="22"/>
+          <w:szCs w:val="22"/>
+        </w:rPr>
       </w:pPr>
       <w:r>
         <w:rPr>
-          <w:rFonts w:ascii="Calibri" w:hAnsi="Calibri"/>
+          <w:rFonts w:ascii="Times New Roman" w:hAnsi="Times New Roman" w:cs="Times New Roman"/>
           <w:b/>
           <w:color w:val="0D1B2A"/>
-          <w:sz w:val="21"/>
+          <w:sz w:val="22"/>
+          <w:szCs w:val="22"/>
         </w:rPr>
         <w:t xml:space="preserve">DXY cycle peak:  </w:t>
       </w:r>
       <w:r>
         <w:rPr>
-          <w:rFonts w:ascii="Calibri" w:hAnsi="Calibri"/>
-          <w:sz w:val="21"/>
+          <w:rFonts w:ascii="Times New Roman" w:hAnsi="Times New Roman" w:cs="Times New Roman"/>
+          <w:sz w:val="22"/>
+          <w:szCs w:val="22"/>
         </w:rPr>
         <w:t>The dollar has appreciated roughly 30% in real terms since 2011. DXY peaks reliably coincide with EM outperformance: the 12 months following the 2002 and 2016 dollar peaks saw MSCI EM outperform MSCI World by 21% and 18% respectively. With the Fed cutting while EM central banks are further advanced in their rate cycles, USD weakening is the primary return catalyst, independent of EM earnings.</w:t>
       </w:r>
@@ -276,22 +382,30 @@
     <w:p>
       <w:pPr>
         <w:pStyle w:val="ListBullet"/>
-        <w:spacing w:before="40" w:after="60"/>
+        <w:spacing w:before="40" w:after="60" w:line="360" w:lineRule="auto"/>
         <w:ind w:left="360"/>
+        <w:jc w:val="both"/>
+        <w:rPr>
+          <w:rFonts w:ascii="Times New Roman" w:hAnsi="Times New Roman" w:cs="Times New Roman"/>
+          <w:sz w:val="22"/>
+          <w:szCs w:val="22"/>
+        </w:rPr>
       </w:pPr>
       <w:r>
         <w:rPr>
-          <w:rFonts w:ascii="Calibri" w:hAnsi="Calibri"/>
+          <w:rFonts w:ascii="Times New Roman" w:hAnsi="Times New Roman" w:cs="Times New Roman"/>
           <w:b/>
           <w:color w:val="0D1B2A"/>
-          <w:sz w:val="21"/>
+          <w:sz w:val="22"/>
+          <w:szCs w:val="22"/>
         </w:rPr>
         <w:t xml:space="preserve">Valuation at a 20-year extreme:  </w:t>
       </w:r>
       <w:r>
         <w:rPr>
-          <w:rFonts w:ascii="Calibri" w:hAnsi="Calibri"/>
-          <w:sz w:val="21"/>
+          <w:rFonts w:ascii="Times New Roman" w:hAnsi="Times New Roman" w:cs="Times New Roman"/>
+          <w:sz w:val="22"/>
+          <w:szCs w:val="22"/>
         </w:rPr>
         <w:t>MSCI EM at 12.5x forward P/E versus developed markets at 19.8x represents a 37% discount against a 20-year average of 28%. EM has not been this cheap relative to DM outside of the 2002-03 and 2008-09 credit events. Both prior extremes preceded multi-year EM outperformance periods.</w:t>
       </w:r>
@@ -299,76 +413,112 @@
     <w:p>
       <w:pPr>
         <w:pStyle w:val="ListBullet"/>
-        <w:spacing w:before="40" w:after="60"/>
+        <w:spacing w:before="40" w:after="60" w:line="360" w:lineRule="auto"/>
         <w:ind w:left="360"/>
+        <w:jc w:val="both"/>
+        <w:rPr>
+          <w:rFonts w:ascii="Times New Roman" w:hAnsi="Times New Roman" w:cs="Times New Roman"/>
+          <w:sz w:val="22"/>
+          <w:szCs w:val="22"/>
+        </w:rPr>
       </w:pPr>
       <w:r>
         <w:rPr>
-          <w:rFonts w:ascii="Calibri" w:hAnsi="Calibri"/>
+          <w:rFonts w:ascii="Times New Roman" w:hAnsi="Times New Roman" w:cs="Times New Roman"/>
           <w:b/>
           <w:color w:val="0D1B2A"/>
-          <w:sz w:val="21"/>
+          <w:sz w:val="22"/>
+          <w:szCs w:val="22"/>
         </w:rPr>
         <w:t xml:space="preserve">China and commodity cycle alignment:  </w:t>
       </w:r>
       <w:r>
         <w:rPr>
-          <w:rFonts w:ascii="Calibri" w:hAnsi="Calibri"/>
-          <w:sz w:val="21"/>
+          <w:rFonts w:ascii="Times New Roman" w:hAnsi="Times New Roman" w:cs="Times New Roman"/>
+          <w:sz w:val="22"/>
+          <w:szCs w:val="22"/>
         </w:rPr>
         <w:t>PBoC and fiscal stimulus (50bp RRR cut, property sector support, fiscal deficit widening) is the most coordinated since 2016. China PMI above 50 has historically correlated with 8-12% MSCI EM returns over the following 12 months. EM commodity exporters (Brazil, Indonesia) benefit from global infrastructure spending.</w:t>
       </w:r>
     </w:p>
     <w:p>
       <w:pPr>
-        <w:spacing w:before="160" w:after="60"/>
+        <w:spacing w:before="160" w:after="60" w:line="360" w:lineRule="auto"/>
+        <w:jc w:val="both"/>
+        <w:rPr>
+          <w:rFonts w:ascii="Times New Roman" w:hAnsi="Times New Roman" w:cs="Times New Roman"/>
+          <w:sz w:val="22"/>
+          <w:szCs w:val="22"/>
+        </w:rPr>
       </w:pPr>
       <w:r>
         <w:rPr>
-          <w:rFonts w:ascii="Calibri" w:hAnsi="Calibri"/>
+          <w:rFonts w:ascii="Times New Roman" w:hAnsi="Times New Roman" w:cs="Times New Roman"/>
           <w:b/>
           <w:color w:val="0D1B2A"/>
-          <w:sz w:val="24"/>
+          <w:sz w:val="22"/>
+          <w:szCs w:val="22"/>
         </w:rPr>
         <w:t>Market Context</w:t>
       </w:r>
     </w:p>
     <w:p>
       <w:pPr>
-        <w:spacing w:before="0" w:after="100"/>
+        <w:spacing w:before="0" w:after="100" w:line="360" w:lineRule="auto"/>
+        <w:jc w:val="both"/>
+        <w:rPr>
+          <w:rFonts w:ascii="Times New Roman" w:hAnsi="Times New Roman" w:cs="Times New Roman"/>
+          <w:sz w:val="22"/>
+          <w:szCs w:val="22"/>
+        </w:rPr>
       </w:pPr>
       <w:r>
         <w:rPr>
-          <w:rFonts w:ascii="Calibri" w:hAnsi="Calibri"/>
+          <w:rFonts w:ascii="Times New Roman" w:hAnsi="Times New Roman" w:cs="Times New Roman"/>
           <w:i w:val="0"/>
-          <w:sz w:val="21"/>
+          <w:sz w:val="22"/>
+          <w:szCs w:val="22"/>
         </w:rPr>
         <w:t>Capital flows have been self-reinforcing. Over $450bn net flowed into US equity ETFs in 2023-24 versus approximately $28bn into EM equivalents (BofA Global Research). This cycle has pushed EM positioning to historic lows. The OLS regression of DXY versus MSCI EM annual returns shows a statistically significant inverse relationship (r-squared: 0.42, 2007-2024).</w:t>
       </w:r>
     </w:p>
     <w:p>
       <w:pPr>
-        <w:spacing w:before="0" w:after="100"/>
+        <w:spacing w:before="0" w:after="100" w:line="360" w:lineRule="auto"/>
+        <w:jc w:val="both"/>
+        <w:rPr>
+          <w:rFonts w:ascii="Times New Roman" w:hAnsi="Times New Roman" w:cs="Times New Roman"/>
+          <w:sz w:val="22"/>
+          <w:szCs w:val="22"/>
+        </w:rPr>
       </w:pPr>
       <w:r>
         <w:rPr>
-          <w:rFonts w:ascii="Calibri" w:hAnsi="Calibri"/>
+          <w:rFonts w:ascii="Times New Roman" w:hAnsi="Times New Roman" w:cs="Times New Roman"/>
           <w:i w:val="0"/>
-          <w:sz w:val="21"/>
+          <w:sz w:val="22"/>
+          <w:szCs w:val="22"/>
         </w:rPr>
         <w:t>When the DXY is above its long-run mean and the Fed is cutting, the historical return distribution for EM is strongly skewed positive. That is the current setup. The valuation entry point makes it asymmetric: the downside is limited by the depth of the discount; the upside is mechanically supported by USD weakening and a potential flow reversal.</w:t>
       </w:r>
     </w:p>
     <w:p>
       <w:pPr>
-        <w:spacing w:before="160" w:after="60"/>
+        <w:spacing w:before="160" w:after="60" w:line="360" w:lineRule="auto"/>
+        <w:jc w:val="both"/>
+        <w:rPr>
+          <w:rFonts w:ascii="Times New Roman" w:hAnsi="Times New Roman" w:cs="Times New Roman"/>
+          <w:sz w:val="22"/>
+          <w:szCs w:val="22"/>
+        </w:rPr>
       </w:pPr>
       <w:r>
         <w:rPr>
-          <w:rFonts w:ascii="Calibri" w:hAnsi="Calibri"/>
+          <w:rFonts w:ascii="Times New Roman" w:hAnsi="Times New Roman" w:cs="Times New Roman"/>
           <w:b/>
           <w:color w:val="0D1B2A"/>
-          <w:sz w:val="24"/>
+          <w:sz w:val="22"/>
+          <w:szCs w:val="22"/>
         </w:rPr>
         <w:t>Rerating Catalysts</w:t>
       </w:r>
@@ -376,22 +526,30 @@
     <w:p>
       <w:pPr>
         <w:pStyle w:val="ListBullet"/>
-        <w:spacing w:before="40" w:after="60"/>
+        <w:spacing w:before="40" w:after="60" w:line="360" w:lineRule="auto"/>
         <w:ind w:left="360"/>
+        <w:jc w:val="both"/>
+        <w:rPr>
+          <w:rFonts w:ascii="Times New Roman" w:hAnsi="Times New Roman" w:cs="Times New Roman"/>
+          <w:sz w:val="22"/>
+          <w:szCs w:val="22"/>
+        </w:rPr>
       </w:pPr>
       <w:r>
         <w:rPr>
-          <w:rFonts w:ascii="Calibri" w:hAnsi="Calibri"/>
+          <w:rFonts w:ascii="Times New Roman" w:hAnsi="Times New Roman" w:cs="Times New Roman"/>
           <w:b/>
           <w:color w:val="0D1B2A"/>
-          <w:sz w:val="21"/>
+          <w:sz w:val="22"/>
+          <w:szCs w:val="22"/>
         </w:rPr>
         <w:t xml:space="preserve">DXY weakening:  </w:t>
       </w:r>
       <w:r>
         <w:rPr>
-          <w:rFonts w:ascii="Calibri" w:hAnsi="Calibri"/>
-          <w:sz w:val="21"/>
+          <w:rFonts w:ascii="Times New Roman" w:hAnsi="Times New Roman" w:cs="Times New Roman"/>
+          <w:sz w:val="22"/>
+          <w:szCs w:val="22"/>
         </w:rPr>
         <w:t>Fed cutting while EM central banks normalise reduces the refinancing cost of USD-denominated EM debt and improves local currency relative returns. A 5-10% DXY decline historically translates to 15-20% MSCI EM outperformance on a USD basis.</w:t>
       </w:r>
@@ -399,22 +557,30 @@
     <w:p>
       <w:pPr>
         <w:pStyle w:val="ListBullet"/>
-        <w:spacing w:before="40" w:after="60"/>
+        <w:spacing w:before="40" w:after="60" w:line="360" w:lineRule="auto"/>
         <w:ind w:left="360"/>
+        <w:jc w:val="both"/>
+        <w:rPr>
+          <w:rFonts w:ascii="Times New Roman" w:hAnsi="Times New Roman" w:cs="Times New Roman"/>
+          <w:sz w:val="22"/>
+          <w:szCs w:val="22"/>
+        </w:rPr>
       </w:pPr>
       <w:r>
         <w:rPr>
-          <w:rFonts w:ascii="Calibri" w:hAnsi="Calibri"/>
+          <w:rFonts w:ascii="Times New Roman" w:hAnsi="Times New Roman" w:cs="Times New Roman"/>
           <w:b/>
           <w:color w:val="0D1B2A"/>
-          <w:sz w:val="21"/>
+          <w:sz w:val="22"/>
+          <w:szCs w:val="22"/>
         </w:rPr>
         <w:t xml:space="preserve">China PMI recovery:  </w:t>
       </w:r>
       <w:r>
         <w:rPr>
-          <w:rFonts w:ascii="Calibri" w:hAnsi="Calibri"/>
-          <w:sz w:val="21"/>
+          <w:rFonts w:ascii="Times New Roman" w:hAnsi="Times New Roman" w:cs="Times New Roman"/>
+          <w:sz w:val="22"/>
+          <w:szCs w:val="22"/>
         </w:rPr>
         <w:t>PBoC stimulus is beginning to show in PMI data. China manufacturing PMI sustained above 50 has correlated with 8-12% MSCI EM returns in the following 12 months. The current policy package addresses both demand (fiscal) and credit (RRR cuts, property support) simultaneously.</w:t>
       </w:r>
@@ -422,36 +588,51 @@
     <w:p>
       <w:pPr>
         <w:pStyle w:val="ListBullet"/>
-        <w:spacing w:before="40" w:after="60"/>
+        <w:spacing w:before="40" w:after="60" w:line="360" w:lineRule="auto"/>
         <w:ind w:left="360"/>
+        <w:jc w:val="both"/>
+        <w:rPr>
+          <w:rFonts w:ascii="Times New Roman" w:hAnsi="Times New Roman" w:cs="Times New Roman"/>
+          <w:sz w:val="22"/>
+          <w:szCs w:val="22"/>
+        </w:rPr>
       </w:pPr>
       <w:r>
         <w:rPr>
-          <w:rFonts w:ascii="Calibri" w:hAnsi="Calibri"/>
+          <w:rFonts w:ascii="Times New Roman" w:hAnsi="Times New Roman" w:cs="Times New Roman"/>
           <w:b/>
           <w:color w:val="0D1B2A"/>
-          <w:sz w:val="21"/>
+          <w:sz w:val="22"/>
+          <w:szCs w:val="22"/>
         </w:rPr>
         <w:t xml:space="preserve">Positioning reversal:  </w:t>
       </w:r>
       <w:r>
         <w:rPr>
-          <w:rFonts w:ascii="Calibri" w:hAnsi="Calibri"/>
-          <w:sz w:val="21"/>
+          <w:rFonts w:ascii="Times New Roman" w:hAnsi="Times New Roman" w:cs="Times New Roman"/>
+          <w:sz w:val="22"/>
+          <w:szCs w:val="22"/>
         </w:rPr>
         <w:t>EM equities sit at historically low weights in global institutional portfolios. BofA FMS shows record global underweight. Any rebalancing toward historical allocation creates mechanical flow support independent of fundamentals, amplifying the valuation and macro tailwinds.</w:t>
       </w:r>
     </w:p>
     <w:p>
       <w:pPr>
-        <w:spacing w:before="160" w:after="60"/>
+        <w:spacing w:before="160" w:after="60" w:line="360" w:lineRule="auto"/>
+        <w:jc w:val="both"/>
+        <w:rPr>
+          <w:rFonts w:ascii="Times New Roman" w:hAnsi="Times New Roman" w:cs="Times New Roman"/>
+          <w:sz w:val="22"/>
+          <w:szCs w:val="22"/>
+        </w:rPr>
       </w:pPr>
       <w:r>
         <w:rPr>
-          <w:rFonts w:ascii="Calibri" w:hAnsi="Calibri"/>
+          <w:rFonts w:ascii="Times New Roman" w:hAnsi="Times New Roman" w:cs="Times New Roman"/>
           <w:b/>
           <w:color w:val="0D1B2A"/>
-          <w:sz w:val="24"/>
+          <w:sz w:val="22"/>
+          <w:szCs w:val="22"/>
         </w:rPr>
         <w:t>Key Risks</w:t>
       </w:r>
@@ -459,22 +640,30 @@
     <w:p>
       <w:pPr>
         <w:pStyle w:val="ListBullet"/>
-        <w:spacing w:before="40" w:after="60"/>
+        <w:spacing w:before="40" w:after="60" w:line="360" w:lineRule="auto"/>
         <w:ind w:left="360"/>
+        <w:jc w:val="both"/>
+        <w:rPr>
+          <w:rFonts w:ascii="Times New Roman" w:hAnsi="Times New Roman" w:cs="Times New Roman"/>
+          <w:sz w:val="22"/>
+          <w:szCs w:val="22"/>
+        </w:rPr>
       </w:pPr>
       <w:r>
         <w:rPr>
-          <w:rFonts w:ascii="Calibri" w:hAnsi="Calibri"/>
+          <w:rFonts w:ascii="Times New Roman" w:hAnsi="Times New Roman" w:cs="Times New Roman"/>
           <w:b/>
           <w:color w:val="0D1B2A"/>
-          <w:sz w:val="21"/>
+          <w:sz w:val="22"/>
+          <w:szCs w:val="22"/>
         </w:rPr>
         <w:t xml:space="preserve">USD strength persistence:  </w:t>
       </w:r>
       <w:r>
         <w:rPr>
-          <w:rFonts w:ascii="Calibri" w:hAnsi="Calibri"/>
-          <w:sz w:val="21"/>
+          <w:rFonts w:ascii="Times New Roman" w:hAnsi="Times New Roman" w:cs="Times New Roman"/>
+          <w:sz w:val="22"/>
+          <w:szCs w:val="22"/>
         </w:rPr>
         <w:t>If US growth outperformance sustains dollar demand, the primary re-rating catalyst fails. DXY sustained above 108 has historically preceded EM underperformance.</w:t>
       </w:r>
@@ -482,22 +671,30 @@
     <w:p>
       <w:pPr>
         <w:pStyle w:val="ListBullet"/>
-        <w:spacing w:before="40" w:after="60"/>
+        <w:spacing w:before="40" w:after="60" w:line="360" w:lineRule="auto"/>
         <w:ind w:left="360"/>
+        <w:jc w:val="both"/>
+        <w:rPr>
+          <w:rFonts w:ascii="Times New Roman" w:hAnsi="Times New Roman" w:cs="Times New Roman"/>
+          <w:sz w:val="22"/>
+          <w:szCs w:val="22"/>
+        </w:rPr>
       </w:pPr>
       <w:r>
         <w:rPr>
-          <w:rFonts w:ascii="Calibri" w:hAnsi="Calibri"/>
+          <w:rFonts w:ascii="Times New Roman" w:hAnsi="Times New Roman" w:cs="Times New Roman"/>
           <w:b/>
           <w:color w:val="0D1B2A"/>
-          <w:sz w:val="21"/>
+          <w:sz w:val="22"/>
+          <w:szCs w:val="22"/>
         </w:rPr>
         <w:t xml:space="preserve">China credit event:  </w:t>
       </w:r>
       <w:r>
         <w:rPr>
-          <w:rFonts w:ascii="Calibri" w:hAnsi="Calibri"/>
-          <w:sz w:val="21"/>
+          <w:rFonts w:ascii="Times New Roman" w:hAnsi="Times New Roman" w:cs="Times New Roman"/>
+          <w:sz w:val="22"/>
+          <w:szCs w:val="22"/>
         </w:rPr>
         <w:t>Evergrande-style contagion risk remains in the Chinese property sector. China is 30% of the MSCI EM index. A disorderly unwind would trigger risk-off across EM broadly.</w:t>
       </w:r>
@@ -505,22 +702,30 @@
     <w:p>
       <w:pPr>
         <w:pStyle w:val="ListBullet"/>
-        <w:spacing w:before="40" w:after="60"/>
+        <w:spacing w:before="40" w:after="60" w:line="360" w:lineRule="auto"/>
         <w:ind w:left="360"/>
+        <w:jc w:val="both"/>
+        <w:rPr>
+          <w:rFonts w:ascii="Times New Roman" w:hAnsi="Times New Roman" w:cs="Times New Roman"/>
+          <w:sz w:val="22"/>
+          <w:szCs w:val="22"/>
+        </w:rPr>
       </w:pPr>
       <w:r>
         <w:rPr>
-          <w:rFonts w:ascii="Calibri" w:hAnsi="Calibri"/>
+          <w:rFonts w:ascii="Times New Roman" w:hAnsi="Times New Roman" w:cs="Times New Roman"/>
           <w:b/>
           <w:color w:val="0D1B2A"/>
-          <w:sz w:val="21"/>
+          <w:sz w:val="22"/>
+          <w:szCs w:val="22"/>
         </w:rPr>
         <w:t xml:space="preserve">Commodity demand destruction:  </w:t>
       </w:r>
       <w:r>
         <w:rPr>
-          <w:rFonts w:ascii="Calibri" w:hAnsi="Calibri"/>
-          <w:sz w:val="21"/>
+          <w:rFonts w:ascii="Times New Roman" w:hAnsi="Times New Roman" w:cs="Times New Roman"/>
+          <w:sz w:val="22"/>
+          <w:szCs w:val="22"/>
         </w:rPr>
         <w:t>EM commodity exporters are exposed to a global growth slowdown cutting into raw material demand. A sharp fall in oil, copper, or iron ore prices would compress earnings expectations for resource-heavy EM indices.</w:t>
       </w:r>
@@ -528,64 +733,93 @@
     <w:p>
       <w:pPr>
         <w:pStyle w:val="ListBullet"/>
-        <w:spacing w:before="40" w:after="60"/>
+        <w:spacing w:before="40" w:after="60" w:line="360" w:lineRule="auto"/>
         <w:ind w:left="360"/>
+        <w:jc w:val="both"/>
+        <w:rPr>
+          <w:rFonts w:ascii="Times New Roman" w:hAnsi="Times New Roman" w:cs="Times New Roman"/>
+          <w:sz w:val="22"/>
+          <w:szCs w:val="22"/>
+        </w:rPr>
       </w:pPr>
       <w:r>
         <w:rPr>
-          <w:rFonts w:ascii="Calibri" w:hAnsi="Calibri"/>
+          <w:rFonts w:ascii="Times New Roman" w:hAnsi="Times New Roman" w:cs="Times New Roman"/>
           <w:b/>
           <w:color w:val="0D1B2A"/>
-          <w:sz w:val="21"/>
+          <w:sz w:val="22"/>
+          <w:szCs w:val="22"/>
         </w:rPr>
         <w:t xml:space="preserve">Geopolitical and governance risk:  </w:t>
       </w:r>
       <w:r>
         <w:rPr>
-          <w:rFonts w:ascii="Calibri" w:hAnsi="Calibri"/>
-          <w:sz w:val="21"/>
+          <w:rFonts w:ascii="Times New Roman" w:hAnsi="Times New Roman" w:cs="Times New Roman"/>
+          <w:sz w:val="22"/>
+          <w:szCs w:val="22"/>
         </w:rPr>
         <w:t>Idiosyncratic political risk (Brazil election cycles, Turkey monetary policy, India-China border tensions) regularly drives EM volatility. Country-level allocation requires active governance screening.</w:t>
       </w:r>
     </w:p>
     <w:p>
       <w:pPr>
-        <w:spacing w:before="160" w:after="60"/>
+        <w:spacing w:before="160" w:after="60" w:line="360" w:lineRule="auto"/>
+        <w:jc w:val="both"/>
+        <w:rPr>
+          <w:rFonts w:ascii="Times New Roman" w:hAnsi="Times New Roman" w:cs="Times New Roman"/>
+          <w:sz w:val="22"/>
+          <w:szCs w:val="22"/>
+        </w:rPr>
       </w:pPr>
       <w:r>
         <w:rPr>
-          <w:rFonts w:ascii="Calibri" w:hAnsi="Calibri"/>
+          <w:rFonts w:ascii="Times New Roman" w:hAnsi="Times New Roman" w:cs="Times New Roman"/>
           <w:b/>
           <w:color w:val="0D1B2A"/>
-          <w:sz w:val="24"/>
+          <w:sz w:val="22"/>
+          <w:szCs w:val="22"/>
         </w:rPr>
         <w:t>Conclusion</w:t>
       </w:r>
     </w:p>
     <w:p>
       <w:pPr>
-        <w:spacing w:before="0" w:after="100"/>
+        <w:spacing w:before="0" w:after="100" w:line="360" w:lineRule="auto"/>
+        <w:jc w:val="both"/>
+        <w:rPr>
+          <w:rFonts w:ascii="Times New Roman" w:hAnsi="Times New Roman" w:cs="Times New Roman"/>
+          <w:sz w:val="22"/>
+          <w:szCs w:val="22"/>
+        </w:rPr>
       </w:pPr>
       <w:r>
         <w:rPr>
-          <w:rFonts w:ascii="Calibri" w:hAnsi="Calibri"/>
+          <w:rFonts w:ascii="Times New Roman" w:hAnsi="Times New Roman" w:cs="Times New Roman"/>
           <w:i w:val="0"/>
           <w:color w:val="0D1B2A"/>
-          <w:sz w:val="21"/>
+          <w:sz w:val="22"/>
+          <w:szCs w:val="22"/>
         </w:rPr>
         <w:t>The EM bull case does not need China to outgrow the US or commodity prices to surge. It needs the DXY to weaken from elevated levels and EM valuations to come off a 20-year extreme. Even a reversion from 12.5x to the 20-year average P/E (14.5x) implies 16% upside from multiple expansion alone, before any earnings contribution. The setup is rare: positioning is light, valuations are near a 20-year extreme, and the macro backdrop is turning in EM's favour.</w:t>
       </w:r>
     </w:p>
     <w:p>
       <w:pPr>
-        <w:spacing w:before="160" w:after="60"/>
+        <w:spacing w:before="160" w:after="60" w:line="360" w:lineRule="auto"/>
+        <w:jc w:val="both"/>
+        <w:rPr>
+          <w:rFonts w:ascii="Times New Roman" w:hAnsi="Times New Roman" w:cs="Times New Roman"/>
+          <w:sz w:val="22"/>
+          <w:szCs w:val="22"/>
+        </w:rPr>
       </w:pPr>
       <w:r>
         <w:rPr>
-          <w:rFonts w:ascii="Calibri" w:hAnsi="Calibri"/>
+          <w:rFonts w:ascii="Times New Roman" w:hAnsi="Times New Roman" w:cs="Times New Roman"/>
           <w:b/>
           <w:color w:val="1B4F72"/>
           <w:sz w:val="22"/>
+          <w:szCs w:val="22"/>
         </w:rPr>
         <w:t>Watch / Exit / Key Names</w:t>
       </w:r>
@@ -607,12 +841,22 @@
             <w:shd w:val="clear" w:color="auto" w:fill="EAF4FA"/>
           </w:tcPr>
           <w:p>
+            <w:pPr>
+              <w:jc w:val="both"/>
+              <w:spacing w:line="360" w:lineRule="auto"/>
+              <w:rPr>
+                <w:rFonts w:ascii="Times New Roman" w:hAnsi="Times New Roman" w:cs="Times New Roman"/>
+                <w:sz w:val="22"/>
+                <w:szCs w:val="22"/>
+              </w:rPr>
+            </w:pPr>
             <w:r>
               <w:rPr>
-                <w:rFonts w:ascii="Calibri" w:hAnsi="Calibri"/>
+                <w:rFonts w:ascii="Times New Roman" w:hAnsi="Times New Roman" w:cs="Times New Roman"/>
                 <w:b/>
                 <w:color w:val="0D1B2A"/>
-                <w:sz w:val="20"/>
+                <w:sz w:val="22"/>
+                <w:szCs w:val="22"/>
               </w:rPr>
               <w:t>Watch:</w:t>
             </w:r>
@@ -623,10 +867,20 @@
             <w:tcW w:type="dxa" w:w="4536"/>
           </w:tcPr>
           <w:p>
+            <w:pPr>
+              <w:jc w:val="both"/>
+              <w:spacing w:line="360" w:lineRule="auto"/>
+              <w:rPr>
+                <w:rFonts w:ascii="Times New Roman" w:hAnsi="Times New Roman" w:cs="Times New Roman"/>
+                <w:sz w:val="22"/>
+                <w:szCs w:val="22"/>
+              </w:rPr>
+            </w:pPr>
             <w:r>
               <w:rPr>
-                <w:rFonts w:ascii="Calibri" w:hAnsi="Calibri"/>
-                <w:sz w:val="20"/>
+                <w:rFonts w:ascii="Times New Roman" w:hAnsi="Times New Roman" w:cs="Times New Roman"/>
+                <w:sz w:val="22"/>
+                <w:szCs w:val="22"/>
               </w:rPr>
               <w:t>DXY trajectory and Fed rate path. China manufacturing PMI monthly prints. EM EPS revision trend.</w:t>
             </w:r>
@@ -640,12 +894,22 @@
             <w:shd w:val="clear" w:color="auto" w:fill="EAF4FA"/>
           </w:tcPr>
           <w:p>
+            <w:pPr>
+              <w:jc w:val="both"/>
+              <w:spacing w:line="360" w:lineRule="auto"/>
+              <w:rPr>
+                <w:rFonts w:ascii="Times New Roman" w:hAnsi="Times New Roman" w:cs="Times New Roman"/>
+                <w:sz w:val="22"/>
+                <w:szCs w:val="22"/>
+              </w:rPr>
+            </w:pPr>
             <w:r>
               <w:rPr>
-                <w:rFonts w:ascii="Calibri" w:hAnsi="Calibri"/>
+                <w:rFonts w:ascii="Times New Roman" w:hAnsi="Times New Roman" w:cs="Times New Roman"/>
                 <w:b/>
                 <w:color w:val="0D1B2A"/>
-                <w:sz w:val="20"/>
+                <w:sz w:val="22"/>
+                <w:szCs w:val="22"/>
               </w:rPr>
               <w:t>Exit condition:</w:t>
             </w:r>
@@ -656,10 +920,20 @@
             <w:tcW w:type="dxa" w:w="4536"/>
           </w:tcPr>
           <w:p>
+            <w:pPr>
+              <w:jc w:val="both"/>
+              <w:spacing w:line="360" w:lineRule="auto"/>
+              <w:rPr>
+                <w:rFonts w:ascii="Times New Roman" w:hAnsi="Times New Roman" w:cs="Times New Roman"/>
+                <w:sz w:val="22"/>
+                <w:szCs w:val="22"/>
+              </w:rPr>
+            </w:pPr>
             <w:r>
               <w:rPr>
-                <w:rFonts w:ascii="Calibri" w:hAnsi="Calibri"/>
-                <w:sz w:val="20"/>
+                <w:rFonts w:ascii="Times New Roman" w:hAnsi="Times New Roman" w:cs="Times New Roman"/>
+                <w:sz w:val="22"/>
+                <w:szCs w:val="22"/>
               </w:rPr>
               <w:t>DXY sustained above 108; China property credit event; UST 10yr above 5.5% on inflation re-acceleration.</w:t>
             </w:r>
@@ -673,12 +947,22 @@
             <w:shd w:val="clear" w:color="auto" w:fill="EAF4FA"/>
           </w:tcPr>
           <w:p>
+            <w:pPr>
+              <w:jc w:val="both"/>
+              <w:spacing w:line="360" w:lineRule="auto"/>
+              <w:rPr>
+                <w:rFonts w:ascii="Times New Roman" w:hAnsi="Times New Roman" w:cs="Times New Roman"/>
+                <w:sz w:val="22"/>
+                <w:szCs w:val="22"/>
+              </w:rPr>
+            </w:pPr>
             <w:r>
               <w:rPr>
-                <w:rFonts w:ascii="Calibri" w:hAnsi="Calibri"/>
+                <w:rFonts w:ascii="Times New Roman" w:hAnsi="Times New Roman" w:cs="Times New Roman"/>
                 <w:b/>
                 <w:color w:val="0D1B2A"/>
-                <w:sz w:val="20"/>
+                <w:sz w:val="22"/>
+                <w:szCs w:val="22"/>
               </w:rPr>
               <w:t>Key names:</w:t>
             </w:r>
@@ -689,10 +973,20 @@
             <w:tcW w:type="dxa" w:w="4536"/>
           </w:tcPr>
           <w:p>
+            <w:pPr>
+              <w:jc w:val="both"/>
+              <w:spacing w:line="360" w:lineRule="auto"/>
+              <w:rPr>
+                <w:rFonts w:ascii="Times New Roman" w:hAnsi="Times New Roman" w:cs="Times New Roman"/>
+                <w:sz w:val="22"/>
+                <w:szCs w:val="22"/>
+              </w:rPr>
+            </w:pPr>
             <w:r>
               <w:rPr>
-                <w:rFonts w:ascii="Calibri" w:hAnsi="Calibri"/>
-                <w:sz w:val="20"/>
+                <w:rFonts w:ascii="Times New Roman" w:hAnsi="Times New Roman" w:cs="Times New Roman"/>
+                <w:sz w:val="22"/>
+                <w:szCs w:val="22"/>
               </w:rPr>
               <w:t>EEM  ·  VWO  ·  FXI  ·  EWZ  ·  INDA  ·  GXC</w:t>
             </w:r>
@@ -701,63 +995,115 @@
       </w:tr>
     </w:tbl>
     <w:p>
+      <w:pPr>
+        <w:jc w:val="both"/>
+        <w:spacing w:line="360" w:lineRule="auto"/>
+        <w:rPr>
+          <w:rFonts w:ascii="Times New Roman" w:hAnsi="Times New Roman" w:cs="Times New Roman"/>
+          <w:sz w:val="22"/>
+          <w:szCs w:val="22"/>
+        </w:rPr>
+      </w:pPr>
       <w:r>
+        <w:rPr>
+          <w:rFonts w:ascii="Times New Roman" w:hAnsi="Times New Roman" w:cs="Times New Roman"/>
+          <w:sz w:val="22"/>
+          <w:szCs w:val="22"/>
+        </w:rPr>
         <w:br w:type="page"/>
       </w:r>
     </w:p>
-    <w:p/>
     <w:p>
       <w:pPr>
-        <w:spacing w:before="200" w:after="80"/>
+        <w:jc w:val="both"/>
+        <w:spacing w:line="360" w:lineRule="auto"/>
+        <w:rPr>
+          <w:rFonts w:ascii="Times New Roman" w:hAnsi="Times New Roman" w:cs="Times New Roman"/>
+          <w:sz w:val="22"/>
+          <w:szCs w:val="22"/>
+        </w:rPr>
+      </w:pPr>
+    </w:p>
+    <w:p>
+      <w:pPr>
+        <w:spacing w:before="200" w:after="80" w:line="360" w:lineRule="auto"/>
+        <w:jc w:val="both"/>
+        <w:rPr>
+          <w:rFonts w:ascii="Times New Roman" w:hAnsi="Times New Roman" w:cs="Times New Roman"/>
+          <w:sz w:val="22"/>
+          <w:szCs w:val="22"/>
+        </w:rPr>
       </w:pPr>
       <w:r>
         <w:rPr>
-          <w:rFonts w:ascii="Calibri" w:hAnsi="Calibri"/>
+          <w:rFonts w:ascii="Times New Roman" w:hAnsi="Times New Roman" w:cs="Times New Roman"/>
           <w:b/>
           <w:color w:val="0D1B2A"/>
-          <w:sz w:val="24"/>
+          <w:sz w:val="22"/>
+          <w:szCs w:val="22"/>
         </w:rPr>
         <w:t>Appendix: Quantitative Analysis</w:t>
       </w:r>
     </w:p>
     <w:p>
       <w:pPr>
-        <w:spacing w:before="0" w:after="80"/>
+        <w:spacing w:before="0" w:after="80" w:line="360" w:lineRule="auto"/>
+        <w:jc w:val="both"/>
+        <w:rPr>
+          <w:rFonts w:ascii="Times New Roman" w:hAnsi="Times New Roman" w:cs="Times New Roman"/>
+          <w:sz w:val="22"/>
+          <w:szCs w:val="22"/>
+        </w:rPr>
       </w:pPr>
       <w:r>
         <w:rPr>
-          <w:rFonts w:ascii="Calibri" w:hAnsi="Calibri"/>
+          <w:rFonts w:ascii="Times New Roman" w:hAnsi="Times New Roman" w:cs="Times New Roman"/>
           <w:i/>
           <w:color w:val="4A5568"/>
-          <w:sz w:val="20"/>
+          <w:sz w:val="22"/>
+          <w:szCs w:val="22"/>
         </w:rPr>
         <w:t>Python (statsmodels, scipy). Data: Bloomberg, MSCI, IMF 2007-2025.</w:t>
       </w:r>
     </w:p>
     <w:p>
       <w:pPr>
-        <w:spacing w:before="120" w:after="40"/>
+        <w:spacing w:before="120" w:after="40" w:line="360" w:lineRule="auto"/>
+        <w:jc w:val="both"/>
+        <w:rPr>
+          <w:rFonts w:ascii="Times New Roman" w:hAnsi="Times New Roman" w:cs="Times New Roman"/>
+          <w:sz w:val="22"/>
+          <w:szCs w:val="22"/>
+        </w:rPr>
       </w:pPr>
       <w:r>
         <w:rPr>
-          <w:rFonts w:ascii="Calibri" w:hAnsi="Calibri"/>
+          <w:rFonts w:ascii="Times New Roman" w:hAnsi="Times New Roman" w:cs="Times New Roman"/>
           <w:b/>
           <w:color w:val="1B4F72"/>
           <w:sz w:val="22"/>
+          <w:szCs w:val="22"/>
         </w:rPr>
         <w:t>1. OLS Regression: DXY Level vs MSCI EM Annual Return</w:t>
       </w:r>
     </w:p>
     <w:p>
       <w:pPr>
-        <w:spacing w:before="0" w:after="80"/>
+        <w:spacing w:before="0" w:after="80" w:line="360" w:lineRule="auto"/>
+        <w:jc w:val="both"/>
+        <w:rPr>
+          <w:rFonts w:ascii="Times New Roman" w:hAnsi="Times New Roman" w:cs="Times New Roman"/>
+          <w:sz w:val="22"/>
+          <w:szCs w:val="22"/>
+        </w:rPr>
       </w:pPr>
       <w:r>
         <w:rPr>
-          <w:rFonts w:ascii="Calibri" w:hAnsi="Calibri"/>
+          <w:rFonts w:ascii="Times New Roman" w:hAnsi="Times New Roman" w:cs="Times New Roman"/>
           <w:i w:val="0"/>
           <w:color w:val="B83232"/>
-          <w:sz w:val="20"/>
+          <w:sz w:val="22"/>
+          <w:szCs w:val="22"/>
         </w:rPr>
         <w:t>Model: MSCI EM Annual Return (%) = α + β × DXY Index Level</w:t>
         <w:br/>
@@ -768,14 +1114,21 @@
     </w:p>
     <w:p>
       <w:pPr>
-        <w:spacing w:before="40" w:after="120"/>
+        <w:spacing w:before="40" w:after="120" w:line="360" w:lineRule="auto"/>
         <w:ind w:left="432"/>
+        <w:jc w:val="both"/>
+        <w:rPr>
+          <w:rFonts w:ascii="Times New Roman" w:hAnsi="Times New Roman" w:cs="Times New Roman"/>
+          <w:sz w:val="22"/>
+          <w:szCs w:val="22"/>
+        </w:rPr>
       </w:pPr>
       <w:r>
         <w:rPr>
-          <w:rFonts w:ascii="Courier New" w:hAnsi="Courier New"/>
+          <w:rFonts w:ascii="Times New Roman" w:hAnsi="Times New Roman" w:cs="Times New Roman"/>
           <w:color w:val="1E1E1E"/>
-          <w:sz w:val="18"/>
+          <w:sz w:val="22"/>
+          <w:szCs w:val="22"/>
         </w:rPr>
         <w:t xml:space="preserve">                       OLS Regression Results</w:t>
         <w:br/>
@@ -808,14 +1161,21 @@
     </w:p>
     <w:p>
       <w:pPr>
-        <w:spacing w:before="120" w:after="40"/>
+        <w:spacing w:before="120" w:after="40" w:line="360" w:lineRule="auto"/>
+        <w:jc w:val="both"/>
+        <w:rPr>
+          <w:rFonts w:ascii="Times New Roman" w:hAnsi="Times New Roman" w:cs="Times New Roman"/>
+          <w:sz w:val="22"/>
+          <w:szCs w:val="22"/>
+        </w:rPr>
       </w:pPr>
       <w:r>
         <w:rPr>
-          <w:rFonts w:ascii="Calibri" w:hAnsi="Calibri"/>
+          <w:rFonts w:ascii="Times New Roman" w:hAnsi="Times New Roman" w:cs="Times New Roman"/>
           <w:b/>
           <w:color w:val="1B4F72"/>
           <w:sz w:val="22"/>
+          <w:szCs w:val="22"/>
         </w:rPr>
         <w:t>2. Historical DXY Cycle Peaks and EM Outperformance</w:t>
       </w:r>
@@ -842,14 +1202,21 @@
           </w:tcPr>
           <w:p>
             <w:pPr>
-              <w:jc w:val="center"/>
+              <w:jc w:val="both"/>
+              <w:spacing w:line="360" w:lineRule="auto"/>
+              <w:rPr>
+                <w:rFonts w:ascii="Times New Roman" w:hAnsi="Times New Roman" w:cs="Times New Roman"/>
+                <w:sz w:val="22"/>
+                <w:szCs w:val="22"/>
+              </w:rPr>
             </w:pPr>
             <w:r>
               <w:rPr>
-                <w:rFonts w:ascii="Calibri" w:hAnsi="Calibri"/>
+                <w:rFonts w:ascii="Times New Roman" w:hAnsi="Times New Roman" w:cs="Times New Roman"/>
                 <w:b/>
                 <w:color w:val="FFFFFF"/>
-                <w:sz w:val="19"/>
+                <w:sz w:val="22"/>
+                <w:szCs w:val="22"/>
               </w:rPr>
               <w:t>DXY Peak</w:t>
             </w:r>
@@ -862,14 +1229,21 @@
           </w:tcPr>
           <w:p>
             <w:pPr>
-              <w:jc w:val="center"/>
+              <w:jc w:val="both"/>
+              <w:spacing w:line="360" w:lineRule="auto"/>
+              <w:rPr>
+                <w:rFonts w:ascii="Times New Roman" w:hAnsi="Times New Roman" w:cs="Times New Roman"/>
+                <w:sz w:val="22"/>
+                <w:szCs w:val="22"/>
+              </w:rPr>
             </w:pPr>
             <w:r>
               <w:rPr>
-                <w:rFonts w:ascii="Calibri" w:hAnsi="Calibri"/>
+                <w:rFonts w:ascii="Times New Roman" w:hAnsi="Times New Roman" w:cs="Times New Roman"/>
                 <w:b/>
                 <w:color w:val="FFFFFF"/>
-                <w:sz w:val="19"/>
+                <w:sz w:val="22"/>
+                <w:szCs w:val="22"/>
               </w:rPr>
               <w:t>Peak Level</w:t>
             </w:r>
@@ -882,14 +1256,21 @@
           </w:tcPr>
           <w:p>
             <w:pPr>
-              <w:jc w:val="center"/>
+              <w:jc w:val="both"/>
+              <w:spacing w:line="360" w:lineRule="auto"/>
+              <w:rPr>
+                <w:rFonts w:ascii="Times New Roman" w:hAnsi="Times New Roman" w:cs="Times New Roman"/>
+                <w:sz w:val="22"/>
+                <w:szCs w:val="22"/>
+              </w:rPr>
             </w:pPr>
             <w:r>
               <w:rPr>
-                <w:rFonts w:ascii="Calibri" w:hAnsi="Calibri"/>
+                <w:rFonts w:ascii="Times New Roman" w:hAnsi="Times New Roman" w:cs="Times New Roman"/>
                 <w:b/>
                 <w:color w:val="FFFFFF"/>
-                <w:sz w:val="19"/>
+                <w:sz w:val="22"/>
+                <w:szCs w:val="22"/>
               </w:rPr>
               <w:t>Peak Date</w:t>
             </w:r>
@@ -902,14 +1283,21 @@
           </w:tcPr>
           <w:p>
             <w:pPr>
-              <w:jc w:val="center"/>
+              <w:jc w:val="both"/>
+              <w:spacing w:line="360" w:lineRule="auto"/>
+              <w:rPr>
+                <w:rFonts w:ascii="Times New Roman" w:hAnsi="Times New Roman" w:cs="Times New Roman"/>
+                <w:sz w:val="22"/>
+                <w:szCs w:val="22"/>
+              </w:rPr>
             </w:pPr>
             <w:r>
               <w:rPr>
-                <w:rFonts w:ascii="Calibri" w:hAnsi="Calibri"/>
+                <w:rFonts w:ascii="Times New Roman" w:hAnsi="Times New Roman" w:cs="Times New Roman"/>
                 <w:b/>
                 <w:color w:val="FFFFFF"/>
-                <w:sz w:val="19"/>
+                <w:sz w:val="22"/>
+                <w:szCs w:val="22"/>
               </w:rPr>
               <w:t>MSCI EM +12m</w:t>
             </w:r>
@@ -922,14 +1310,21 @@
           </w:tcPr>
           <w:p>
             <w:pPr>
-              <w:jc w:val="center"/>
+              <w:jc w:val="both"/>
+              <w:spacing w:line="360" w:lineRule="auto"/>
+              <w:rPr>
+                <w:rFonts w:ascii="Times New Roman" w:hAnsi="Times New Roman" w:cs="Times New Roman"/>
+                <w:sz w:val="22"/>
+                <w:szCs w:val="22"/>
+              </w:rPr>
             </w:pPr>
             <w:r>
               <w:rPr>
-                <w:rFonts w:ascii="Calibri" w:hAnsi="Calibri"/>
+                <w:rFonts w:ascii="Times New Roman" w:hAnsi="Times New Roman" w:cs="Times New Roman"/>
                 <w:b/>
                 <w:color w:val="FFFFFF"/>
-                <w:sz w:val="19"/>
+                <w:sz w:val="22"/>
+                <w:szCs w:val="22"/>
               </w:rPr>
               <w:t>MSCI World +12m</w:t>
             </w:r>
@@ -942,14 +1337,21 @@
           </w:tcPr>
           <w:p>
             <w:pPr>
-              <w:jc w:val="center"/>
+              <w:jc w:val="both"/>
+              <w:spacing w:line="360" w:lineRule="auto"/>
+              <w:rPr>
+                <w:rFonts w:ascii="Times New Roman" w:hAnsi="Times New Roman" w:cs="Times New Roman"/>
+                <w:sz w:val="22"/>
+                <w:szCs w:val="22"/>
+              </w:rPr>
             </w:pPr>
             <w:r>
               <w:rPr>
-                <w:rFonts w:ascii="Calibri" w:hAnsi="Calibri"/>
+                <w:rFonts w:ascii="Times New Roman" w:hAnsi="Times New Roman" w:cs="Times New Roman"/>
                 <w:b/>
                 <w:color w:val="FFFFFF"/>
-                <w:sz w:val="19"/>
+                <w:sz w:val="22"/>
+                <w:szCs w:val="22"/>
               </w:rPr>
               <w:t>EM Spread</w:t>
             </w:r>
@@ -964,12 +1366,19 @@
           </w:tcPr>
           <w:p>
             <w:pPr>
-              <w:jc w:val="center"/>
+              <w:jc w:val="both"/>
+              <w:spacing w:line="360" w:lineRule="auto"/>
+              <w:rPr>
+                <w:rFonts w:ascii="Times New Roman" w:hAnsi="Times New Roman" w:cs="Times New Roman"/>
+                <w:sz w:val="22"/>
+                <w:szCs w:val="22"/>
+              </w:rPr>
             </w:pPr>
             <w:r>
               <w:rPr>
-                <w:rFonts w:ascii="Calibri" w:hAnsi="Calibri"/>
-                <w:sz w:val="19"/>
+                <w:rFonts w:ascii="Times New Roman" w:hAnsi="Times New Roman" w:cs="Times New Roman"/>
+                <w:sz w:val="22"/>
+                <w:szCs w:val="22"/>
               </w:rPr>
               <w:t>2002 cycle peak</w:t>
             </w:r>
@@ -982,12 +1391,19 @@
           </w:tcPr>
           <w:p>
             <w:pPr>
-              <w:jc w:val="center"/>
+              <w:jc w:val="both"/>
+              <w:spacing w:line="360" w:lineRule="auto"/>
+              <w:rPr>
+                <w:rFonts w:ascii="Times New Roman" w:hAnsi="Times New Roman" w:cs="Times New Roman"/>
+                <w:sz w:val="22"/>
+                <w:szCs w:val="22"/>
+              </w:rPr>
             </w:pPr>
             <w:r>
               <w:rPr>
-                <w:rFonts w:ascii="Calibri" w:hAnsi="Calibri"/>
-                <w:sz w:val="19"/>
+                <w:rFonts w:ascii="Times New Roman" w:hAnsi="Times New Roman" w:cs="Times New Roman"/>
+                <w:sz w:val="22"/>
+                <w:szCs w:val="22"/>
               </w:rPr>
               <w:t>~121</w:t>
             </w:r>
@@ -1000,12 +1416,19 @@
           </w:tcPr>
           <w:p>
             <w:pPr>
-              <w:jc w:val="center"/>
+              <w:jc w:val="both"/>
+              <w:spacing w:line="360" w:lineRule="auto"/>
+              <w:rPr>
+                <w:rFonts w:ascii="Times New Roman" w:hAnsi="Times New Roman" w:cs="Times New Roman"/>
+                <w:sz w:val="22"/>
+                <w:szCs w:val="22"/>
+              </w:rPr>
             </w:pPr>
             <w:r>
               <w:rPr>
-                <w:rFonts w:ascii="Calibri" w:hAnsi="Calibri"/>
-                <w:sz w:val="19"/>
+                <w:rFonts w:ascii="Times New Roman" w:hAnsi="Times New Roman" w:cs="Times New Roman"/>
+                <w:sz w:val="22"/>
+                <w:szCs w:val="22"/>
               </w:rPr>
               <w:t>Jan 2002</w:t>
             </w:r>
@@ -1018,12 +1441,19 @@
           </w:tcPr>
           <w:p>
             <w:pPr>
-              <w:jc w:val="center"/>
+              <w:jc w:val="both"/>
+              <w:spacing w:line="360" w:lineRule="auto"/>
+              <w:rPr>
+                <w:rFonts w:ascii="Times New Roman" w:hAnsi="Times New Roman" w:cs="Times New Roman"/>
+                <w:sz w:val="22"/>
+                <w:szCs w:val="22"/>
+              </w:rPr>
             </w:pPr>
             <w:r>
               <w:rPr>
-                <w:rFonts w:ascii="Calibri" w:hAnsi="Calibri"/>
-                <w:sz w:val="19"/>
+                <w:rFonts w:ascii="Times New Roman" w:hAnsi="Times New Roman" w:cs="Times New Roman"/>
+                <w:sz w:val="22"/>
+                <w:szCs w:val="22"/>
               </w:rPr>
               <w:t>+21.3%</w:t>
             </w:r>
@@ -1036,12 +1466,19 @@
           </w:tcPr>
           <w:p>
             <w:pPr>
-              <w:jc w:val="center"/>
+              <w:jc w:val="both"/>
+              <w:spacing w:line="360" w:lineRule="auto"/>
+              <w:rPr>
+                <w:rFonts w:ascii="Times New Roman" w:hAnsi="Times New Roman" w:cs="Times New Roman"/>
+                <w:sz w:val="22"/>
+                <w:szCs w:val="22"/>
+              </w:rPr>
             </w:pPr>
             <w:r>
               <w:rPr>
-                <w:rFonts w:ascii="Calibri" w:hAnsi="Calibri"/>
-                <w:sz w:val="19"/>
+                <w:rFonts w:ascii="Times New Roman" w:hAnsi="Times New Roman" w:cs="Times New Roman"/>
+                <w:sz w:val="22"/>
+                <w:szCs w:val="22"/>
               </w:rPr>
               <w:t>+6.1%</w:t>
             </w:r>
@@ -1054,12 +1491,19 @@
           </w:tcPr>
           <w:p>
             <w:pPr>
-              <w:jc w:val="center"/>
+              <w:jc w:val="both"/>
+              <w:spacing w:line="360" w:lineRule="auto"/>
+              <w:rPr>
+                <w:rFonts w:ascii="Times New Roman" w:hAnsi="Times New Roman" w:cs="Times New Roman"/>
+                <w:sz w:val="22"/>
+                <w:szCs w:val="22"/>
+              </w:rPr>
             </w:pPr>
             <w:r>
               <w:rPr>
-                <w:rFonts w:ascii="Calibri" w:hAnsi="Calibri"/>
-                <w:sz w:val="19"/>
+                <w:rFonts w:ascii="Times New Roman" w:hAnsi="Times New Roman" w:cs="Times New Roman"/>
+                <w:sz w:val="22"/>
+                <w:szCs w:val="22"/>
               </w:rPr>
               <w:t>+15.2pp</w:t>
             </w:r>
@@ -1074,12 +1518,19 @@
           </w:tcPr>
           <w:p>
             <w:pPr>
-              <w:jc w:val="center"/>
+              <w:jc w:val="both"/>
+              <w:spacing w:line="360" w:lineRule="auto"/>
+              <w:rPr>
+                <w:rFonts w:ascii="Times New Roman" w:hAnsi="Times New Roman" w:cs="Times New Roman"/>
+                <w:sz w:val="22"/>
+                <w:szCs w:val="22"/>
+              </w:rPr>
             </w:pPr>
             <w:r>
               <w:rPr>
-                <w:rFonts w:ascii="Calibri" w:hAnsi="Calibri"/>
-                <w:sz w:val="19"/>
+                <w:rFonts w:ascii="Times New Roman" w:hAnsi="Times New Roman" w:cs="Times New Roman"/>
+                <w:sz w:val="22"/>
+                <w:szCs w:val="22"/>
               </w:rPr>
               <w:t>2016 cycle peak</w:t>
             </w:r>
@@ -1092,12 +1543,19 @@
           </w:tcPr>
           <w:p>
             <w:pPr>
-              <w:jc w:val="center"/>
+              <w:jc w:val="both"/>
+              <w:spacing w:line="360" w:lineRule="auto"/>
+              <w:rPr>
+                <w:rFonts w:ascii="Times New Roman" w:hAnsi="Times New Roman" w:cs="Times New Roman"/>
+                <w:sz w:val="22"/>
+                <w:szCs w:val="22"/>
+              </w:rPr>
             </w:pPr>
             <w:r>
               <w:rPr>
-                <w:rFonts w:ascii="Calibri" w:hAnsi="Calibri"/>
-                <w:sz w:val="19"/>
+                <w:rFonts w:ascii="Times New Roman" w:hAnsi="Times New Roman" w:cs="Times New Roman"/>
+                <w:sz w:val="22"/>
+                <w:szCs w:val="22"/>
               </w:rPr>
               <w:t>~103</w:t>
             </w:r>
@@ -1110,12 +1568,19 @@
           </w:tcPr>
           <w:p>
             <w:pPr>
-              <w:jc w:val="center"/>
+              <w:jc w:val="both"/>
+              <w:spacing w:line="360" w:lineRule="auto"/>
+              <w:rPr>
+                <w:rFonts w:ascii="Times New Roman" w:hAnsi="Times New Roman" w:cs="Times New Roman"/>
+                <w:sz w:val="22"/>
+                <w:szCs w:val="22"/>
+              </w:rPr>
             </w:pPr>
             <w:r>
               <w:rPr>
-                <w:rFonts w:ascii="Calibri" w:hAnsi="Calibri"/>
-                <w:sz w:val="19"/>
+                <w:rFonts w:ascii="Times New Roman" w:hAnsi="Times New Roman" w:cs="Times New Roman"/>
+                <w:sz w:val="22"/>
+                <w:szCs w:val="22"/>
               </w:rPr>
               <w:t>Jan 2016</w:t>
             </w:r>
@@ -1128,12 +1593,19 @@
           </w:tcPr>
           <w:p>
             <w:pPr>
-              <w:jc w:val="center"/>
+              <w:jc w:val="both"/>
+              <w:spacing w:line="360" w:lineRule="auto"/>
+              <w:rPr>
+                <w:rFonts w:ascii="Times New Roman" w:hAnsi="Times New Roman" w:cs="Times New Roman"/>
+                <w:sz w:val="22"/>
+                <w:szCs w:val="22"/>
+              </w:rPr>
             </w:pPr>
             <w:r>
               <w:rPr>
-                <w:rFonts w:ascii="Calibri" w:hAnsi="Calibri"/>
-                <w:sz w:val="19"/>
+                <w:rFonts w:ascii="Times New Roman" w:hAnsi="Times New Roman" w:cs="Times New Roman"/>
+                <w:sz w:val="22"/>
+                <w:szCs w:val="22"/>
               </w:rPr>
               <w:t>+18.2%</w:t>
             </w:r>
@@ -1146,12 +1618,19 @@
           </w:tcPr>
           <w:p>
             <w:pPr>
-              <w:jc w:val="center"/>
+              <w:jc w:val="both"/>
+              <w:spacing w:line="360" w:lineRule="auto"/>
+              <w:rPr>
+                <w:rFonts w:ascii="Times New Roman" w:hAnsi="Times New Roman" w:cs="Times New Roman"/>
+                <w:sz w:val="22"/>
+                <w:szCs w:val="22"/>
+              </w:rPr>
             </w:pPr>
             <w:r>
               <w:rPr>
-                <w:rFonts w:ascii="Calibri" w:hAnsi="Calibri"/>
-                <w:sz w:val="19"/>
+                <w:rFonts w:ascii="Times New Roman" w:hAnsi="Times New Roman" w:cs="Times New Roman"/>
+                <w:sz w:val="22"/>
+                <w:szCs w:val="22"/>
               </w:rPr>
               <w:t>+8.4%</w:t>
             </w:r>
@@ -1164,12 +1643,19 @@
           </w:tcPr>
           <w:p>
             <w:pPr>
-              <w:jc w:val="center"/>
+              <w:jc w:val="both"/>
+              <w:spacing w:line="360" w:lineRule="auto"/>
+              <w:rPr>
+                <w:rFonts w:ascii="Times New Roman" w:hAnsi="Times New Roman" w:cs="Times New Roman"/>
+                <w:sz w:val="22"/>
+                <w:szCs w:val="22"/>
+              </w:rPr>
             </w:pPr>
             <w:r>
               <w:rPr>
-                <w:rFonts w:ascii="Calibri" w:hAnsi="Calibri"/>
-                <w:sz w:val="19"/>
+                <w:rFonts w:ascii="Times New Roman" w:hAnsi="Times New Roman" w:cs="Times New Roman"/>
+                <w:sz w:val="22"/>
+                <w:szCs w:val="22"/>
               </w:rPr>
               <w:t>+9.8pp</w:t>
             </w:r>
@@ -1184,12 +1670,19 @@
           </w:tcPr>
           <w:p>
             <w:pPr>
-              <w:jc w:val="center"/>
+              <w:jc w:val="both"/>
+              <w:spacing w:line="360" w:lineRule="auto"/>
+              <w:rPr>
+                <w:rFonts w:ascii="Times New Roman" w:hAnsi="Times New Roman" w:cs="Times New Roman"/>
+                <w:sz w:val="22"/>
+                <w:szCs w:val="22"/>
+              </w:rPr>
             </w:pPr>
             <w:r>
               <w:rPr>
-                <w:rFonts w:ascii="Calibri" w:hAnsi="Calibri"/>
-                <w:sz w:val="19"/>
+                <w:rFonts w:ascii="Times New Roman" w:hAnsi="Times New Roman" w:cs="Times New Roman"/>
+                <w:sz w:val="22"/>
+                <w:szCs w:val="22"/>
               </w:rPr>
               <w:t>2020 dollar peak</w:t>
             </w:r>
@@ -1202,12 +1695,19 @@
           </w:tcPr>
           <w:p>
             <w:pPr>
-              <w:jc w:val="center"/>
+              <w:jc w:val="both"/>
+              <w:spacing w:line="360" w:lineRule="auto"/>
+              <w:rPr>
+                <w:rFonts w:ascii="Times New Roman" w:hAnsi="Times New Roman" w:cs="Times New Roman"/>
+                <w:sz w:val="22"/>
+                <w:szCs w:val="22"/>
+              </w:rPr>
             </w:pPr>
             <w:r>
               <w:rPr>
-                <w:rFonts w:ascii="Calibri" w:hAnsi="Calibri"/>
-                <w:sz w:val="19"/>
+                <w:rFonts w:ascii="Times New Roman" w:hAnsi="Times New Roman" w:cs="Times New Roman"/>
+                <w:sz w:val="22"/>
+                <w:szCs w:val="22"/>
               </w:rPr>
               <w:t>~102</w:t>
             </w:r>
@@ -1220,12 +1720,19 @@
           </w:tcPr>
           <w:p>
             <w:pPr>
-              <w:jc w:val="center"/>
+              <w:jc w:val="both"/>
+              <w:spacing w:line="360" w:lineRule="auto"/>
+              <w:rPr>
+                <w:rFonts w:ascii="Times New Roman" w:hAnsi="Times New Roman" w:cs="Times New Roman"/>
+                <w:sz w:val="22"/>
+                <w:szCs w:val="22"/>
+              </w:rPr>
             </w:pPr>
             <w:r>
               <w:rPr>
-                <w:rFonts w:ascii="Calibri" w:hAnsi="Calibri"/>
-                <w:sz w:val="19"/>
+                <w:rFonts w:ascii="Times New Roman" w:hAnsi="Times New Roman" w:cs="Times New Roman"/>
+                <w:sz w:val="22"/>
+                <w:szCs w:val="22"/>
               </w:rPr>
               <w:t>Mar 2020</w:t>
             </w:r>
@@ -1238,12 +1745,19 @@
           </w:tcPr>
           <w:p>
             <w:pPr>
-              <w:jc w:val="center"/>
+              <w:jc w:val="both"/>
+              <w:spacing w:line="360" w:lineRule="auto"/>
+              <w:rPr>
+                <w:rFonts w:ascii="Times New Roman" w:hAnsi="Times New Roman" w:cs="Times New Roman"/>
+                <w:sz w:val="22"/>
+                <w:szCs w:val="22"/>
+              </w:rPr>
             </w:pPr>
             <w:r>
               <w:rPr>
-                <w:rFonts w:ascii="Calibri" w:hAnsi="Calibri"/>
-                <w:sz w:val="19"/>
+                <w:rFonts w:ascii="Times New Roman" w:hAnsi="Times New Roman" w:cs="Times New Roman"/>
+                <w:sz w:val="22"/>
+                <w:szCs w:val="22"/>
               </w:rPr>
               <w:t>+17.4%</w:t>
             </w:r>
@@ -1256,12 +1770,19 @@
           </w:tcPr>
           <w:p>
             <w:pPr>
-              <w:jc w:val="center"/>
+              <w:jc w:val="both"/>
+              <w:spacing w:line="360" w:lineRule="auto"/>
+              <w:rPr>
+                <w:rFonts w:ascii="Times New Roman" w:hAnsi="Times New Roman" w:cs="Times New Roman"/>
+                <w:sz w:val="22"/>
+                <w:szCs w:val="22"/>
+              </w:rPr>
             </w:pPr>
             <w:r>
               <w:rPr>
-                <w:rFonts w:ascii="Calibri" w:hAnsi="Calibri"/>
-                <w:sz w:val="19"/>
+                <w:rFonts w:ascii="Times New Roman" w:hAnsi="Times New Roman" w:cs="Times New Roman"/>
+                <w:sz w:val="22"/>
+                <w:szCs w:val="22"/>
               </w:rPr>
               <w:t>+12.8%</w:t>
             </w:r>
@@ -1274,12 +1795,19 @@
           </w:tcPr>
           <w:p>
             <w:pPr>
-              <w:jc w:val="center"/>
+              <w:jc w:val="both"/>
+              <w:spacing w:line="360" w:lineRule="auto"/>
+              <w:rPr>
+                <w:rFonts w:ascii="Times New Roman" w:hAnsi="Times New Roman" w:cs="Times New Roman"/>
+                <w:sz w:val="22"/>
+                <w:szCs w:val="22"/>
+              </w:rPr>
             </w:pPr>
             <w:r>
               <w:rPr>
-                <w:rFonts w:ascii="Calibri" w:hAnsi="Calibri"/>
-                <w:sz w:val="19"/>
+                <w:rFonts w:ascii="Times New Roman" w:hAnsi="Times New Roman" w:cs="Times New Roman"/>
+                <w:sz w:val="22"/>
+                <w:szCs w:val="22"/>
               </w:rPr>
               <w:t>+4.6pp</w:t>
             </w:r>
@@ -1294,12 +1822,19 @@
           </w:tcPr>
           <w:p>
             <w:pPr>
-              <w:jc w:val="center"/>
+              <w:jc w:val="both"/>
+              <w:spacing w:line="360" w:lineRule="auto"/>
+              <w:rPr>
+                <w:rFonts w:ascii="Times New Roman" w:hAnsi="Times New Roman" w:cs="Times New Roman"/>
+                <w:sz w:val="22"/>
+                <w:szCs w:val="22"/>
+              </w:rPr>
             </w:pPr>
             <w:r>
               <w:rPr>
-                <w:rFonts w:ascii="Calibri" w:hAnsi="Calibri"/>
-                <w:sz w:val="19"/>
+                <w:rFonts w:ascii="Times New Roman" w:hAnsi="Times New Roman" w:cs="Times New Roman"/>
+                <w:sz w:val="22"/>
+                <w:szCs w:val="22"/>
               </w:rPr>
               <w:t>2022 cycle peak</w:t>
             </w:r>
@@ -1312,12 +1847,19 @@
           </w:tcPr>
           <w:p>
             <w:pPr>
-              <w:jc w:val="center"/>
+              <w:jc w:val="both"/>
+              <w:spacing w:line="360" w:lineRule="auto"/>
+              <w:rPr>
+                <w:rFonts w:ascii="Times New Roman" w:hAnsi="Times New Roman" w:cs="Times New Roman"/>
+                <w:sz w:val="22"/>
+                <w:szCs w:val="22"/>
+              </w:rPr>
             </w:pPr>
             <w:r>
               <w:rPr>
-                <w:rFonts w:ascii="Calibri" w:hAnsi="Calibri"/>
-                <w:sz w:val="19"/>
+                <w:rFonts w:ascii="Times New Roman" w:hAnsi="Times New Roman" w:cs="Times New Roman"/>
+                <w:sz w:val="22"/>
+                <w:szCs w:val="22"/>
               </w:rPr>
               <w:t>~114</w:t>
             </w:r>
@@ -1330,12 +1872,19 @@
           </w:tcPr>
           <w:p>
             <w:pPr>
-              <w:jc w:val="center"/>
+              <w:jc w:val="both"/>
+              <w:spacing w:line="360" w:lineRule="auto"/>
+              <w:rPr>
+                <w:rFonts w:ascii="Times New Roman" w:hAnsi="Times New Roman" w:cs="Times New Roman"/>
+                <w:sz w:val="22"/>
+                <w:szCs w:val="22"/>
+              </w:rPr>
             </w:pPr>
             <w:r>
               <w:rPr>
-                <w:rFonts w:ascii="Calibri" w:hAnsi="Calibri"/>
-                <w:sz w:val="19"/>
+                <w:rFonts w:ascii="Times New Roman" w:hAnsi="Times New Roman" w:cs="Times New Roman"/>
+                <w:sz w:val="22"/>
+                <w:szCs w:val="22"/>
               </w:rPr>
               <w:t>Sep 2022</w:t>
             </w:r>
@@ -1348,12 +1897,19 @@
           </w:tcPr>
           <w:p>
             <w:pPr>
-              <w:jc w:val="center"/>
+              <w:jc w:val="both"/>
+              <w:spacing w:line="360" w:lineRule="auto"/>
+              <w:rPr>
+                <w:rFonts w:ascii="Times New Roman" w:hAnsi="Times New Roman" w:cs="Times New Roman"/>
+                <w:sz w:val="22"/>
+                <w:szCs w:val="22"/>
+              </w:rPr>
             </w:pPr>
             <w:r>
               <w:rPr>
-                <w:rFonts w:ascii="Calibri" w:hAnsi="Calibri"/>
-                <w:sz w:val="19"/>
+                <w:rFonts w:ascii="Times New Roman" w:hAnsi="Times New Roman" w:cs="Times New Roman"/>
+                <w:sz w:val="22"/>
+                <w:szCs w:val="22"/>
               </w:rPr>
               <w:t>+9.8%</w:t>
             </w:r>
@@ -1366,12 +1922,19 @@
           </w:tcPr>
           <w:p>
             <w:pPr>
-              <w:jc w:val="center"/>
+              <w:jc w:val="both"/>
+              <w:spacing w:line="360" w:lineRule="auto"/>
+              <w:rPr>
+                <w:rFonts w:ascii="Times New Roman" w:hAnsi="Times New Roman" w:cs="Times New Roman"/>
+                <w:sz w:val="22"/>
+                <w:szCs w:val="22"/>
+              </w:rPr>
             </w:pPr>
             <w:r>
               <w:rPr>
-                <w:rFonts w:ascii="Calibri" w:hAnsi="Calibri"/>
-                <w:sz w:val="19"/>
+                <w:rFonts w:ascii="Times New Roman" w:hAnsi="Times New Roman" w:cs="Times New Roman"/>
+                <w:sz w:val="22"/>
+                <w:szCs w:val="22"/>
               </w:rPr>
               <w:t>+5.2%</w:t>
             </w:r>
@@ -1384,12 +1947,19 @@
           </w:tcPr>
           <w:p>
             <w:pPr>
-              <w:jc w:val="center"/>
+              <w:jc w:val="both"/>
+              <w:spacing w:line="360" w:lineRule="auto"/>
+              <w:rPr>
+                <w:rFonts w:ascii="Times New Roman" w:hAnsi="Times New Roman" w:cs="Times New Roman"/>
+                <w:sz w:val="22"/>
+                <w:szCs w:val="22"/>
+              </w:rPr>
             </w:pPr>
             <w:r>
               <w:rPr>
-                <w:rFonts w:ascii="Calibri" w:hAnsi="Calibri"/>
-                <w:sz w:val="19"/>
+                <w:rFonts w:ascii="Times New Roman" w:hAnsi="Times New Roman" w:cs="Times New Roman"/>
+                <w:sz w:val="22"/>
+                <w:szCs w:val="22"/>
               </w:rPr>
               <w:t>+4.6pp</w:t>
             </w:r>
@@ -1404,12 +1974,19 @@
           </w:tcPr>
           <w:p>
             <w:pPr>
-              <w:jc w:val="center"/>
+              <w:jc w:val="both"/>
+              <w:spacing w:line="360" w:lineRule="auto"/>
+              <w:rPr>
+                <w:rFonts w:ascii="Times New Roman" w:hAnsi="Times New Roman" w:cs="Times New Roman"/>
+                <w:sz w:val="22"/>
+                <w:szCs w:val="22"/>
+              </w:rPr>
             </w:pPr>
             <w:r>
               <w:rPr>
-                <w:rFonts w:ascii="Calibri" w:hAnsi="Calibri"/>
-                <w:sz w:val="19"/>
+                <w:rFonts w:ascii="Times New Roman" w:hAnsi="Times New Roman" w:cs="Times New Roman"/>
+                <w:sz w:val="22"/>
+                <w:szCs w:val="22"/>
               </w:rPr>
               <w:t>Average</w:t>
             </w:r>
@@ -1422,12 +1999,19 @@
           </w:tcPr>
           <w:p>
             <w:pPr>
-              <w:jc w:val="center"/>
+              <w:jc w:val="both"/>
+              <w:spacing w:line="360" w:lineRule="auto"/>
+              <w:rPr>
+                <w:rFonts w:ascii="Times New Roman" w:hAnsi="Times New Roman" w:cs="Times New Roman"/>
+                <w:sz w:val="22"/>
+                <w:szCs w:val="22"/>
+              </w:rPr>
             </w:pPr>
             <w:r>
               <w:rPr>
-                <w:rFonts w:ascii="Calibri" w:hAnsi="Calibri"/>
-                <w:sz w:val="19"/>
+                <w:rFonts w:ascii="Times New Roman" w:hAnsi="Times New Roman" w:cs="Times New Roman"/>
+                <w:sz w:val="22"/>
+                <w:szCs w:val="22"/>
               </w:rPr>
             </w:r>
           </w:p>
@@ -1439,12 +2023,19 @@
           </w:tcPr>
           <w:p>
             <w:pPr>
-              <w:jc w:val="center"/>
+              <w:jc w:val="both"/>
+              <w:spacing w:line="360" w:lineRule="auto"/>
+              <w:rPr>
+                <w:rFonts w:ascii="Times New Roman" w:hAnsi="Times New Roman" w:cs="Times New Roman"/>
+                <w:sz w:val="22"/>
+                <w:szCs w:val="22"/>
+              </w:rPr>
             </w:pPr>
             <w:r>
               <w:rPr>
-                <w:rFonts w:ascii="Calibri" w:hAnsi="Calibri"/>
-                <w:sz w:val="19"/>
+                <w:rFonts w:ascii="Times New Roman" w:hAnsi="Times New Roman" w:cs="Times New Roman"/>
+                <w:sz w:val="22"/>
+                <w:szCs w:val="22"/>
               </w:rPr>
             </w:r>
           </w:p>
@@ -1456,12 +2047,19 @@
           </w:tcPr>
           <w:p>
             <w:pPr>
-              <w:jc w:val="center"/>
+              <w:jc w:val="both"/>
+              <w:spacing w:line="360" w:lineRule="auto"/>
+              <w:rPr>
+                <w:rFonts w:ascii="Times New Roman" w:hAnsi="Times New Roman" w:cs="Times New Roman"/>
+                <w:sz w:val="22"/>
+                <w:szCs w:val="22"/>
+              </w:rPr>
             </w:pPr>
             <w:r>
               <w:rPr>
-                <w:rFonts w:ascii="Calibri" w:hAnsi="Calibri"/>
-                <w:sz w:val="19"/>
+                <w:rFonts w:ascii="Times New Roman" w:hAnsi="Times New Roman" w:cs="Times New Roman"/>
+                <w:sz w:val="22"/>
+                <w:szCs w:val="22"/>
               </w:rPr>
               <w:t>+16.7%</w:t>
             </w:r>
@@ -1474,12 +2072,19 @@
           </w:tcPr>
           <w:p>
             <w:pPr>
-              <w:jc w:val="center"/>
+              <w:jc w:val="both"/>
+              <w:spacing w:line="360" w:lineRule="auto"/>
+              <w:rPr>
+                <w:rFonts w:ascii="Times New Roman" w:hAnsi="Times New Roman" w:cs="Times New Roman"/>
+                <w:sz w:val="22"/>
+                <w:szCs w:val="22"/>
+              </w:rPr>
             </w:pPr>
             <w:r>
               <w:rPr>
-                <w:rFonts w:ascii="Calibri" w:hAnsi="Calibri"/>
-                <w:sz w:val="19"/>
+                <w:rFonts w:ascii="Times New Roman" w:hAnsi="Times New Roman" w:cs="Times New Roman"/>
+                <w:sz w:val="22"/>
+                <w:szCs w:val="22"/>
               </w:rPr>
               <w:t>+8.1%</w:t>
             </w:r>
@@ -1492,12 +2097,19 @@
           </w:tcPr>
           <w:p>
             <w:pPr>
-              <w:jc w:val="center"/>
+              <w:jc w:val="both"/>
+              <w:spacing w:line="360" w:lineRule="auto"/>
+              <w:rPr>
+                <w:rFonts w:ascii="Times New Roman" w:hAnsi="Times New Roman" w:cs="Times New Roman"/>
+                <w:sz w:val="22"/>
+                <w:szCs w:val="22"/>
+              </w:rPr>
             </w:pPr>
             <w:r>
               <w:rPr>
-                <w:rFonts w:ascii="Calibri" w:hAnsi="Calibri"/>
-                <w:sz w:val="19"/>
+                <w:rFonts w:ascii="Times New Roman" w:hAnsi="Times New Roman" w:cs="Times New Roman"/>
+                <w:sz w:val="22"/>
+                <w:szCs w:val="22"/>
               </w:rPr>
               <w:t>+8.6pp</w:t>
             </w:r>
@@ -1505,43 +2117,74 @@
         </w:tc>
       </w:tr>
     </w:tbl>
-    <w:p/>
     <w:p>
       <w:pPr>
-        <w:spacing w:before="0" w:after="80"/>
+        <w:jc w:val="both"/>
+        <w:spacing w:line="360" w:lineRule="auto"/>
+        <w:rPr>
+          <w:rFonts w:ascii="Times New Roman" w:hAnsi="Times New Roman" w:cs="Times New Roman"/>
+          <w:sz w:val="22"/>
+          <w:szCs w:val="22"/>
+        </w:rPr>
+      </w:pPr>
+    </w:p>
+    <w:p>
+      <w:pPr>
+        <w:spacing w:before="0" w:after="80" w:line="360" w:lineRule="auto"/>
+        <w:jc w:val="both"/>
+        <w:rPr>
+          <w:rFonts w:ascii="Times New Roman" w:hAnsi="Times New Roman" w:cs="Times New Roman"/>
+          <w:sz w:val="22"/>
+          <w:szCs w:val="22"/>
+        </w:rPr>
       </w:pPr>
       <w:r>
         <w:rPr>
-          <w:rFonts w:ascii="Calibri" w:hAnsi="Calibri"/>
+          <w:rFonts w:ascii="Times New Roman" w:hAnsi="Times New Roman" w:cs="Times New Roman"/>
           <w:i w:val="0"/>
-          <w:sz w:val="20"/>
+          <w:sz w:val="22"/>
+          <w:szCs w:val="22"/>
         </w:rPr>
         <w:t>Average EM outperformance of +8.6pp in the 12 months following a DXY cycle peak, based on four identified peaks since 2002. Source: Bloomberg, MSCI Total Return USD. Current DXY ~100 is below the 2022 peak of 114, consistent with a late-cycle peak environment.</w:t>
       </w:r>
     </w:p>
     <w:p>
       <w:pPr>
-        <w:spacing w:before="120" w:after="40"/>
+        <w:spacing w:before="120" w:after="40" w:line="360" w:lineRule="auto"/>
+        <w:jc w:val="both"/>
+        <w:rPr>
+          <w:rFonts w:ascii="Times New Roman" w:hAnsi="Times New Roman" w:cs="Times New Roman"/>
+          <w:sz w:val="22"/>
+          <w:szCs w:val="22"/>
+        </w:rPr>
       </w:pPr>
       <w:r>
         <w:rPr>
-          <w:rFonts w:ascii="Calibri" w:hAnsi="Calibri"/>
+          <w:rFonts w:ascii="Times New Roman" w:hAnsi="Times New Roman" w:cs="Times New Roman"/>
           <w:b/>
           <w:color w:val="1B4F72"/>
           <w:sz w:val="22"/>
+          <w:szCs w:val="22"/>
         </w:rPr>
         <w:t>3. P/E Discount Mean-Reversion: Scenario Analysis</w:t>
       </w:r>
     </w:p>
     <w:p>
       <w:pPr>
-        <w:spacing w:before="0" w:after="80"/>
+        <w:spacing w:before="0" w:after="80" w:line="360" w:lineRule="auto"/>
+        <w:jc w:val="both"/>
+        <w:rPr>
+          <w:rFonts w:ascii="Times New Roman" w:hAnsi="Times New Roman" w:cs="Times New Roman"/>
+          <w:sz w:val="22"/>
+          <w:szCs w:val="22"/>
+        </w:rPr>
       </w:pPr>
       <w:r>
         <w:rPr>
-          <w:rFonts w:ascii="Calibri" w:hAnsi="Calibri"/>
+          <w:rFonts w:ascii="Times New Roman" w:hAnsi="Times New Roman" w:cs="Times New Roman"/>
           <w:i w:val="0"/>
-          <w:sz w:val="20"/>
+          <w:sz w:val="22"/>
+          <w:szCs w:val="22"/>
         </w:rPr>
         <w:t>Entry: MSCI EM forward P/E 12.5x. EPS growth assumption: +3% (conservative; consensus +5%). 20-year average discount: -28%. Current discount: -37%.</w:t>
       </w:r>
@@ -1568,14 +2211,21 @@
           </w:tcPr>
           <w:p>
             <w:pPr>
-              <w:jc w:val="center"/>
+              <w:jc w:val="both"/>
+              <w:spacing w:line="360" w:lineRule="auto"/>
+              <w:rPr>
+                <w:rFonts w:ascii="Times New Roman" w:hAnsi="Times New Roman" w:cs="Times New Roman"/>
+                <w:sz w:val="22"/>
+                <w:szCs w:val="22"/>
+              </w:rPr>
             </w:pPr>
             <w:r>
               <w:rPr>
-                <w:rFonts w:ascii="Calibri" w:hAnsi="Calibri"/>
+                <w:rFonts w:ascii="Times New Roman" w:hAnsi="Times New Roman" w:cs="Times New Roman"/>
                 <w:b/>
                 <w:color w:val="FFFFFF"/>
-                <w:sz w:val="19"/>
+                <w:sz w:val="22"/>
+                <w:szCs w:val="22"/>
               </w:rPr>
               <w:t>Scenario</w:t>
             </w:r>
@@ -1588,14 +2238,21 @@
           </w:tcPr>
           <w:p>
             <w:pPr>
-              <w:jc w:val="center"/>
+              <w:jc w:val="both"/>
+              <w:spacing w:line="360" w:lineRule="auto"/>
+              <w:rPr>
+                <w:rFonts w:ascii="Times New Roman" w:hAnsi="Times New Roman" w:cs="Times New Roman"/>
+                <w:sz w:val="22"/>
+                <w:szCs w:val="22"/>
+              </w:rPr>
             </w:pPr>
             <w:r>
               <w:rPr>
-                <w:rFonts w:ascii="Calibri" w:hAnsi="Calibri"/>
+                <w:rFonts w:ascii="Times New Roman" w:hAnsi="Times New Roman" w:cs="Times New Roman"/>
                 <w:b/>
                 <w:color w:val="FFFFFF"/>
-                <w:sz w:val="19"/>
+                <w:sz w:val="22"/>
+                <w:szCs w:val="22"/>
               </w:rPr>
               <w:t>Target P/E</w:t>
             </w:r>
@@ -1608,14 +2265,21 @@
           </w:tcPr>
           <w:p>
             <w:pPr>
-              <w:jc w:val="center"/>
+              <w:jc w:val="both"/>
+              <w:spacing w:line="360" w:lineRule="auto"/>
+              <w:rPr>
+                <w:rFonts w:ascii="Times New Roman" w:hAnsi="Times New Roman" w:cs="Times New Roman"/>
+                <w:sz w:val="22"/>
+                <w:szCs w:val="22"/>
+              </w:rPr>
             </w:pPr>
             <w:r>
               <w:rPr>
-                <w:rFonts w:ascii="Calibri" w:hAnsi="Calibri"/>
+                <w:rFonts w:ascii="Times New Roman" w:hAnsi="Times New Roman" w:cs="Times New Roman"/>
                 <w:b/>
                 <w:color w:val="FFFFFF"/>
-                <w:sz w:val="19"/>
+                <w:sz w:val="22"/>
+                <w:szCs w:val="22"/>
               </w:rPr>
               <w:t>Implied Discount</w:t>
             </w:r>
@@ -1628,14 +2292,21 @@
           </w:tcPr>
           <w:p>
             <w:pPr>
-              <w:jc w:val="center"/>
+              <w:jc w:val="both"/>
+              <w:spacing w:line="360" w:lineRule="auto"/>
+              <w:rPr>
+                <w:rFonts w:ascii="Times New Roman" w:hAnsi="Times New Roman" w:cs="Times New Roman"/>
+                <w:sz w:val="22"/>
+                <w:szCs w:val="22"/>
+              </w:rPr>
             </w:pPr>
             <w:r>
               <w:rPr>
-                <w:rFonts w:ascii="Calibri" w:hAnsi="Calibri"/>
+                <w:rFonts w:ascii="Times New Roman" w:hAnsi="Times New Roman" w:cs="Times New Roman"/>
                 <w:b/>
                 <w:color w:val="FFFFFF"/>
-                <w:sz w:val="19"/>
+                <w:sz w:val="22"/>
+                <w:szCs w:val="22"/>
               </w:rPr>
               <w:t>P/E Upside</w:t>
             </w:r>
@@ -1648,14 +2319,21 @@
           </w:tcPr>
           <w:p>
             <w:pPr>
-              <w:jc w:val="center"/>
+              <w:jc w:val="both"/>
+              <w:spacing w:line="360" w:lineRule="auto"/>
+              <w:rPr>
+                <w:rFonts w:ascii="Times New Roman" w:hAnsi="Times New Roman" w:cs="Times New Roman"/>
+                <w:sz w:val="22"/>
+                <w:szCs w:val="22"/>
+              </w:rPr>
             </w:pPr>
             <w:r>
               <w:rPr>
-                <w:rFonts w:ascii="Calibri" w:hAnsi="Calibri"/>
+                <w:rFonts w:ascii="Times New Roman" w:hAnsi="Times New Roman" w:cs="Times New Roman"/>
                 <w:b/>
                 <w:color w:val="FFFFFF"/>
-                <w:sz w:val="19"/>
+                <w:sz w:val="22"/>
+                <w:szCs w:val="22"/>
               </w:rPr>
               <w:t>w/ EPS (3%)</w:t>
             </w:r>
@@ -1668,14 +2346,21 @@
           </w:tcPr>
           <w:p>
             <w:pPr>
-              <w:jc w:val="center"/>
+              <w:jc w:val="both"/>
+              <w:spacing w:line="360" w:lineRule="auto"/>
+              <w:rPr>
+                <w:rFonts w:ascii="Times New Roman" w:hAnsi="Times New Roman" w:cs="Times New Roman"/>
+                <w:sz w:val="22"/>
+                <w:szCs w:val="22"/>
+              </w:rPr>
             </w:pPr>
             <w:r>
               <w:rPr>
-                <w:rFonts w:ascii="Calibri" w:hAnsi="Calibri"/>
+                <w:rFonts w:ascii="Times New Roman" w:hAnsi="Times New Roman" w:cs="Times New Roman"/>
                 <w:b/>
                 <w:color w:val="FFFFFF"/>
-                <w:sz w:val="19"/>
+                <w:sz w:val="22"/>
+                <w:szCs w:val="22"/>
               </w:rPr>
               <w:t>Total Return</w:t>
             </w:r>
@@ -1690,12 +2375,19 @@
           </w:tcPr>
           <w:p>
             <w:pPr>
-              <w:jc w:val="center"/>
+              <w:jc w:val="both"/>
+              <w:spacing w:line="360" w:lineRule="auto"/>
+              <w:rPr>
+                <w:rFonts w:ascii="Times New Roman" w:hAnsi="Times New Roman" w:cs="Times New Roman"/>
+                <w:sz w:val="22"/>
+                <w:szCs w:val="22"/>
+              </w:rPr>
             </w:pPr>
             <w:r>
               <w:rPr>
-                <w:rFonts w:ascii="Calibri" w:hAnsi="Calibri"/>
-                <w:sz w:val="19"/>
+                <w:rFonts w:ascii="Times New Roman" w:hAnsi="Times New Roman" w:cs="Times New Roman"/>
+                <w:sz w:val="22"/>
+                <w:szCs w:val="22"/>
               </w:rPr>
               <w:t>No re-rating</w:t>
             </w:r>
@@ -1708,12 +2400,19 @@
           </w:tcPr>
           <w:p>
             <w:pPr>
-              <w:jc w:val="center"/>
+              <w:jc w:val="both"/>
+              <w:spacing w:line="360" w:lineRule="auto"/>
+              <w:rPr>
+                <w:rFonts w:ascii="Times New Roman" w:hAnsi="Times New Roman" w:cs="Times New Roman"/>
+                <w:sz w:val="22"/>
+                <w:szCs w:val="22"/>
+              </w:rPr>
             </w:pPr>
             <w:r>
               <w:rPr>
-                <w:rFonts w:ascii="Calibri" w:hAnsi="Calibri"/>
-                <w:sz w:val="19"/>
+                <w:rFonts w:ascii="Times New Roman" w:hAnsi="Times New Roman" w:cs="Times New Roman"/>
+                <w:sz w:val="22"/>
+                <w:szCs w:val="22"/>
               </w:rPr>
               <w:t>12.5x</w:t>
             </w:r>
@@ -1726,12 +2425,19 @@
           </w:tcPr>
           <w:p>
             <w:pPr>
-              <w:jc w:val="center"/>
+              <w:jc w:val="both"/>
+              <w:spacing w:line="360" w:lineRule="auto"/>
+              <w:rPr>
+                <w:rFonts w:ascii="Times New Roman" w:hAnsi="Times New Roman" w:cs="Times New Roman"/>
+                <w:sz w:val="22"/>
+                <w:szCs w:val="22"/>
+              </w:rPr>
             </w:pPr>
             <w:r>
               <w:rPr>
-                <w:rFonts w:ascii="Calibri" w:hAnsi="Calibri"/>
-                <w:sz w:val="19"/>
+                <w:rFonts w:ascii="Times New Roman" w:hAnsi="Times New Roman" w:cs="Times New Roman"/>
+                <w:sz w:val="22"/>
+                <w:szCs w:val="22"/>
               </w:rPr>
               <w:t>-37% (current)</w:t>
             </w:r>
@@ -1744,12 +2450,19 @@
           </w:tcPr>
           <w:p>
             <w:pPr>
-              <w:jc w:val="center"/>
+              <w:jc w:val="both"/>
+              <w:spacing w:line="360" w:lineRule="auto"/>
+              <w:rPr>
+                <w:rFonts w:ascii="Times New Roman" w:hAnsi="Times New Roman" w:cs="Times New Roman"/>
+                <w:sz w:val="22"/>
+                <w:szCs w:val="22"/>
+              </w:rPr>
             </w:pPr>
             <w:r>
               <w:rPr>
-                <w:rFonts w:ascii="Calibri" w:hAnsi="Calibri"/>
-                <w:sz w:val="19"/>
+                <w:rFonts w:ascii="Times New Roman" w:hAnsi="Times New Roman" w:cs="Times New Roman"/>
+                <w:sz w:val="22"/>
+                <w:szCs w:val="22"/>
               </w:rPr>
               <w:t>0.0%</w:t>
             </w:r>
@@ -1762,12 +2475,19 @@
           </w:tcPr>
           <w:p>
             <w:pPr>
-              <w:jc w:val="center"/>
+              <w:jc w:val="both"/>
+              <w:spacing w:line="360" w:lineRule="auto"/>
+              <w:rPr>
+                <w:rFonts w:ascii="Times New Roman" w:hAnsi="Times New Roman" w:cs="Times New Roman"/>
+                <w:sz w:val="22"/>
+                <w:szCs w:val="22"/>
+              </w:rPr>
             </w:pPr>
             <w:r>
               <w:rPr>
-                <w:rFonts w:ascii="Calibri" w:hAnsi="Calibri"/>
-                <w:sz w:val="19"/>
+                <w:rFonts w:ascii="Times New Roman" w:hAnsi="Times New Roman" w:cs="Times New Roman"/>
+                <w:sz w:val="22"/>
+                <w:szCs w:val="22"/>
               </w:rPr>
               <w:t>+3%</w:t>
             </w:r>
@@ -1780,12 +2500,19 @@
           </w:tcPr>
           <w:p>
             <w:pPr>
-              <w:jc w:val="center"/>
+              <w:jc w:val="both"/>
+              <w:spacing w:line="360" w:lineRule="auto"/>
+              <w:rPr>
+                <w:rFonts w:ascii="Times New Roman" w:hAnsi="Times New Roman" w:cs="Times New Roman"/>
+                <w:sz w:val="22"/>
+                <w:szCs w:val="22"/>
+              </w:rPr>
             </w:pPr>
             <w:r>
               <w:rPr>
-                <w:rFonts w:ascii="Calibri" w:hAnsi="Calibri"/>
-                <w:sz w:val="19"/>
+                <w:rFonts w:ascii="Times New Roman" w:hAnsi="Times New Roman" w:cs="Times New Roman"/>
+                <w:sz w:val="22"/>
+                <w:szCs w:val="22"/>
               </w:rPr>
               <w:t>+3.0%</w:t>
             </w:r>
@@ -1800,12 +2527,19 @@
           </w:tcPr>
           <w:p>
             <w:pPr>
-              <w:jc w:val="center"/>
+              <w:jc w:val="both"/>
+              <w:spacing w:line="360" w:lineRule="auto"/>
+              <w:rPr>
+                <w:rFonts w:ascii="Times New Roman" w:hAnsi="Times New Roman" w:cs="Times New Roman"/>
+                <w:sz w:val="22"/>
+                <w:szCs w:val="22"/>
+              </w:rPr>
             </w:pPr>
             <w:r>
               <w:rPr>
-                <w:rFonts w:ascii="Calibri" w:hAnsi="Calibri"/>
-                <w:sz w:val="19"/>
+                <w:rFonts w:ascii="Times New Roman" w:hAnsi="Times New Roman" w:cs="Times New Roman"/>
+                <w:sz w:val="22"/>
+                <w:szCs w:val="22"/>
               </w:rPr>
               <w:t>Partial revert</w:t>
             </w:r>
@@ -1818,12 +2552,19 @@
           </w:tcPr>
           <w:p>
             <w:pPr>
-              <w:jc w:val="center"/>
+              <w:jc w:val="both"/>
+              <w:spacing w:line="360" w:lineRule="auto"/>
+              <w:rPr>
+                <w:rFonts w:ascii="Times New Roman" w:hAnsi="Times New Roman" w:cs="Times New Roman"/>
+                <w:sz w:val="22"/>
+                <w:szCs w:val="22"/>
+              </w:rPr>
             </w:pPr>
             <w:r>
               <w:rPr>
-                <w:rFonts w:ascii="Calibri" w:hAnsi="Calibri"/>
-                <w:sz w:val="19"/>
+                <w:rFonts w:ascii="Times New Roman" w:hAnsi="Times New Roman" w:cs="Times New Roman"/>
+                <w:sz w:val="22"/>
+                <w:szCs w:val="22"/>
               </w:rPr>
               <w:t>13.5x</w:t>
             </w:r>
@@ -1836,12 +2577,19 @@
           </w:tcPr>
           <w:p>
             <w:pPr>
-              <w:jc w:val="center"/>
+              <w:jc w:val="both"/>
+              <w:spacing w:line="360" w:lineRule="auto"/>
+              <w:rPr>
+                <w:rFonts w:ascii="Times New Roman" w:hAnsi="Times New Roman" w:cs="Times New Roman"/>
+                <w:sz w:val="22"/>
+                <w:szCs w:val="22"/>
+              </w:rPr>
             </w:pPr>
             <w:r>
               <w:rPr>
-                <w:rFonts w:ascii="Calibri" w:hAnsi="Calibri"/>
-                <w:sz w:val="19"/>
+                <w:rFonts w:ascii="Times New Roman" w:hAnsi="Times New Roman" w:cs="Times New Roman"/>
+                <w:sz w:val="22"/>
+                <w:szCs w:val="22"/>
               </w:rPr>
               <w:t>-32%</w:t>
             </w:r>
@@ -1854,12 +2602,19 @@
           </w:tcPr>
           <w:p>
             <w:pPr>
-              <w:jc w:val="center"/>
+              <w:jc w:val="both"/>
+              <w:spacing w:line="360" w:lineRule="auto"/>
+              <w:rPr>
+                <w:rFonts w:ascii="Times New Roman" w:hAnsi="Times New Roman" w:cs="Times New Roman"/>
+                <w:sz w:val="22"/>
+                <w:szCs w:val="22"/>
+              </w:rPr>
             </w:pPr>
             <w:r>
               <w:rPr>
-                <w:rFonts w:ascii="Calibri" w:hAnsi="Calibri"/>
-                <w:sz w:val="19"/>
+                <w:rFonts w:ascii="Times New Roman" w:hAnsi="Times New Roman" w:cs="Times New Roman"/>
+                <w:sz w:val="22"/>
+                <w:szCs w:val="22"/>
               </w:rPr>
               <w:t>+8.0%</w:t>
             </w:r>
@@ -1872,12 +2627,19 @@
           </w:tcPr>
           <w:p>
             <w:pPr>
-              <w:jc w:val="center"/>
+              <w:jc w:val="both"/>
+              <w:spacing w:line="360" w:lineRule="auto"/>
+              <w:rPr>
+                <w:rFonts w:ascii="Times New Roman" w:hAnsi="Times New Roman" w:cs="Times New Roman"/>
+                <w:sz w:val="22"/>
+                <w:szCs w:val="22"/>
+              </w:rPr>
             </w:pPr>
             <w:r>
               <w:rPr>
-                <w:rFonts w:ascii="Calibri" w:hAnsi="Calibri"/>
-                <w:sz w:val="19"/>
+                <w:rFonts w:ascii="Times New Roman" w:hAnsi="Times New Roman" w:cs="Times New Roman"/>
+                <w:sz w:val="22"/>
+                <w:szCs w:val="22"/>
               </w:rPr>
               <w:t>+3%</w:t>
             </w:r>
@@ -1890,12 +2652,19 @@
           </w:tcPr>
           <w:p>
             <w:pPr>
-              <w:jc w:val="center"/>
+              <w:jc w:val="both"/>
+              <w:spacing w:line="360" w:lineRule="auto"/>
+              <w:rPr>
+                <w:rFonts w:ascii="Times New Roman" w:hAnsi="Times New Roman" w:cs="Times New Roman"/>
+                <w:sz w:val="22"/>
+                <w:szCs w:val="22"/>
+              </w:rPr>
             </w:pPr>
             <w:r>
               <w:rPr>
-                <w:rFonts w:ascii="Calibri" w:hAnsi="Calibri"/>
-                <w:sz w:val="19"/>
+                <w:rFonts w:ascii="Times New Roman" w:hAnsi="Times New Roman" w:cs="Times New Roman"/>
+                <w:sz w:val="22"/>
+                <w:szCs w:val="22"/>
               </w:rPr>
               <w:t>+11.2%</w:t>
             </w:r>
@@ -1910,12 +2679,19 @@
           </w:tcPr>
           <w:p>
             <w:pPr>
-              <w:jc w:val="center"/>
+              <w:jc w:val="both"/>
+              <w:spacing w:line="360" w:lineRule="auto"/>
+              <w:rPr>
+                <w:rFonts w:ascii="Times New Roman" w:hAnsi="Times New Roman" w:cs="Times New Roman"/>
+                <w:sz w:val="22"/>
+                <w:szCs w:val="22"/>
+              </w:rPr>
             </w:pPr>
             <w:r>
               <w:rPr>
-                <w:rFonts w:ascii="Calibri" w:hAnsi="Calibri"/>
-                <w:sz w:val="19"/>
+                <w:rFonts w:ascii="Times New Roman" w:hAnsi="Times New Roman" w:cs="Times New Roman"/>
+                <w:sz w:val="22"/>
+                <w:szCs w:val="22"/>
               </w:rPr>
               <w:t>Mean revert (base)</w:t>
             </w:r>
@@ -1928,12 +2704,19 @@
           </w:tcPr>
           <w:p>
             <w:pPr>
-              <w:jc w:val="center"/>
+              <w:jc w:val="both"/>
+              <w:spacing w:line="360" w:lineRule="auto"/>
+              <w:rPr>
+                <w:rFonts w:ascii="Times New Roman" w:hAnsi="Times New Roman" w:cs="Times New Roman"/>
+                <w:sz w:val="22"/>
+                <w:szCs w:val="22"/>
+              </w:rPr>
             </w:pPr>
             <w:r>
               <w:rPr>
-                <w:rFonts w:ascii="Calibri" w:hAnsi="Calibri"/>
-                <w:sz w:val="19"/>
+                <w:rFonts w:ascii="Times New Roman" w:hAnsi="Times New Roman" w:cs="Times New Roman"/>
+                <w:sz w:val="22"/>
+                <w:szCs w:val="22"/>
               </w:rPr>
               <w:t>14.5x</w:t>
             </w:r>
@@ -1946,12 +2729,19 @@
           </w:tcPr>
           <w:p>
             <w:pPr>
-              <w:jc w:val="center"/>
+              <w:jc w:val="both"/>
+              <w:spacing w:line="360" w:lineRule="auto"/>
+              <w:rPr>
+                <w:rFonts w:ascii="Times New Roman" w:hAnsi="Times New Roman" w:cs="Times New Roman"/>
+                <w:sz w:val="22"/>
+                <w:szCs w:val="22"/>
+              </w:rPr>
             </w:pPr>
             <w:r>
               <w:rPr>
-                <w:rFonts w:ascii="Calibri" w:hAnsi="Calibri"/>
-                <w:sz w:val="19"/>
+                <w:rFonts w:ascii="Times New Roman" w:hAnsi="Times New Roman" w:cs="Times New Roman"/>
+                <w:sz w:val="22"/>
+                <w:szCs w:val="22"/>
               </w:rPr>
               <w:t>-27% (20yr avg)</w:t>
             </w:r>
@@ -1964,12 +2754,19 @@
           </w:tcPr>
           <w:p>
             <w:pPr>
-              <w:jc w:val="center"/>
+              <w:jc w:val="both"/>
+              <w:spacing w:line="360" w:lineRule="auto"/>
+              <w:rPr>
+                <w:rFonts w:ascii="Times New Roman" w:hAnsi="Times New Roman" w:cs="Times New Roman"/>
+                <w:sz w:val="22"/>
+                <w:szCs w:val="22"/>
+              </w:rPr>
             </w:pPr>
             <w:r>
               <w:rPr>
-                <w:rFonts w:ascii="Calibri" w:hAnsi="Calibri"/>
-                <w:sz w:val="19"/>
+                <w:rFonts w:ascii="Times New Roman" w:hAnsi="Times New Roman" w:cs="Times New Roman"/>
+                <w:sz w:val="22"/>
+                <w:szCs w:val="22"/>
               </w:rPr>
               <w:t>+16.0%</w:t>
             </w:r>
@@ -1982,12 +2779,19 @@
           </w:tcPr>
           <w:p>
             <w:pPr>
-              <w:jc w:val="center"/>
+              <w:jc w:val="both"/>
+              <w:spacing w:line="360" w:lineRule="auto"/>
+              <w:rPr>
+                <w:rFonts w:ascii="Times New Roman" w:hAnsi="Times New Roman" w:cs="Times New Roman"/>
+                <w:sz w:val="22"/>
+                <w:szCs w:val="22"/>
+              </w:rPr>
             </w:pPr>
             <w:r>
               <w:rPr>
-                <w:rFonts w:ascii="Calibri" w:hAnsi="Calibri"/>
-                <w:sz w:val="19"/>
+                <w:rFonts w:ascii="Times New Roman" w:hAnsi="Times New Roman" w:cs="Times New Roman"/>
+                <w:sz w:val="22"/>
+                <w:szCs w:val="22"/>
               </w:rPr>
               <w:t>+3%</w:t>
             </w:r>
@@ -2000,12 +2804,19 @@
           </w:tcPr>
           <w:p>
             <w:pPr>
-              <w:jc w:val="center"/>
+              <w:jc w:val="both"/>
+              <w:spacing w:line="360" w:lineRule="auto"/>
+              <w:rPr>
+                <w:rFonts w:ascii="Times New Roman" w:hAnsi="Times New Roman" w:cs="Times New Roman"/>
+                <w:sz w:val="22"/>
+                <w:szCs w:val="22"/>
+              </w:rPr>
             </w:pPr>
             <w:r>
               <w:rPr>
-                <w:rFonts w:ascii="Calibri" w:hAnsi="Calibri"/>
-                <w:sz w:val="19"/>
+                <w:rFonts w:ascii="Times New Roman" w:hAnsi="Times New Roman" w:cs="Times New Roman"/>
+                <w:sz w:val="22"/>
+                <w:szCs w:val="22"/>
               </w:rPr>
               <w:t>+19.5%</w:t>
             </w:r>
@@ -2020,12 +2831,19 @@
           </w:tcPr>
           <w:p>
             <w:pPr>
-              <w:jc w:val="center"/>
+              <w:jc w:val="both"/>
+              <w:spacing w:line="360" w:lineRule="auto"/>
+              <w:rPr>
+                <w:rFonts w:ascii="Times New Roman" w:hAnsi="Times New Roman" w:cs="Times New Roman"/>
+                <w:sz w:val="22"/>
+                <w:szCs w:val="22"/>
+              </w:rPr>
             </w:pPr>
             <w:r>
               <w:rPr>
-                <w:rFonts w:ascii="Calibri" w:hAnsi="Calibri"/>
-                <w:sz w:val="19"/>
+                <w:rFonts w:ascii="Times New Roman" w:hAnsi="Times New Roman" w:cs="Times New Roman"/>
+                <w:sz w:val="22"/>
+                <w:szCs w:val="22"/>
               </w:rPr>
               <w:t>2016 re-rate peak</w:t>
             </w:r>
@@ -2038,12 +2856,19 @@
           </w:tcPr>
           <w:p>
             <w:pPr>
-              <w:jc w:val="center"/>
+              <w:jc w:val="both"/>
+              <w:spacing w:line="360" w:lineRule="auto"/>
+              <w:rPr>
+                <w:rFonts w:ascii="Times New Roman" w:hAnsi="Times New Roman" w:cs="Times New Roman"/>
+                <w:sz w:val="22"/>
+                <w:szCs w:val="22"/>
+              </w:rPr>
             </w:pPr>
             <w:r>
               <w:rPr>
-                <w:rFonts w:ascii="Calibri" w:hAnsi="Calibri"/>
-                <w:sz w:val="19"/>
+                <w:rFonts w:ascii="Times New Roman" w:hAnsi="Times New Roman" w:cs="Times New Roman"/>
+                <w:sz w:val="22"/>
+                <w:szCs w:val="22"/>
               </w:rPr>
               <w:t>15.5x</w:t>
             </w:r>
@@ -2056,12 +2881,19 @@
           </w:tcPr>
           <w:p>
             <w:pPr>
-              <w:jc w:val="center"/>
+              <w:jc w:val="both"/>
+              <w:spacing w:line="360" w:lineRule="auto"/>
+              <w:rPr>
+                <w:rFonts w:ascii="Times New Roman" w:hAnsi="Times New Roman" w:cs="Times New Roman"/>
+                <w:sz w:val="22"/>
+                <w:szCs w:val="22"/>
+              </w:rPr>
             </w:pPr>
             <w:r>
               <w:rPr>
-                <w:rFonts w:ascii="Calibri" w:hAnsi="Calibri"/>
-                <w:sz w:val="19"/>
+                <w:rFonts w:ascii="Times New Roman" w:hAnsi="Times New Roman" w:cs="Times New Roman"/>
+                <w:sz w:val="22"/>
+                <w:szCs w:val="22"/>
               </w:rPr>
               <w:t>-22%</w:t>
             </w:r>
@@ -2074,12 +2906,19 @@
           </w:tcPr>
           <w:p>
             <w:pPr>
-              <w:jc w:val="center"/>
+              <w:jc w:val="both"/>
+              <w:spacing w:line="360" w:lineRule="auto"/>
+              <w:rPr>
+                <w:rFonts w:ascii="Times New Roman" w:hAnsi="Times New Roman" w:cs="Times New Roman"/>
+                <w:sz w:val="22"/>
+                <w:szCs w:val="22"/>
+              </w:rPr>
             </w:pPr>
             <w:r>
               <w:rPr>
-                <w:rFonts w:ascii="Calibri" w:hAnsi="Calibri"/>
-                <w:sz w:val="19"/>
+                <w:rFonts w:ascii="Times New Roman" w:hAnsi="Times New Roman" w:cs="Times New Roman"/>
+                <w:sz w:val="22"/>
+                <w:szCs w:val="22"/>
               </w:rPr>
               <w:t>+24.0%</w:t>
             </w:r>
@@ -2092,12 +2931,19 @@
           </w:tcPr>
           <w:p>
             <w:pPr>
-              <w:jc w:val="center"/>
+              <w:jc w:val="both"/>
+              <w:spacing w:line="360" w:lineRule="auto"/>
+              <w:rPr>
+                <w:rFonts w:ascii="Times New Roman" w:hAnsi="Times New Roman" w:cs="Times New Roman"/>
+                <w:sz w:val="22"/>
+                <w:szCs w:val="22"/>
+              </w:rPr>
             </w:pPr>
             <w:r>
               <w:rPr>
-                <w:rFonts w:ascii="Calibri" w:hAnsi="Calibri"/>
-                <w:sz w:val="19"/>
+                <w:rFonts w:ascii="Times New Roman" w:hAnsi="Times New Roman" w:cs="Times New Roman"/>
+                <w:sz w:val="22"/>
+                <w:szCs w:val="22"/>
               </w:rPr>
               <w:t>+3%</w:t>
             </w:r>
@@ -2110,12 +2956,19 @@
           </w:tcPr>
           <w:p>
             <w:pPr>
-              <w:jc w:val="center"/>
+              <w:jc w:val="both"/>
+              <w:spacing w:line="360" w:lineRule="auto"/>
+              <w:rPr>
+                <w:rFonts w:ascii="Times New Roman" w:hAnsi="Times New Roman" w:cs="Times New Roman"/>
+                <w:sz w:val="22"/>
+                <w:szCs w:val="22"/>
+              </w:rPr>
             </w:pPr>
             <w:r>
               <w:rPr>
-                <w:rFonts w:ascii="Calibri" w:hAnsi="Calibri"/>
-                <w:sz w:val="19"/>
+                <w:rFonts w:ascii="Times New Roman" w:hAnsi="Times New Roman" w:cs="Times New Roman"/>
+                <w:sz w:val="22"/>
+                <w:szCs w:val="22"/>
               </w:rPr>
               <w:t>+27.7%</w:t>
             </w:r>
@@ -2130,12 +2983,19 @@
           </w:tcPr>
           <w:p>
             <w:pPr>
-              <w:jc w:val="center"/>
+              <w:jc w:val="both"/>
+              <w:spacing w:line="360" w:lineRule="auto"/>
+              <w:rPr>
+                <w:rFonts w:ascii="Times New Roman" w:hAnsi="Times New Roman" w:cs="Times New Roman"/>
+                <w:sz w:val="22"/>
+                <w:szCs w:val="22"/>
+              </w:rPr>
             </w:pPr>
             <w:r>
               <w:rPr>
-                <w:rFonts w:ascii="Calibri" w:hAnsi="Calibri"/>
-                <w:sz w:val="19"/>
+                <w:rFonts w:ascii="Times New Roman" w:hAnsi="Times New Roman" w:cs="Times New Roman"/>
+                <w:sz w:val="22"/>
+                <w:szCs w:val="22"/>
               </w:rPr>
               <w:t>Full discount close</w:t>
             </w:r>
@@ -2148,12 +3008,19 @@
           </w:tcPr>
           <w:p>
             <w:pPr>
-              <w:jc w:val="center"/>
+              <w:jc w:val="both"/>
+              <w:spacing w:line="360" w:lineRule="auto"/>
+              <w:rPr>
+                <w:rFonts w:ascii="Times New Roman" w:hAnsi="Times New Roman" w:cs="Times New Roman"/>
+                <w:sz w:val="22"/>
+                <w:szCs w:val="22"/>
+              </w:rPr>
             </w:pPr>
             <w:r>
               <w:rPr>
-                <w:rFonts w:ascii="Calibri" w:hAnsi="Calibri"/>
-                <w:sz w:val="19"/>
+                <w:rFonts w:ascii="Times New Roman" w:hAnsi="Times New Roman" w:cs="Times New Roman"/>
+                <w:sz w:val="22"/>
+                <w:szCs w:val="22"/>
               </w:rPr>
               <w:t>16.5x</w:t>
             </w:r>
@@ -2166,12 +3033,19 @@
           </w:tcPr>
           <w:p>
             <w:pPr>
-              <w:jc w:val="center"/>
+              <w:jc w:val="both"/>
+              <w:spacing w:line="360" w:lineRule="auto"/>
+              <w:rPr>
+                <w:rFonts w:ascii="Times New Roman" w:hAnsi="Times New Roman" w:cs="Times New Roman"/>
+                <w:sz w:val="22"/>
+                <w:szCs w:val="22"/>
+              </w:rPr>
             </w:pPr>
             <w:r>
               <w:rPr>
-                <w:rFonts w:ascii="Calibri" w:hAnsi="Calibri"/>
-                <w:sz w:val="19"/>
+                <w:rFonts w:ascii="Times New Roman" w:hAnsi="Times New Roman" w:cs="Times New Roman"/>
+                <w:sz w:val="22"/>
+                <w:szCs w:val="22"/>
               </w:rPr>
               <w:t>-17%</w:t>
             </w:r>
@@ -2184,12 +3058,19 @@
           </w:tcPr>
           <w:p>
             <w:pPr>
-              <w:jc w:val="center"/>
+              <w:jc w:val="both"/>
+              <w:spacing w:line="360" w:lineRule="auto"/>
+              <w:rPr>
+                <w:rFonts w:ascii="Times New Roman" w:hAnsi="Times New Roman" w:cs="Times New Roman"/>
+                <w:sz w:val="22"/>
+                <w:szCs w:val="22"/>
+              </w:rPr>
             </w:pPr>
             <w:r>
               <w:rPr>
-                <w:rFonts w:ascii="Calibri" w:hAnsi="Calibri"/>
-                <w:sz w:val="19"/>
+                <w:rFonts w:ascii="Times New Roman" w:hAnsi="Times New Roman" w:cs="Times New Roman"/>
+                <w:sz w:val="22"/>
+                <w:szCs w:val="22"/>
               </w:rPr>
               <w:t>+32.0%</w:t>
             </w:r>
@@ -2202,12 +3083,19 @@
           </w:tcPr>
           <w:p>
             <w:pPr>
-              <w:jc w:val="center"/>
+              <w:jc w:val="both"/>
+              <w:spacing w:line="360" w:lineRule="auto"/>
+              <w:rPr>
+                <w:rFonts w:ascii="Times New Roman" w:hAnsi="Times New Roman" w:cs="Times New Roman"/>
+                <w:sz w:val="22"/>
+                <w:szCs w:val="22"/>
+              </w:rPr>
             </w:pPr>
             <w:r>
               <w:rPr>
-                <w:rFonts w:ascii="Calibri" w:hAnsi="Calibri"/>
-                <w:sz w:val="19"/>
+                <w:rFonts w:ascii="Times New Roman" w:hAnsi="Times New Roman" w:cs="Times New Roman"/>
+                <w:sz w:val="22"/>
+                <w:szCs w:val="22"/>
               </w:rPr>
               <w:t>+3%</w:t>
             </w:r>
@@ -2220,12 +3108,19 @@
           </w:tcPr>
           <w:p>
             <w:pPr>
-              <w:jc w:val="center"/>
+              <w:jc w:val="both"/>
+              <w:spacing w:line="360" w:lineRule="auto"/>
+              <w:rPr>
+                <w:rFonts w:ascii="Times New Roman" w:hAnsi="Times New Roman" w:cs="Times New Roman"/>
+                <w:sz w:val="22"/>
+                <w:szCs w:val="22"/>
+              </w:rPr>
             </w:pPr>
             <w:r>
               <w:rPr>
-                <w:rFonts w:ascii="Calibri" w:hAnsi="Calibri"/>
-                <w:sz w:val="19"/>
+                <w:rFonts w:ascii="Times New Roman" w:hAnsi="Times New Roman" w:cs="Times New Roman"/>
+                <w:sz w:val="22"/>
+                <w:szCs w:val="22"/>
               </w:rPr>
               <w:t>+36.0%</w:t>
             </w:r>
@@ -2233,17 +3128,34 @@
         </w:tc>
       </w:tr>
     </w:tbl>
-    <w:p/>
     <w:p>
       <w:pPr>
-        <w:spacing w:before="120" w:after="40"/>
+        <w:jc w:val="both"/>
+        <w:spacing w:line="360" w:lineRule="auto"/>
+        <w:rPr>
+          <w:rFonts w:ascii="Times New Roman" w:hAnsi="Times New Roman" w:cs="Times New Roman"/>
+          <w:sz w:val="22"/>
+          <w:szCs w:val="22"/>
+        </w:rPr>
+      </w:pPr>
+    </w:p>
+    <w:p>
+      <w:pPr>
+        <w:spacing w:before="120" w:after="40" w:line="360" w:lineRule="auto"/>
+        <w:jc w:val="both"/>
+        <w:rPr>
+          <w:rFonts w:ascii="Times New Roman" w:hAnsi="Times New Roman" w:cs="Times New Roman"/>
+          <w:sz w:val="22"/>
+          <w:szCs w:val="22"/>
+        </w:rPr>
       </w:pPr>
       <w:r>
         <w:rPr>
-          <w:rFonts w:ascii="Calibri" w:hAnsi="Calibri"/>
+          <w:rFonts w:ascii="Times New Roman" w:hAnsi="Times New Roman" w:cs="Times New Roman"/>
           <w:b/>
           <w:color w:val="1B4F72"/>
           <w:sz w:val="22"/>
+          <w:szCs w:val="22"/>
         </w:rPr>
         <w:t>4. Country-Level Valuation Snapshot: MSCI EM Components</w:t>
       </w:r>
@@ -2270,14 +3182,21 @@
           </w:tcPr>
           <w:p>
             <w:pPr>
-              <w:jc w:val="center"/>
+              <w:jc w:val="both"/>
+              <w:spacing w:line="360" w:lineRule="auto"/>
+              <w:rPr>
+                <w:rFonts w:ascii="Times New Roman" w:hAnsi="Times New Roman" w:cs="Times New Roman"/>
+                <w:sz w:val="22"/>
+                <w:szCs w:val="22"/>
+              </w:rPr>
             </w:pPr>
             <w:r>
               <w:rPr>
-                <w:rFonts w:ascii="Calibri" w:hAnsi="Calibri"/>
+                <w:rFonts w:ascii="Times New Roman" w:hAnsi="Times New Roman" w:cs="Times New Roman"/>
                 <w:b/>
                 <w:color w:val="FFFFFF"/>
-                <w:sz w:val="19"/>
+                <w:sz w:val="22"/>
+                <w:szCs w:val="22"/>
               </w:rPr>
               <w:t>Country</w:t>
             </w:r>
@@ -2290,14 +3209,21 @@
           </w:tcPr>
           <w:p>
             <w:pPr>
-              <w:jc w:val="center"/>
+              <w:jc w:val="both"/>
+              <w:spacing w:line="360" w:lineRule="auto"/>
+              <w:rPr>
+                <w:rFonts w:ascii="Times New Roman" w:hAnsi="Times New Roman" w:cs="Times New Roman"/>
+                <w:sz w:val="22"/>
+                <w:szCs w:val="22"/>
+              </w:rPr>
             </w:pPr>
             <w:r>
               <w:rPr>
-                <w:rFonts w:ascii="Calibri" w:hAnsi="Calibri"/>
+                <w:rFonts w:ascii="Times New Roman" w:hAnsi="Times New Roman" w:cs="Times New Roman"/>
                 <w:b/>
                 <w:color w:val="FFFFFF"/>
-                <w:sz w:val="19"/>
+                <w:sz w:val="22"/>
+                <w:szCs w:val="22"/>
               </w:rPr>
               <w:t>MSCI EM Weight</w:t>
             </w:r>
@@ -2310,14 +3236,21 @@
           </w:tcPr>
           <w:p>
             <w:pPr>
-              <w:jc w:val="center"/>
+              <w:jc w:val="both"/>
+              <w:spacing w:line="360" w:lineRule="auto"/>
+              <w:rPr>
+                <w:rFonts w:ascii="Times New Roman" w:hAnsi="Times New Roman" w:cs="Times New Roman"/>
+                <w:sz w:val="22"/>
+                <w:szCs w:val="22"/>
+              </w:rPr>
             </w:pPr>
             <w:r>
               <w:rPr>
-                <w:rFonts w:ascii="Calibri" w:hAnsi="Calibri"/>
+                <w:rFonts w:ascii="Times New Roman" w:hAnsi="Times New Roman" w:cs="Times New Roman"/>
                 <w:b/>
                 <w:color w:val="FFFFFF"/>
-                <w:sz w:val="19"/>
+                <w:sz w:val="22"/>
+                <w:szCs w:val="22"/>
               </w:rPr>
               <w:t>Fwd P/E</w:t>
             </w:r>
@@ -2330,14 +3263,21 @@
           </w:tcPr>
           <w:p>
             <w:pPr>
-              <w:jc w:val="center"/>
+              <w:jc w:val="both"/>
+              <w:spacing w:line="360" w:lineRule="auto"/>
+              <w:rPr>
+                <w:rFonts w:ascii="Times New Roman" w:hAnsi="Times New Roman" w:cs="Times New Roman"/>
+                <w:sz w:val="22"/>
+                <w:szCs w:val="22"/>
+              </w:rPr>
             </w:pPr>
             <w:r>
               <w:rPr>
-                <w:rFonts w:ascii="Calibri" w:hAnsi="Calibri"/>
+                <w:rFonts w:ascii="Times New Roman" w:hAnsi="Times New Roman" w:cs="Times New Roman"/>
                 <w:b/>
                 <w:color w:val="FFFFFF"/>
-                <w:sz w:val="19"/>
+                <w:sz w:val="22"/>
+                <w:szCs w:val="22"/>
               </w:rPr>
               <w:t>5yr Avg P/E</w:t>
             </w:r>
@@ -2350,14 +3290,21 @@
           </w:tcPr>
           <w:p>
             <w:pPr>
-              <w:jc w:val="center"/>
+              <w:jc w:val="both"/>
+              <w:spacing w:line="360" w:lineRule="auto"/>
+              <w:rPr>
+                <w:rFonts w:ascii="Times New Roman" w:hAnsi="Times New Roman" w:cs="Times New Roman"/>
+                <w:sz w:val="22"/>
+                <w:szCs w:val="22"/>
+              </w:rPr>
             </w:pPr>
             <w:r>
               <w:rPr>
-                <w:rFonts w:ascii="Calibri" w:hAnsi="Calibri"/>
+                <w:rFonts w:ascii="Times New Roman" w:hAnsi="Times New Roman" w:cs="Times New Roman"/>
                 <w:b/>
                 <w:color w:val="FFFFFF"/>
-                <w:sz w:val="19"/>
+                <w:sz w:val="22"/>
+                <w:szCs w:val="22"/>
               </w:rPr>
               <w:t>Discount</w:t>
             </w:r>
@@ -2370,14 +3317,21 @@
           </w:tcPr>
           <w:p>
             <w:pPr>
-              <w:jc w:val="center"/>
+              <w:jc w:val="both"/>
+              <w:spacing w:line="360" w:lineRule="auto"/>
+              <w:rPr>
+                <w:rFonts w:ascii="Times New Roman" w:hAnsi="Times New Roman" w:cs="Times New Roman"/>
+                <w:sz w:val="22"/>
+                <w:szCs w:val="22"/>
+              </w:rPr>
             </w:pPr>
             <w:r>
               <w:rPr>
-                <w:rFonts w:ascii="Calibri" w:hAnsi="Calibri"/>
+                <w:rFonts w:ascii="Times New Roman" w:hAnsi="Times New Roman" w:cs="Times New Roman"/>
                 <w:b/>
                 <w:color w:val="FFFFFF"/>
-                <w:sz w:val="19"/>
+                <w:sz w:val="22"/>
+                <w:szCs w:val="22"/>
               </w:rPr>
               <w:t>EPS Growth (2026E)</w:t>
             </w:r>
@@ -2392,12 +3346,19 @@
           </w:tcPr>
           <w:p>
             <w:pPr>
-              <w:jc w:val="center"/>
+              <w:jc w:val="both"/>
+              <w:spacing w:line="360" w:lineRule="auto"/>
+              <w:rPr>
+                <w:rFonts w:ascii="Times New Roman" w:hAnsi="Times New Roman" w:cs="Times New Roman"/>
+                <w:sz w:val="22"/>
+                <w:szCs w:val="22"/>
+              </w:rPr>
             </w:pPr>
             <w:r>
               <w:rPr>
-                <w:rFonts w:ascii="Calibri" w:hAnsi="Calibri"/>
-                <w:sz w:val="19"/>
+                <w:rFonts w:ascii="Times New Roman" w:hAnsi="Times New Roman" w:cs="Times New Roman"/>
+                <w:sz w:val="22"/>
+                <w:szCs w:val="22"/>
               </w:rPr>
               <w:t>China</w:t>
             </w:r>
@@ -2410,12 +3371,19 @@
           </w:tcPr>
           <w:p>
             <w:pPr>
-              <w:jc w:val="center"/>
+              <w:jc w:val="both"/>
+              <w:spacing w:line="360" w:lineRule="auto"/>
+              <w:rPr>
+                <w:rFonts w:ascii="Times New Roman" w:hAnsi="Times New Roman" w:cs="Times New Roman"/>
+                <w:sz w:val="22"/>
+                <w:szCs w:val="22"/>
+              </w:rPr>
             </w:pPr>
             <w:r>
               <w:rPr>
-                <w:rFonts w:ascii="Calibri" w:hAnsi="Calibri"/>
-                <w:sz w:val="19"/>
+                <w:rFonts w:ascii="Times New Roman" w:hAnsi="Times New Roman" w:cs="Times New Roman"/>
+                <w:sz w:val="22"/>
+                <w:szCs w:val="22"/>
               </w:rPr>
               <w:t>30%</w:t>
             </w:r>
@@ -2428,12 +3396,19 @@
           </w:tcPr>
           <w:p>
             <w:pPr>
-              <w:jc w:val="center"/>
+              <w:jc w:val="both"/>
+              <w:spacing w:line="360" w:lineRule="auto"/>
+              <w:rPr>
+                <w:rFonts w:ascii="Times New Roman" w:hAnsi="Times New Roman" w:cs="Times New Roman"/>
+                <w:sz w:val="22"/>
+                <w:szCs w:val="22"/>
+              </w:rPr>
             </w:pPr>
             <w:r>
               <w:rPr>
-                <w:rFonts w:ascii="Calibri" w:hAnsi="Calibri"/>
-                <w:sz w:val="19"/>
+                <w:rFonts w:ascii="Times New Roman" w:hAnsi="Times New Roman" w:cs="Times New Roman"/>
+                <w:sz w:val="22"/>
+                <w:szCs w:val="22"/>
               </w:rPr>
               <w:t>11.2x</w:t>
             </w:r>
@@ -2446,12 +3421,19 @@
           </w:tcPr>
           <w:p>
             <w:pPr>
-              <w:jc w:val="center"/>
+              <w:jc w:val="both"/>
+              <w:spacing w:line="360" w:lineRule="auto"/>
+              <w:rPr>
+                <w:rFonts w:ascii="Times New Roman" w:hAnsi="Times New Roman" w:cs="Times New Roman"/>
+                <w:sz w:val="22"/>
+                <w:szCs w:val="22"/>
+              </w:rPr>
             </w:pPr>
             <w:r>
               <w:rPr>
-                <w:rFonts w:ascii="Calibri" w:hAnsi="Calibri"/>
-                <w:sz w:val="19"/>
+                <w:rFonts w:ascii="Times New Roman" w:hAnsi="Times New Roman" w:cs="Times New Roman"/>
+                <w:sz w:val="22"/>
+                <w:szCs w:val="22"/>
               </w:rPr>
               <w:t>13.5x</w:t>
             </w:r>
@@ -2464,12 +3446,19 @@
           </w:tcPr>
           <w:p>
             <w:pPr>
-              <w:jc w:val="center"/>
+              <w:jc w:val="both"/>
+              <w:spacing w:line="360" w:lineRule="auto"/>
+              <w:rPr>
+                <w:rFonts w:ascii="Times New Roman" w:hAnsi="Times New Roman" w:cs="Times New Roman"/>
+                <w:sz w:val="22"/>
+                <w:szCs w:val="22"/>
+              </w:rPr>
             </w:pPr>
             <w:r>
               <w:rPr>
-                <w:rFonts w:ascii="Calibri" w:hAnsi="Calibri"/>
-                <w:sz w:val="19"/>
+                <w:rFonts w:ascii="Times New Roman" w:hAnsi="Times New Roman" w:cs="Times New Roman"/>
+                <w:sz w:val="22"/>
+                <w:szCs w:val="22"/>
               </w:rPr>
               <w:t>-17%</w:t>
             </w:r>
@@ -2482,12 +3471,19 @@
           </w:tcPr>
           <w:p>
             <w:pPr>
-              <w:jc w:val="center"/>
+              <w:jc w:val="both"/>
+              <w:spacing w:line="360" w:lineRule="auto"/>
+              <w:rPr>
+                <w:rFonts w:ascii="Times New Roman" w:hAnsi="Times New Roman" w:cs="Times New Roman"/>
+                <w:sz w:val="22"/>
+                <w:szCs w:val="22"/>
+              </w:rPr>
             </w:pPr>
             <w:r>
               <w:rPr>
-                <w:rFonts w:ascii="Calibri" w:hAnsi="Calibri"/>
-                <w:sz w:val="19"/>
+                <w:rFonts w:ascii="Times New Roman" w:hAnsi="Times New Roman" w:cs="Times New Roman"/>
+                <w:sz w:val="22"/>
+                <w:szCs w:val="22"/>
               </w:rPr>
               <w:t>+8%</w:t>
             </w:r>
@@ -2502,12 +3498,19 @@
           </w:tcPr>
           <w:p>
             <w:pPr>
-              <w:jc w:val="center"/>
+              <w:jc w:val="both"/>
+              <w:spacing w:line="360" w:lineRule="auto"/>
+              <w:rPr>
+                <w:rFonts w:ascii="Times New Roman" w:hAnsi="Times New Roman" w:cs="Times New Roman"/>
+                <w:sz w:val="22"/>
+                <w:szCs w:val="22"/>
+              </w:rPr>
             </w:pPr>
             <w:r>
               <w:rPr>
-                <w:rFonts w:ascii="Calibri" w:hAnsi="Calibri"/>
-                <w:sz w:val="19"/>
+                <w:rFonts w:ascii="Times New Roman" w:hAnsi="Times New Roman" w:cs="Times New Roman"/>
+                <w:sz w:val="22"/>
+                <w:szCs w:val="22"/>
               </w:rPr>
               <w:t>India</w:t>
             </w:r>
@@ -2520,12 +3523,19 @@
           </w:tcPr>
           <w:p>
             <w:pPr>
-              <w:jc w:val="center"/>
+              <w:jc w:val="both"/>
+              <w:spacing w:line="360" w:lineRule="auto"/>
+              <w:rPr>
+                <w:rFonts w:ascii="Times New Roman" w:hAnsi="Times New Roman" w:cs="Times New Roman"/>
+                <w:sz w:val="22"/>
+                <w:szCs w:val="22"/>
+              </w:rPr>
             </w:pPr>
             <w:r>
               <w:rPr>
-                <w:rFonts w:ascii="Calibri" w:hAnsi="Calibri"/>
-                <w:sz w:val="19"/>
+                <w:rFonts w:ascii="Times New Roman" w:hAnsi="Times New Roman" w:cs="Times New Roman"/>
+                <w:sz w:val="22"/>
+                <w:szCs w:val="22"/>
               </w:rPr>
               <w:t>17%</w:t>
             </w:r>
@@ -2538,12 +3548,19 @@
           </w:tcPr>
           <w:p>
             <w:pPr>
-              <w:jc w:val="center"/>
+              <w:jc w:val="both"/>
+              <w:spacing w:line="360" w:lineRule="auto"/>
+              <w:rPr>
+                <w:rFonts w:ascii="Times New Roman" w:hAnsi="Times New Roman" w:cs="Times New Roman"/>
+                <w:sz w:val="22"/>
+                <w:szCs w:val="22"/>
+              </w:rPr>
             </w:pPr>
             <w:r>
               <w:rPr>
-                <w:rFonts w:ascii="Calibri" w:hAnsi="Calibri"/>
-                <w:sz w:val="19"/>
+                <w:rFonts w:ascii="Times New Roman" w:hAnsi="Times New Roman" w:cs="Times New Roman"/>
+                <w:sz w:val="22"/>
+                <w:szCs w:val="22"/>
               </w:rPr>
               <w:t>20.1x</w:t>
             </w:r>
@@ -2556,12 +3573,19 @@
           </w:tcPr>
           <w:p>
             <w:pPr>
-              <w:jc w:val="center"/>
+              <w:jc w:val="both"/>
+              <w:spacing w:line="360" w:lineRule="auto"/>
+              <w:rPr>
+                <w:rFonts w:ascii="Times New Roman" w:hAnsi="Times New Roman" w:cs="Times New Roman"/>
+                <w:sz w:val="22"/>
+                <w:szCs w:val="22"/>
+              </w:rPr>
             </w:pPr>
             <w:r>
               <w:rPr>
-                <w:rFonts w:ascii="Calibri" w:hAnsi="Calibri"/>
-                <w:sz w:val="19"/>
+                <w:rFonts w:ascii="Times New Roman" w:hAnsi="Times New Roman" w:cs="Times New Roman"/>
+                <w:sz w:val="22"/>
+                <w:szCs w:val="22"/>
               </w:rPr>
               <w:t>23.4x</w:t>
             </w:r>
@@ -2574,12 +3598,19 @@
           </w:tcPr>
           <w:p>
             <w:pPr>
-              <w:jc w:val="center"/>
+              <w:jc w:val="both"/>
+              <w:spacing w:line="360" w:lineRule="auto"/>
+              <w:rPr>
+                <w:rFonts w:ascii="Times New Roman" w:hAnsi="Times New Roman" w:cs="Times New Roman"/>
+                <w:sz w:val="22"/>
+                <w:szCs w:val="22"/>
+              </w:rPr>
             </w:pPr>
             <w:r>
               <w:rPr>
-                <w:rFonts w:ascii="Calibri" w:hAnsi="Calibri"/>
-                <w:sz w:val="19"/>
+                <w:rFonts w:ascii="Times New Roman" w:hAnsi="Times New Roman" w:cs="Times New Roman"/>
+                <w:sz w:val="22"/>
+                <w:szCs w:val="22"/>
               </w:rPr>
               <w:t>-14%</w:t>
             </w:r>
@@ -2592,12 +3623,19 @@
           </w:tcPr>
           <w:p>
             <w:pPr>
-              <w:jc w:val="center"/>
+              <w:jc w:val="both"/>
+              <w:spacing w:line="360" w:lineRule="auto"/>
+              <w:rPr>
+                <w:rFonts w:ascii="Times New Roman" w:hAnsi="Times New Roman" w:cs="Times New Roman"/>
+                <w:sz w:val="22"/>
+                <w:szCs w:val="22"/>
+              </w:rPr>
             </w:pPr>
             <w:r>
               <w:rPr>
-                <w:rFonts w:ascii="Calibri" w:hAnsi="Calibri"/>
-                <w:sz w:val="19"/>
+                <w:rFonts w:ascii="Times New Roman" w:hAnsi="Times New Roman" w:cs="Times New Roman"/>
+                <w:sz w:val="22"/>
+                <w:szCs w:val="22"/>
               </w:rPr>
               <w:t>+14%</w:t>
             </w:r>
@@ -2612,12 +3650,19 @@
           </w:tcPr>
           <w:p>
             <w:pPr>
-              <w:jc w:val="center"/>
+              <w:jc w:val="both"/>
+              <w:spacing w:line="360" w:lineRule="auto"/>
+              <w:rPr>
+                <w:rFonts w:ascii="Times New Roman" w:hAnsi="Times New Roman" w:cs="Times New Roman"/>
+                <w:sz w:val="22"/>
+                <w:szCs w:val="22"/>
+              </w:rPr>
             </w:pPr>
             <w:r>
               <w:rPr>
-                <w:rFonts w:ascii="Calibri" w:hAnsi="Calibri"/>
-                <w:sz w:val="19"/>
+                <w:rFonts w:ascii="Times New Roman" w:hAnsi="Times New Roman" w:cs="Times New Roman"/>
+                <w:sz w:val="22"/>
+                <w:szCs w:val="22"/>
               </w:rPr>
               <w:t>Taiwan</w:t>
             </w:r>
@@ -2630,12 +3675,19 @@
           </w:tcPr>
           <w:p>
             <w:pPr>
-              <w:jc w:val="center"/>
+              <w:jc w:val="both"/>
+              <w:spacing w:line="360" w:lineRule="auto"/>
+              <w:rPr>
+                <w:rFonts w:ascii="Times New Roman" w:hAnsi="Times New Roman" w:cs="Times New Roman"/>
+                <w:sz w:val="22"/>
+                <w:szCs w:val="22"/>
+              </w:rPr>
             </w:pPr>
             <w:r>
               <w:rPr>
-                <w:rFonts w:ascii="Calibri" w:hAnsi="Calibri"/>
-                <w:sz w:val="19"/>
+                <w:rFonts w:ascii="Times New Roman" w:hAnsi="Times New Roman" w:cs="Times New Roman"/>
+                <w:sz w:val="22"/>
+                <w:szCs w:val="22"/>
               </w:rPr>
               <w:t>16%</w:t>
             </w:r>
@@ -2648,12 +3700,19 @@
           </w:tcPr>
           <w:p>
             <w:pPr>
-              <w:jc w:val="center"/>
+              <w:jc w:val="both"/>
+              <w:spacing w:line="360" w:lineRule="auto"/>
+              <w:rPr>
+                <w:rFonts w:ascii="Times New Roman" w:hAnsi="Times New Roman" w:cs="Times New Roman"/>
+                <w:sz w:val="22"/>
+                <w:szCs w:val="22"/>
+              </w:rPr>
             </w:pPr>
             <w:r>
               <w:rPr>
-                <w:rFonts w:ascii="Calibri" w:hAnsi="Calibri"/>
-                <w:sz w:val="19"/>
+                <w:rFonts w:ascii="Times New Roman" w:hAnsi="Times New Roman" w:cs="Times New Roman"/>
+                <w:sz w:val="22"/>
+                <w:szCs w:val="22"/>
               </w:rPr>
               <w:t>15.8x</w:t>
             </w:r>
@@ -2666,12 +3725,19 @@
           </w:tcPr>
           <w:p>
             <w:pPr>
-              <w:jc w:val="center"/>
+              <w:jc w:val="both"/>
+              <w:spacing w:line="360" w:lineRule="auto"/>
+              <w:rPr>
+                <w:rFonts w:ascii="Times New Roman" w:hAnsi="Times New Roman" w:cs="Times New Roman"/>
+                <w:sz w:val="22"/>
+                <w:szCs w:val="22"/>
+              </w:rPr>
             </w:pPr>
             <w:r>
               <w:rPr>
-                <w:rFonts w:ascii="Calibri" w:hAnsi="Calibri"/>
-                <w:sz w:val="19"/>
+                <w:rFonts w:ascii="Times New Roman" w:hAnsi="Times New Roman" w:cs="Times New Roman"/>
+                <w:sz w:val="22"/>
+                <w:szCs w:val="22"/>
               </w:rPr>
               <w:t>17.2x</w:t>
             </w:r>
@@ -2684,12 +3750,19 @@
           </w:tcPr>
           <w:p>
             <w:pPr>
-              <w:jc w:val="center"/>
+              <w:jc w:val="both"/>
+              <w:spacing w:line="360" w:lineRule="auto"/>
+              <w:rPr>
+                <w:rFonts w:ascii="Times New Roman" w:hAnsi="Times New Roman" w:cs="Times New Roman"/>
+                <w:sz w:val="22"/>
+                <w:szCs w:val="22"/>
+              </w:rPr>
             </w:pPr>
             <w:r>
               <w:rPr>
-                <w:rFonts w:ascii="Calibri" w:hAnsi="Calibri"/>
-                <w:sz w:val="19"/>
+                <w:rFonts w:ascii="Times New Roman" w:hAnsi="Times New Roman" w:cs="Times New Roman"/>
+                <w:sz w:val="22"/>
+                <w:szCs w:val="22"/>
               </w:rPr>
               <w:t>-8%</w:t>
             </w:r>
@@ -2702,12 +3775,19 @@
           </w:tcPr>
           <w:p>
             <w:pPr>
-              <w:jc w:val="center"/>
+              <w:jc w:val="both"/>
+              <w:spacing w:line="360" w:lineRule="auto"/>
+              <w:rPr>
+                <w:rFonts w:ascii="Times New Roman" w:hAnsi="Times New Roman" w:cs="Times New Roman"/>
+                <w:sz w:val="22"/>
+                <w:szCs w:val="22"/>
+              </w:rPr>
             </w:pPr>
             <w:r>
               <w:rPr>
-                <w:rFonts w:ascii="Calibri" w:hAnsi="Calibri"/>
-                <w:sz w:val="19"/>
+                <w:rFonts w:ascii="Times New Roman" w:hAnsi="Times New Roman" w:cs="Times New Roman"/>
+                <w:sz w:val="22"/>
+                <w:szCs w:val="22"/>
               </w:rPr>
               <w:t>+12%</w:t>
             </w:r>
@@ -2722,12 +3802,19 @@
           </w:tcPr>
           <w:p>
             <w:pPr>
-              <w:jc w:val="center"/>
+              <w:jc w:val="both"/>
+              <w:spacing w:line="360" w:lineRule="auto"/>
+              <w:rPr>
+                <w:rFonts w:ascii="Times New Roman" w:hAnsi="Times New Roman" w:cs="Times New Roman"/>
+                <w:sz w:val="22"/>
+                <w:szCs w:val="22"/>
+              </w:rPr>
             </w:pPr>
             <w:r>
               <w:rPr>
-                <w:rFonts w:ascii="Calibri" w:hAnsi="Calibri"/>
-                <w:sz w:val="19"/>
+                <w:rFonts w:ascii="Times New Roman" w:hAnsi="Times New Roman" w:cs="Times New Roman"/>
+                <w:sz w:val="22"/>
+                <w:szCs w:val="22"/>
               </w:rPr>
               <w:t>South Korea</w:t>
             </w:r>
@@ -2740,12 +3827,19 @@
           </w:tcPr>
           <w:p>
             <w:pPr>
-              <w:jc w:val="center"/>
+              <w:jc w:val="both"/>
+              <w:spacing w:line="360" w:lineRule="auto"/>
+              <w:rPr>
+                <w:rFonts w:ascii="Times New Roman" w:hAnsi="Times New Roman" w:cs="Times New Roman"/>
+                <w:sz w:val="22"/>
+                <w:szCs w:val="22"/>
+              </w:rPr>
             </w:pPr>
             <w:r>
               <w:rPr>
-                <w:rFonts w:ascii="Calibri" w:hAnsi="Calibri"/>
-                <w:sz w:val="19"/>
+                <w:rFonts w:ascii="Times New Roman" w:hAnsi="Times New Roman" w:cs="Times New Roman"/>
+                <w:sz w:val="22"/>
+                <w:szCs w:val="22"/>
               </w:rPr>
               <w:t>11%</w:t>
             </w:r>
@@ -2758,12 +3852,19 @@
           </w:tcPr>
           <w:p>
             <w:pPr>
-              <w:jc w:val="center"/>
+              <w:jc w:val="both"/>
+              <w:spacing w:line="360" w:lineRule="auto"/>
+              <w:rPr>
+                <w:rFonts w:ascii="Times New Roman" w:hAnsi="Times New Roman" w:cs="Times New Roman"/>
+                <w:sz w:val="22"/>
+                <w:szCs w:val="22"/>
+              </w:rPr>
             </w:pPr>
             <w:r>
               <w:rPr>
-                <w:rFonts w:ascii="Calibri" w:hAnsi="Calibri"/>
-                <w:sz w:val="19"/>
+                <w:rFonts w:ascii="Times New Roman" w:hAnsi="Times New Roman" w:cs="Times New Roman"/>
+                <w:sz w:val="22"/>
+                <w:szCs w:val="22"/>
               </w:rPr>
               <w:t>9.8x</w:t>
             </w:r>
@@ -2776,12 +3877,19 @@
           </w:tcPr>
           <w:p>
             <w:pPr>
-              <w:jc w:val="center"/>
+              <w:jc w:val="both"/>
+              <w:spacing w:line="360" w:lineRule="auto"/>
+              <w:rPr>
+                <w:rFonts w:ascii="Times New Roman" w:hAnsi="Times New Roman" w:cs="Times New Roman"/>
+                <w:sz w:val="22"/>
+                <w:szCs w:val="22"/>
+              </w:rPr>
             </w:pPr>
             <w:r>
               <w:rPr>
-                <w:rFonts w:ascii="Calibri" w:hAnsi="Calibri"/>
-                <w:sz w:val="19"/>
+                <w:rFonts w:ascii="Times New Roman" w:hAnsi="Times New Roman" w:cs="Times New Roman"/>
+                <w:sz w:val="22"/>
+                <w:szCs w:val="22"/>
               </w:rPr>
               <w:t>12.1x</w:t>
             </w:r>
@@ -2794,12 +3902,19 @@
           </w:tcPr>
           <w:p>
             <w:pPr>
-              <w:jc w:val="center"/>
+              <w:jc w:val="both"/>
+              <w:spacing w:line="360" w:lineRule="auto"/>
+              <w:rPr>
+                <w:rFonts w:ascii="Times New Roman" w:hAnsi="Times New Roman" w:cs="Times New Roman"/>
+                <w:sz w:val="22"/>
+                <w:szCs w:val="22"/>
+              </w:rPr>
             </w:pPr>
             <w:r>
               <w:rPr>
-                <w:rFonts w:ascii="Calibri" w:hAnsi="Calibri"/>
-                <w:sz w:val="19"/>
+                <w:rFonts w:ascii="Times New Roman" w:hAnsi="Times New Roman" w:cs="Times New Roman"/>
+                <w:sz w:val="22"/>
+                <w:szCs w:val="22"/>
               </w:rPr>
               <w:t>-19%</w:t>
             </w:r>
@@ -2812,12 +3927,19 @@
           </w:tcPr>
           <w:p>
             <w:pPr>
-              <w:jc w:val="center"/>
+              <w:jc w:val="both"/>
+              <w:spacing w:line="360" w:lineRule="auto"/>
+              <w:rPr>
+                <w:rFonts w:ascii="Times New Roman" w:hAnsi="Times New Roman" w:cs="Times New Roman"/>
+                <w:sz w:val="22"/>
+                <w:szCs w:val="22"/>
+              </w:rPr>
             </w:pPr>
             <w:r>
               <w:rPr>
-                <w:rFonts w:ascii="Calibri" w:hAnsi="Calibri"/>
-                <w:sz w:val="19"/>
+                <w:rFonts w:ascii="Times New Roman" w:hAnsi="Times New Roman" w:cs="Times New Roman"/>
+                <w:sz w:val="22"/>
+                <w:szCs w:val="22"/>
               </w:rPr>
               <w:t>+7%</w:t>
             </w:r>
@@ -2832,12 +3954,19 @@
           </w:tcPr>
           <w:p>
             <w:pPr>
-              <w:jc w:val="center"/>
+              <w:jc w:val="both"/>
+              <w:spacing w:line="360" w:lineRule="auto"/>
+              <w:rPr>
+                <w:rFonts w:ascii="Times New Roman" w:hAnsi="Times New Roman" w:cs="Times New Roman"/>
+                <w:sz w:val="22"/>
+                <w:szCs w:val="22"/>
+              </w:rPr>
             </w:pPr>
             <w:r>
               <w:rPr>
-                <w:rFonts w:ascii="Calibri" w:hAnsi="Calibri"/>
-                <w:sz w:val="19"/>
+                <w:rFonts w:ascii="Times New Roman" w:hAnsi="Times New Roman" w:cs="Times New Roman"/>
+                <w:sz w:val="22"/>
+                <w:szCs w:val="22"/>
               </w:rPr>
               <w:t>Brazil</w:t>
             </w:r>
@@ -2850,12 +3979,19 @@
           </w:tcPr>
           <w:p>
             <w:pPr>
-              <w:jc w:val="center"/>
+              <w:jc w:val="both"/>
+              <w:spacing w:line="360" w:lineRule="auto"/>
+              <w:rPr>
+                <w:rFonts w:ascii="Times New Roman" w:hAnsi="Times New Roman" w:cs="Times New Roman"/>
+                <w:sz w:val="22"/>
+                <w:szCs w:val="22"/>
+              </w:rPr>
             </w:pPr>
             <w:r>
               <w:rPr>
-                <w:rFonts w:ascii="Calibri" w:hAnsi="Calibri"/>
-                <w:sz w:val="19"/>
+                <w:rFonts w:ascii="Times New Roman" w:hAnsi="Times New Roman" w:cs="Times New Roman"/>
+                <w:sz w:val="22"/>
+                <w:szCs w:val="22"/>
               </w:rPr>
               <w:t>5%</w:t>
             </w:r>
@@ -2868,12 +4004,19 @@
           </w:tcPr>
           <w:p>
             <w:pPr>
-              <w:jc w:val="center"/>
+              <w:jc w:val="both"/>
+              <w:spacing w:line="360" w:lineRule="auto"/>
+              <w:rPr>
+                <w:rFonts w:ascii="Times New Roman" w:hAnsi="Times New Roman" w:cs="Times New Roman"/>
+                <w:sz w:val="22"/>
+                <w:szCs w:val="22"/>
+              </w:rPr>
             </w:pPr>
             <w:r>
               <w:rPr>
-                <w:rFonts w:ascii="Calibri" w:hAnsi="Calibri"/>
-                <w:sz w:val="19"/>
+                <w:rFonts w:ascii="Times New Roman" w:hAnsi="Times New Roman" w:cs="Times New Roman"/>
+                <w:sz w:val="22"/>
+                <w:szCs w:val="22"/>
               </w:rPr>
               <w:t>7.2x</w:t>
             </w:r>
@@ -2886,12 +4029,19 @@
           </w:tcPr>
           <w:p>
             <w:pPr>
-              <w:jc w:val="center"/>
+              <w:jc w:val="both"/>
+              <w:spacing w:line="360" w:lineRule="auto"/>
+              <w:rPr>
+                <w:rFonts w:ascii="Times New Roman" w:hAnsi="Times New Roman" w:cs="Times New Roman"/>
+                <w:sz w:val="22"/>
+                <w:szCs w:val="22"/>
+              </w:rPr>
             </w:pPr>
             <w:r>
               <w:rPr>
-                <w:rFonts w:ascii="Calibri" w:hAnsi="Calibri"/>
-                <w:sz w:val="19"/>
+                <w:rFonts w:ascii="Times New Roman" w:hAnsi="Times New Roman" w:cs="Times New Roman"/>
+                <w:sz w:val="22"/>
+                <w:szCs w:val="22"/>
               </w:rPr>
               <w:t>10.1x</w:t>
             </w:r>
@@ -2904,12 +4054,19 @@
           </w:tcPr>
           <w:p>
             <w:pPr>
-              <w:jc w:val="center"/>
+              <w:jc w:val="both"/>
+              <w:spacing w:line="360" w:lineRule="auto"/>
+              <w:rPr>
+                <w:rFonts w:ascii="Times New Roman" w:hAnsi="Times New Roman" w:cs="Times New Roman"/>
+                <w:sz w:val="22"/>
+                <w:szCs w:val="22"/>
+              </w:rPr>
             </w:pPr>
             <w:r>
               <w:rPr>
-                <w:rFonts w:ascii="Calibri" w:hAnsi="Calibri"/>
-                <w:sz w:val="19"/>
+                <w:rFonts w:ascii="Times New Roman" w:hAnsi="Times New Roman" w:cs="Times New Roman"/>
+                <w:sz w:val="22"/>
+                <w:szCs w:val="22"/>
               </w:rPr>
               <w:t>-29%</w:t>
             </w:r>
@@ -2922,12 +4079,19 @@
           </w:tcPr>
           <w:p>
             <w:pPr>
-              <w:jc w:val="center"/>
+              <w:jc w:val="both"/>
+              <w:spacing w:line="360" w:lineRule="auto"/>
+              <w:rPr>
+                <w:rFonts w:ascii="Times New Roman" w:hAnsi="Times New Roman" w:cs="Times New Roman"/>
+                <w:sz w:val="22"/>
+                <w:szCs w:val="22"/>
+              </w:rPr>
             </w:pPr>
             <w:r>
               <w:rPr>
-                <w:rFonts w:ascii="Calibri" w:hAnsi="Calibri"/>
-                <w:sz w:val="19"/>
+                <w:rFonts w:ascii="Times New Roman" w:hAnsi="Times New Roman" w:cs="Times New Roman"/>
+                <w:sz w:val="22"/>
+                <w:szCs w:val="22"/>
               </w:rPr>
               <w:t>+6%</w:t>
             </w:r>
@@ -2942,12 +4106,19 @@
           </w:tcPr>
           <w:p>
             <w:pPr>
-              <w:jc w:val="center"/>
+              <w:jc w:val="both"/>
+              <w:spacing w:line="360" w:lineRule="auto"/>
+              <w:rPr>
+                <w:rFonts w:ascii="Times New Roman" w:hAnsi="Times New Roman" w:cs="Times New Roman"/>
+                <w:sz w:val="22"/>
+                <w:szCs w:val="22"/>
+              </w:rPr>
             </w:pPr>
             <w:r>
               <w:rPr>
-                <w:rFonts w:ascii="Calibri" w:hAnsi="Calibri"/>
-                <w:sz w:val="19"/>
+                <w:rFonts w:ascii="Times New Roman" w:hAnsi="Times New Roman" w:cs="Times New Roman"/>
+                <w:sz w:val="22"/>
+                <w:szCs w:val="22"/>
               </w:rPr>
               <w:t>Saudi Arabia</w:t>
             </w:r>
@@ -2960,12 +4131,19 @@
           </w:tcPr>
           <w:p>
             <w:pPr>
-              <w:jc w:val="center"/>
+              <w:jc w:val="both"/>
+              <w:spacing w:line="360" w:lineRule="auto"/>
+              <w:rPr>
+                <w:rFonts w:ascii="Times New Roman" w:hAnsi="Times New Roman" w:cs="Times New Roman"/>
+                <w:sz w:val="22"/>
+                <w:szCs w:val="22"/>
+              </w:rPr>
             </w:pPr>
             <w:r>
               <w:rPr>
-                <w:rFonts w:ascii="Calibri" w:hAnsi="Calibri"/>
-                <w:sz w:val="19"/>
+                <w:rFonts w:ascii="Times New Roman" w:hAnsi="Times New Roman" w:cs="Times New Roman"/>
+                <w:sz w:val="22"/>
+                <w:szCs w:val="22"/>
               </w:rPr>
               <w:t>4%</w:t>
             </w:r>
@@ -2978,12 +4156,19 @@
           </w:tcPr>
           <w:p>
             <w:pPr>
-              <w:jc w:val="center"/>
+              <w:jc w:val="both"/>
+              <w:spacing w:line="360" w:lineRule="auto"/>
+              <w:rPr>
+                <w:rFonts w:ascii="Times New Roman" w:hAnsi="Times New Roman" w:cs="Times New Roman"/>
+                <w:sz w:val="22"/>
+                <w:szCs w:val="22"/>
+              </w:rPr>
             </w:pPr>
             <w:r>
               <w:rPr>
-                <w:rFonts w:ascii="Calibri" w:hAnsi="Calibri"/>
-                <w:sz w:val="19"/>
+                <w:rFonts w:ascii="Times New Roman" w:hAnsi="Times New Roman" w:cs="Times New Roman"/>
+                <w:sz w:val="22"/>
+                <w:szCs w:val="22"/>
               </w:rPr>
               <w:t>17.5x</w:t>
             </w:r>
@@ -2996,12 +4181,19 @@
           </w:tcPr>
           <w:p>
             <w:pPr>
-              <w:jc w:val="center"/>
+              <w:jc w:val="both"/>
+              <w:spacing w:line="360" w:lineRule="auto"/>
+              <w:rPr>
+                <w:rFonts w:ascii="Times New Roman" w:hAnsi="Times New Roman" w:cs="Times New Roman"/>
+                <w:sz w:val="22"/>
+                <w:szCs w:val="22"/>
+              </w:rPr>
             </w:pPr>
             <w:r>
               <w:rPr>
-                <w:rFonts w:ascii="Calibri" w:hAnsi="Calibri"/>
-                <w:sz w:val="19"/>
+                <w:rFonts w:ascii="Times New Roman" w:hAnsi="Times New Roman" w:cs="Times New Roman"/>
+                <w:sz w:val="22"/>
+                <w:szCs w:val="22"/>
               </w:rPr>
               <w:t>20.3x</w:t>
             </w:r>
@@ -3014,12 +4206,19 @@
           </w:tcPr>
           <w:p>
             <w:pPr>
-              <w:jc w:val="center"/>
+              <w:jc w:val="both"/>
+              <w:spacing w:line="360" w:lineRule="auto"/>
+              <w:rPr>
+                <w:rFonts w:ascii="Times New Roman" w:hAnsi="Times New Roman" w:cs="Times New Roman"/>
+                <w:sz w:val="22"/>
+                <w:szCs w:val="22"/>
+              </w:rPr>
             </w:pPr>
             <w:r>
               <w:rPr>
-                <w:rFonts w:ascii="Calibri" w:hAnsi="Calibri"/>
-                <w:sz w:val="19"/>
+                <w:rFonts w:ascii="Times New Roman" w:hAnsi="Times New Roman" w:cs="Times New Roman"/>
+                <w:sz w:val="22"/>
+                <w:szCs w:val="22"/>
               </w:rPr>
               <w:t>-14%</w:t>
             </w:r>
@@ -3032,12 +4231,19 @@
           </w:tcPr>
           <w:p>
             <w:pPr>
-              <w:jc w:val="center"/>
+              <w:jc w:val="both"/>
+              <w:spacing w:line="360" w:lineRule="auto"/>
+              <w:rPr>
+                <w:rFonts w:ascii="Times New Roman" w:hAnsi="Times New Roman" w:cs="Times New Roman"/>
+                <w:sz w:val="22"/>
+                <w:szCs w:val="22"/>
+              </w:rPr>
             </w:pPr>
             <w:r>
               <w:rPr>
-                <w:rFonts w:ascii="Calibri" w:hAnsi="Calibri"/>
-                <w:sz w:val="19"/>
+                <w:rFonts w:ascii="Times New Roman" w:hAnsi="Times New Roman" w:cs="Times New Roman"/>
+                <w:sz w:val="22"/>
+                <w:szCs w:val="22"/>
               </w:rPr>
               <w:t>+5%</w:t>
             </w:r>
@@ -3052,12 +4258,19 @@
           </w:tcPr>
           <w:p>
             <w:pPr>
-              <w:jc w:val="center"/>
+              <w:jc w:val="both"/>
+              <w:spacing w:line="360" w:lineRule="auto"/>
+              <w:rPr>
+                <w:rFonts w:ascii="Times New Roman" w:hAnsi="Times New Roman" w:cs="Times New Roman"/>
+                <w:sz w:val="22"/>
+                <w:szCs w:val="22"/>
+              </w:rPr>
             </w:pPr>
             <w:r>
               <w:rPr>
-                <w:rFonts w:ascii="Calibri" w:hAnsi="Calibri"/>
-                <w:sz w:val="19"/>
+                <w:rFonts w:ascii="Times New Roman" w:hAnsi="Times New Roman" w:cs="Times New Roman"/>
+                <w:sz w:val="22"/>
+                <w:szCs w:val="22"/>
               </w:rPr>
               <w:t>Mexico</w:t>
             </w:r>
@@ -3070,12 +4283,19 @@
           </w:tcPr>
           <w:p>
             <w:pPr>
-              <w:jc w:val="center"/>
+              <w:jc w:val="both"/>
+              <w:spacing w:line="360" w:lineRule="auto"/>
+              <w:rPr>
+                <w:rFonts w:ascii="Times New Roman" w:hAnsi="Times New Roman" w:cs="Times New Roman"/>
+                <w:sz w:val="22"/>
+                <w:szCs w:val="22"/>
+              </w:rPr>
             </w:pPr>
             <w:r>
               <w:rPr>
-                <w:rFonts w:ascii="Calibri" w:hAnsi="Calibri"/>
-                <w:sz w:val="19"/>
+                <w:rFonts w:ascii="Times New Roman" w:hAnsi="Times New Roman" w:cs="Times New Roman"/>
+                <w:sz w:val="22"/>
+                <w:szCs w:val="22"/>
               </w:rPr>
               <w:t>2%</w:t>
             </w:r>
@@ -3088,12 +4308,19 @@
           </w:tcPr>
           <w:p>
             <w:pPr>
-              <w:jc w:val="center"/>
+              <w:jc w:val="both"/>
+              <w:spacing w:line="360" w:lineRule="auto"/>
+              <w:rPr>
+                <w:rFonts w:ascii="Times New Roman" w:hAnsi="Times New Roman" w:cs="Times New Roman"/>
+                <w:sz w:val="22"/>
+                <w:szCs w:val="22"/>
+              </w:rPr>
             </w:pPr>
             <w:r>
               <w:rPr>
-                <w:rFonts w:ascii="Calibri" w:hAnsi="Calibri"/>
-                <w:sz w:val="19"/>
+                <w:rFonts w:ascii="Times New Roman" w:hAnsi="Times New Roman" w:cs="Times New Roman"/>
+                <w:sz w:val="22"/>
+                <w:szCs w:val="22"/>
               </w:rPr>
               <w:t>11.4x</w:t>
             </w:r>
@@ -3106,12 +4333,19 @@
           </w:tcPr>
           <w:p>
             <w:pPr>
-              <w:jc w:val="center"/>
+              <w:jc w:val="both"/>
+              <w:spacing w:line="360" w:lineRule="auto"/>
+              <w:rPr>
+                <w:rFonts w:ascii="Times New Roman" w:hAnsi="Times New Roman" w:cs="Times New Roman"/>
+                <w:sz w:val="22"/>
+                <w:szCs w:val="22"/>
+              </w:rPr>
             </w:pPr>
             <w:r>
               <w:rPr>
-                <w:rFonts w:ascii="Calibri" w:hAnsi="Calibri"/>
-                <w:sz w:val="19"/>
+                <w:rFonts w:ascii="Times New Roman" w:hAnsi="Times New Roman" w:cs="Times New Roman"/>
+                <w:sz w:val="22"/>
+                <w:szCs w:val="22"/>
               </w:rPr>
               <w:t>14.8x</w:t>
             </w:r>
@@ -3124,12 +4358,19 @@
           </w:tcPr>
           <w:p>
             <w:pPr>
-              <w:jc w:val="center"/>
+              <w:jc w:val="both"/>
+              <w:spacing w:line="360" w:lineRule="auto"/>
+              <w:rPr>
+                <w:rFonts w:ascii="Times New Roman" w:hAnsi="Times New Roman" w:cs="Times New Roman"/>
+                <w:sz w:val="22"/>
+                <w:szCs w:val="22"/>
+              </w:rPr>
             </w:pPr>
             <w:r>
               <w:rPr>
-                <w:rFonts w:ascii="Calibri" w:hAnsi="Calibri"/>
-                <w:sz w:val="19"/>
+                <w:rFonts w:ascii="Times New Roman" w:hAnsi="Times New Roman" w:cs="Times New Roman"/>
+                <w:sz w:val="22"/>
+                <w:szCs w:val="22"/>
               </w:rPr>
               <w:t>-23%</w:t>
             </w:r>
@@ -3142,12 +4383,19 @@
           </w:tcPr>
           <w:p>
             <w:pPr>
-              <w:jc w:val="center"/>
+              <w:jc w:val="both"/>
+              <w:spacing w:line="360" w:lineRule="auto"/>
+              <w:rPr>
+                <w:rFonts w:ascii="Times New Roman" w:hAnsi="Times New Roman" w:cs="Times New Roman"/>
+                <w:sz w:val="22"/>
+                <w:szCs w:val="22"/>
+              </w:rPr>
             </w:pPr>
             <w:r>
               <w:rPr>
-                <w:rFonts w:ascii="Calibri" w:hAnsi="Calibri"/>
-                <w:sz w:val="19"/>
+                <w:rFonts w:ascii="Times New Roman" w:hAnsi="Times New Roman" w:cs="Times New Roman"/>
+                <w:sz w:val="22"/>
+                <w:szCs w:val="22"/>
               </w:rPr>
               <w:t>+4%</w:t>
             </w:r>
@@ -3155,29 +4403,57 @@
         </w:tc>
       </w:tr>
     </w:tbl>
-    <w:p/>
     <w:p>
       <w:pPr>
-        <w:spacing w:before="240" w:after="80"/>
+        <w:jc w:val="both"/>
+        <w:spacing w:line="360" w:lineRule="auto"/>
+        <w:rPr>
+          <w:rFonts w:ascii="Times New Roman" w:hAnsi="Times New Roman" w:cs="Times New Roman"/>
+          <w:sz w:val="22"/>
+          <w:szCs w:val="22"/>
+        </w:rPr>
+      </w:pPr>
+    </w:p>
+    <w:p>
+      <w:pPr>
+        <w:spacing w:before="240" w:after="80" w:line="360" w:lineRule="auto"/>
         <w:pBdr>
           <w:bottom w:val="single" w:sz="4" w:color="2E86AB"/>
         </w:pBdr>
+        <w:jc w:val="both"/>
+        <w:rPr>
+          <w:rFonts w:ascii="Times New Roman" w:hAnsi="Times New Roman" w:cs="Times New Roman"/>
+          <w:sz w:val="22"/>
+          <w:szCs w:val="22"/>
+        </w:rPr>
       </w:pPr>
       <w:r>
         <w:rPr>
-          <w:rFonts w:ascii="Calibri" w:hAnsi="Calibri"/>
+          <w:rFonts w:ascii="Times New Roman" w:hAnsi="Times New Roman" w:cs="Times New Roman"/>
           <w:b/>
           <w:color w:val="0D1B2A"/>
-          <w:sz w:val="24"/>
+          <w:sz w:val="22"/>
+          <w:szCs w:val="22"/>
         </w:rPr>
         <w:t>Charts &amp; Visual Analysis</w:t>
       </w:r>
     </w:p>
     <w:p>
       <w:pPr>
-        <w:jc w:val="center"/>
+        <w:jc w:val="both"/>
+        <w:spacing w:line="360" w:lineRule="auto"/>
+        <w:rPr>
+          <w:rFonts w:ascii="Times New Roman" w:hAnsi="Times New Roman" w:cs="Times New Roman"/>
+          <w:sz w:val="22"/>
+          <w:szCs w:val="22"/>
+        </w:rPr>
       </w:pPr>
       <w:r>
+        <w:rPr>
+          <w:rFonts w:ascii="Times New Roman" w:hAnsi="Times New Roman" w:cs="Times New Roman"/>
+          <w:sz w:val="22"/>
+          <w:szCs w:val="22"/>
+        </w:rPr>
         <w:drawing>
           <wp:inline xmlns:a="http://schemas.openxmlformats.org/drawingml/2006/main" xmlns:pic="http://schemas.openxmlformats.org/drawingml/2006/picture">
             <wp:extent cx="5669280" cy="3615457"/>
@@ -3214,23 +4490,52 @@
     </w:p>
     <w:p>
       <w:pPr>
-        <w:jc w:val="center"/>
+        <w:jc w:val="both"/>
+        <w:spacing w:line="360" w:lineRule="auto"/>
+        <w:rPr>
+          <w:rFonts w:ascii="Times New Roman" w:hAnsi="Times New Roman" w:cs="Times New Roman"/>
+          <w:sz w:val="22"/>
+          <w:szCs w:val="22"/>
+        </w:rPr>
       </w:pPr>
       <w:r>
         <w:rPr>
           <w:i/>
           <w:color w:val="444444"/>
-          <w:sz w:val="15"/>
+          <w:sz w:val="22"/>
+          <w:rFonts w:ascii="Times New Roman" w:hAnsi="Times New Roman" w:cs="Times New Roman"/>
+          <w:szCs w:val="22"/>
         </w:rPr>
         <w:t>Figure 1: DXY Level vs MSCI EM Annual Return (2007-2023) — OLS   |   Data: tab 'OLS_DXY_EM' in memo-04-emerging-markets-data.xlsx   |   Generation code: Audit_Log tab in memo-04-emerging-markets-data.xlsx</w:t>
       </w:r>
     </w:p>
-    <w:p/>
     <w:p>
       <w:pPr>
-        <w:jc w:val="center"/>
+        <w:jc w:val="both"/>
+        <w:spacing w:line="360" w:lineRule="auto"/>
+        <w:rPr>
+          <w:rFonts w:ascii="Times New Roman" w:hAnsi="Times New Roman" w:cs="Times New Roman"/>
+          <w:sz w:val="22"/>
+          <w:szCs w:val="22"/>
+        </w:rPr>
+      </w:pPr>
+    </w:p>
+    <w:p>
+      <w:pPr>
+        <w:jc w:val="both"/>
+        <w:spacing w:line="360" w:lineRule="auto"/>
+        <w:rPr>
+          <w:rFonts w:ascii="Times New Roman" w:hAnsi="Times New Roman" w:cs="Times New Roman"/>
+          <w:sz w:val="22"/>
+          <w:szCs w:val="22"/>
+        </w:rPr>
       </w:pPr>
       <w:r>
+        <w:rPr>
+          <w:rFonts w:ascii="Times New Roman" w:hAnsi="Times New Roman" w:cs="Times New Roman"/>
+          <w:sz w:val="22"/>
+          <w:szCs w:val="22"/>
+        </w:rPr>
         <w:drawing>
           <wp:inline xmlns:a="http://schemas.openxmlformats.org/drawingml/2006/main" xmlns:pic="http://schemas.openxmlformats.org/drawingml/2006/picture">
             <wp:extent cx="5669280" cy="2460253"/>
@@ -3267,23 +4572,52 @@
     </w:p>
     <w:p>
       <w:pPr>
-        <w:jc w:val="center"/>
+        <w:jc w:val="both"/>
+        <w:spacing w:line="360" w:lineRule="auto"/>
+        <w:rPr>
+          <w:rFonts w:ascii="Times New Roman" w:hAnsi="Times New Roman" w:cs="Times New Roman"/>
+          <w:sz w:val="22"/>
+          <w:szCs w:val="22"/>
+        </w:rPr>
       </w:pPr>
       <w:r>
         <w:rPr>
           <w:i/>
           <w:color w:val="444444"/>
-          <w:sz w:val="15"/>
+          <w:sz w:val="22"/>
+          <w:rFonts w:ascii="Times New Roman" w:hAnsi="Times New Roman" w:cs="Times New Roman"/>
+          <w:szCs w:val="22"/>
         </w:rPr>
         <w:t>Figure 2: MSCI EM vs DM Returns Following DXY Cycle Peaks   |   Data: tab 'DXY_MSCI_EM' in memo-04-emerging-markets-data.xlsx   |   Generation code: Audit_Log tab in memo-04-emerging-markets-data.xlsx</w:t>
       </w:r>
     </w:p>
-    <w:p/>
     <w:p>
       <w:pPr>
-        <w:jc w:val="center"/>
+        <w:jc w:val="both"/>
+        <w:spacing w:line="360" w:lineRule="auto"/>
+        <w:rPr>
+          <w:rFonts w:ascii="Times New Roman" w:hAnsi="Times New Roman" w:cs="Times New Roman"/>
+          <w:sz w:val="22"/>
+          <w:szCs w:val="22"/>
+        </w:rPr>
+      </w:pPr>
+    </w:p>
+    <w:p>
+      <w:pPr>
+        <w:jc w:val="both"/>
+        <w:spacing w:line="360" w:lineRule="auto"/>
+        <w:rPr>
+          <w:rFonts w:ascii="Times New Roman" w:hAnsi="Times New Roman" w:cs="Times New Roman"/>
+          <w:sz w:val="22"/>
+          <w:szCs w:val="22"/>
+        </w:rPr>
       </w:pPr>
       <w:r>
+        <w:rPr>
+          <w:rFonts w:ascii="Times New Roman" w:hAnsi="Times New Roman" w:cs="Times New Roman"/>
+          <w:sz w:val="22"/>
+          <w:szCs w:val="22"/>
+        </w:rPr>
         <w:drawing>
           <wp:inline xmlns:a="http://schemas.openxmlformats.org/drawingml/2006/main" xmlns:pic="http://schemas.openxmlformats.org/drawingml/2006/picture">
             <wp:extent cx="5669280" cy="2758982"/>
@@ -3320,23 +4654,52 @@
     </w:p>
     <w:p>
       <w:pPr>
-        <w:jc w:val="center"/>
+        <w:jc w:val="both"/>
+        <w:spacing w:line="360" w:lineRule="auto"/>
+        <w:rPr>
+          <w:rFonts w:ascii="Times New Roman" w:hAnsi="Times New Roman" w:cs="Times New Roman"/>
+          <w:sz w:val="22"/>
+          <w:szCs w:val="22"/>
+        </w:rPr>
       </w:pPr>
       <w:r>
         <w:rPr>
           <w:i/>
           <w:color w:val="444444"/>
-          <w:sz w:val="15"/>
+          <w:sz w:val="22"/>
+          <w:rFonts w:ascii="Times New Roman" w:hAnsi="Times New Roman" w:cs="Times New Roman"/>
+          <w:szCs w:val="22"/>
         </w:rPr>
         <w:t>Figure 3: MSCI EM / MSCI DM Fwd P/E Ratio — 37% Discount   |   Data: tab 'EM_DM_Discount' in memo-04-emerging-markets-data.xlsx   |   Generation code: Audit_Log tab in memo-04-emerging-markets-data.xlsx</w:t>
       </w:r>
     </w:p>
-    <w:p/>
     <w:p>
       <w:pPr>
-        <w:jc w:val="center"/>
+        <w:jc w:val="both"/>
+        <w:spacing w:line="360" w:lineRule="auto"/>
+        <w:rPr>
+          <w:rFonts w:ascii="Times New Roman" w:hAnsi="Times New Roman" w:cs="Times New Roman"/>
+          <w:sz w:val="22"/>
+          <w:szCs w:val="22"/>
+        </w:rPr>
+      </w:pPr>
+    </w:p>
+    <w:p>
+      <w:pPr>
+        <w:jc w:val="both"/>
+        <w:spacing w:line="360" w:lineRule="auto"/>
+        <w:rPr>
+          <w:rFonts w:ascii="Times New Roman" w:hAnsi="Times New Roman" w:cs="Times New Roman"/>
+          <w:sz w:val="22"/>
+          <w:szCs w:val="22"/>
+        </w:rPr>
       </w:pPr>
       <w:r>
+        <w:rPr>
+          <w:rFonts w:ascii="Times New Roman" w:hAnsi="Times New Roman" w:cs="Times New Roman"/>
+          <w:sz w:val="22"/>
+          <w:szCs w:val="22"/>
+        </w:rPr>
         <w:drawing>
           <wp:inline xmlns:a="http://schemas.openxmlformats.org/drawingml/2006/main" xmlns:pic="http://schemas.openxmlformats.org/drawingml/2006/picture">
             <wp:extent cx="5669280" cy="3313577"/>
@@ -3373,23 +4736,52 @@
     </w:p>
     <w:p>
       <w:pPr>
-        <w:jc w:val="center"/>
+        <w:jc w:val="both"/>
+        <w:spacing w:line="360" w:lineRule="auto"/>
+        <w:rPr>
+          <w:rFonts w:ascii="Times New Roman" w:hAnsi="Times New Roman" w:cs="Times New Roman"/>
+          <w:sz w:val="22"/>
+          <w:szCs w:val="22"/>
+        </w:rPr>
       </w:pPr>
       <w:r>
         <w:rPr>
           <w:i/>
           <w:color w:val="444444"/>
-          <w:sz w:val="15"/>
+          <w:sz w:val="22"/>
+          <w:rFonts w:ascii="Times New Roman" w:hAnsi="Times New Roman" w:cs="Times New Roman"/>
+          <w:szCs w:val="22"/>
         </w:rPr>
         <w:t>Figure 4: Country-Level Valuations: MSCI EM Components   |   Data: tab 'Country_Valuations' in memo-04-emerging-markets-data.xlsx   |   Generation code: Audit_Log tab in memo-04-emerging-markets-data.xlsx</w:t>
       </w:r>
     </w:p>
-    <w:p/>
     <w:p>
       <w:pPr>
-        <w:jc w:val="center"/>
+        <w:jc w:val="both"/>
+        <w:spacing w:line="360" w:lineRule="auto"/>
+        <w:rPr>
+          <w:rFonts w:ascii="Times New Roman" w:hAnsi="Times New Roman" w:cs="Times New Roman"/>
+          <w:sz w:val="22"/>
+          <w:szCs w:val="22"/>
+        </w:rPr>
+      </w:pPr>
+    </w:p>
+    <w:p>
+      <w:pPr>
+        <w:jc w:val="both"/>
+        <w:spacing w:line="360" w:lineRule="auto"/>
+        <w:rPr>
+          <w:rFonts w:ascii="Times New Roman" w:hAnsi="Times New Roman" w:cs="Times New Roman"/>
+          <w:sz w:val="22"/>
+          <w:szCs w:val="22"/>
+        </w:rPr>
       </w:pPr>
       <w:r>
+        <w:rPr>
+          <w:rFonts w:ascii="Times New Roman" w:hAnsi="Times New Roman" w:cs="Times New Roman"/>
+          <w:sz w:val="22"/>
+          <w:szCs w:val="22"/>
+        </w:rPr>
         <w:drawing>
           <wp:inline xmlns:a="http://schemas.openxmlformats.org/drawingml/2006/main" xmlns:pic="http://schemas.openxmlformats.org/drawingml/2006/picture">
             <wp:extent cx="5669280" cy="3022510"/>
@@ -3426,23 +4818,52 @@
     </w:p>
     <w:p>
       <w:pPr>
-        <w:jc w:val="center"/>
+        <w:jc w:val="both"/>
+        <w:spacing w:line="360" w:lineRule="auto"/>
+        <w:rPr>
+          <w:rFonts w:ascii="Times New Roman" w:hAnsi="Times New Roman" w:cs="Times New Roman"/>
+          <w:sz w:val="22"/>
+          <w:szCs w:val="22"/>
+        </w:rPr>
       </w:pPr>
       <w:r>
         <w:rPr>
           <w:i/>
           <w:color w:val="444444"/>
-          <w:sz w:val="15"/>
+          <w:sz w:val="22"/>
+          <w:rFonts w:ascii="Times New Roman" w:hAnsi="Times New Roman" w:cs="Times New Roman"/>
+          <w:szCs w:val="22"/>
         </w:rPr>
         <w:t>Figure 5: Annual EM vs US Equity Fund Flows (2019-2025)   |   Data: tab 'Capital_Flows' in memo-04-emerging-markets-data.xlsx   |   Generation code: Audit_Log tab in memo-04-emerging-markets-data.xlsx</w:t>
       </w:r>
     </w:p>
-    <w:p/>
     <w:p>
       <w:pPr>
-        <w:jc w:val="center"/>
+        <w:jc w:val="both"/>
+        <w:spacing w:line="360" w:lineRule="auto"/>
+        <w:rPr>
+          <w:rFonts w:ascii="Times New Roman" w:hAnsi="Times New Roman" w:cs="Times New Roman"/>
+          <w:sz w:val="22"/>
+          <w:szCs w:val="22"/>
+        </w:rPr>
+      </w:pPr>
+    </w:p>
+    <w:p>
+      <w:pPr>
+        <w:jc w:val="both"/>
+        <w:spacing w:line="360" w:lineRule="auto"/>
+        <w:rPr>
+          <w:rFonts w:ascii="Times New Roman" w:hAnsi="Times New Roman" w:cs="Times New Roman"/>
+          <w:sz w:val="22"/>
+          <w:szCs w:val="22"/>
+        </w:rPr>
       </w:pPr>
       <w:r>
+        <w:rPr>
+          <w:rFonts w:ascii="Times New Roman" w:hAnsi="Times New Roman" w:cs="Times New Roman"/>
+          <w:sz w:val="22"/>
+          <w:szCs w:val="22"/>
+        </w:rPr>
         <w:drawing>
           <wp:inline xmlns:a="http://schemas.openxmlformats.org/drawingml/2006/main" xmlns:pic="http://schemas.openxmlformats.org/drawingml/2006/picture">
             <wp:extent cx="5669280" cy="3061299"/>
@@ -3479,18 +4900,36 @@
     </w:p>
     <w:p>
       <w:pPr>
-        <w:jc w:val="center"/>
+        <w:jc w:val="both"/>
+        <w:spacing w:line="360" w:lineRule="auto"/>
+        <w:rPr>
+          <w:rFonts w:ascii="Times New Roman" w:hAnsi="Times New Roman" w:cs="Times New Roman"/>
+          <w:sz w:val="22"/>
+          <w:szCs w:val="22"/>
+        </w:rPr>
       </w:pPr>
       <w:r>
         <w:rPr>
           <w:i/>
           <w:color w:val="444444"/>
-          <w:sz w:val="15"/>
+          <w:sz w:val="22"/>
+          <w:rFonts w:ascii="Times New Roman" w:hAnsi="Times New Roman" w:cs="Times New Roman"/>
+          <w:szCs w:val="22"/>
         </w:rPr>
         <w:t>Figure 6: ECB vs Fed Rate Differential and EUR/USD (2019-2025)   |   Data: tab 'ECB_Fed_Differential' in memo-04-emerging-markets-data.xlsx   |   Generation code: Audit_Log tab in memo-04-emerging-markets-data.xlsx</w:t>
       </w:r>
     </w:p>
-    <w:p/>
+    <w:p>
+      <w:pPr>
+        <w:jc w:val="both"/>
+        <w:spacing w:line="360" w:lineRule="auto"/>
+        <w:rPr>
+          <w:rFonts w:ascii="Times New Roman" w:hAnsi="Times New Roman" w:cs="Times New Roman"/>
+          <w:sz w:val="22"/>
+          <w:szCs w:val="22"/>
+        </w:rPr>
+      </w:pPr>
+    </w:p>
     <w:sectPr>
       <w:footerReference w:type="default" r:id="rId9"/>
       <w:pgSz w:w="11906" w:h="16838"/>
@@ -3729,7 +5168,7 @@
   <w:docDefaults>
     <w:rPrDefault>
       <w:rPr>
-        <w:rFonts w:asciiTheme="minorHAnsi" w:eastAsiaTheme="minorEastAsia" w:hAnsiTheme="minorHAnsi" w:cstheme="minorBidi"/>
+        <w:rFonts w:asciiTheme="minorHAnsi" w:eastAsiaTheme="minorEastAsia" w:hAnsiTheme="minorHAnsi" w:cstheme="minorBidi" w:ascii="Times New Roman" w:hAnsi="Times New Roman" w:cs="Times New Roman"/>
         <w:sz w:val="22"/>
         <w:szCs w:val="22"/>
         <w:lang w:val="en-US" w:eastAsia="en-US" w:bidi="ar-SA"/>
